--- a/tillsyn/A 8258-2026 tillsynsbegäran.docx
+++ b/tillsyn/A 8258-2026 tillsynsbegäran.docx
@@ -287,7 +287,7 @@
     <w:r>
       <w:tab/>
       <w:tab/>
-      <w:t>2026-03-01</w:t>
+      <w:t>2026-03-02</w:t>
       <w:br/>
       <w:br/>
     </w:r>

--- a/tillsyn/A 8258-2026 tillsynsbegäran.docx
+++ b/tillsyn/A 8258-2026 tillsynsbegäran.docx
@@ -287,7 +287,7 @@
     <w:r>
       <w:tab/>
       <w:tab/>
-      <w:t>2026-03-02</w:t>
+      <w:t>2026-03-03</w:t>
       <w:br/>
       <w:br/>
     </w:r>

--- a/tillsyn/A 8258-2026 tillsynsbegäran.docx
+++ b/tillsyn/A 8258-2026 tillsynsbegäran.docx
@@ -287,7 +287,7 @@
     <w:r>
       <w:tab/>
       <w:tab/>
-      <w:t>2026-03-03</w:t>
+      <w:t>2026-03-04</w:t>
       <w:br/>
       <w:br/>
     </w:r>

--- a/tillsyn/A 8258-2026 tillsynsbegäran.docx
+++ b/tillsyn/A 8258-2026 tillsynsbegäran.docx
@@ -287,7 +287,7 @@
     <w:r>
       <w:tab/>
       <w:tab/>
-      <w:t>2026-03-04</w:t>
+      <w:t>2026-03-05</w:t>
       <w:br/>
       <w:br/>
     </w:r>

--- a/tillsyn/A 8258-2026 tillsynsbegäran.docx
+++ b/tillsyn/A 8258-2026 tillsynsbegäran.docx
@@ -287,7 +287,7 @@
     <w:r>
       <w:tab/>
       <w:tab/>
-      <w:t>2026-03-05</w:t>
+      <w:t>2026-03-06</w:t>
       <w:br/>
       <w:br/>
     </w:r>

--- a/tillsyn/A 8258-2026 tillsynsbegäran.docx
+++ b/tillsyn/A 8258-2026 tillsynsbegäran.docx
@@ -287,7 +287,7 @@
     <w:r>
       <w:tab/>
       <w:tab/>
-      <w:t>2026-03-06</w:t>
+      <w:t>2026-03-07</w:t>
       <w:br/>
       <w:br/>
     </w:r>

--- a/tillsyn/A 8258-2026 tillsynsbegäran.docx
+++ b/tillsyn/A 8258-2026 tillsynsbegäran.docx
@@ -287,7 +287,7 @@
     <w:r>
       <w:tab/>
       <w:tab/>
-      <w:t>2026-03-13</w:t>
+      <w:t>2026-03-16</w:t>
       <w:br/>
       <w:br/>
     </w:r>

--- a/tillsyn/A 8258-2026 tillsynsbegäran.docx
+++ b/tillsyn/A 8258-2026 tillsynsbegäran.docx
@@ -287,7 +287,7 @@
     <w:r>
       <w:tab/>
       <w:tab/>
-      <w:t>2026-03-16</w:t>
+      <w:t>2026-03-17</w:t>
       <w:br/>
       <w:br/>
     </w:r>

--- a/tillsyn/A 8258-2026 tillsynsbegäran.docx
+++ b/tillsyn/A 8258-2026 tillsynsbegäran.docx
@@ -287,7 +287,7 @@
     <w:r>
       <w:tab/>
       <w:tab/>
-      <w:t>2026-03-17</w:t>
+      <w:t>2026-03-18</w:t>
       <w:br/>
       <w:br/>
     </w:r>

--- a/tillsyn/A 8258-2026 tillsynsbegäran.docx
+++ b/tillsyn/A 8258-2026 tillsynsbegäran.docx
@@ -287,7 +287,7 @@
     <w:r>
       <w:tab/>
       <w:tab/>
-      <w:t>2026-03-18</w:t>
+      <w:t>2026-03-19</w:t>
       <w:br/>
       <w:br/>
     </w:r>

--- a/tillsyn/A 8258-2026 tillsynsbegäran.docx
+++ b/tillsyn/A 8258-2026 tillsynsbegäran.docx
@@ -287,7 +287,7 @@
     <w:r>
       <w:tab/>
       <w:tab/>
-      <w:t>2026-03-19</w:t>
+      <w:t>2026-03-20</w:t>
       <w:br/>
       <w:br/>
     </w:r>

--- a/tillsyn/A 8258-2026 tillsynsbegäran.docx
+++ b/tillsyn/A 8258-2026 tillsynsbegäran.docx
@@ -287,7 +287,7 @@
     <w:r>
       <w:tab/>
       <w:tab/>
-      <w:t>2026-03-20</w:t>
+      <w:t>2026-03-21</w:t>
       <w:br/>
       <w:br/>
     </w:r>

--- a/tillsyn/A 8258-2026 tillsynsbegäran.docx
+++ b/tillsyn/A 8258-2026 tillsynsbegäran.docx
@@ -287,7 +287,7 @@
     <w:r>
       <w:tab/>
       <w:tab/>
-      <w:t>2026-03-21</w:t>
+      <w:t>2026-03-22</w:t>
       <w:br/>
       <w:br/>
     </w:r>

--- a/tillsyn/A 8258-2026 tillsynsbegäran.docx
+++ b/tillsyn/A 8258-2026 tillsynsbegäran.docx
@@ -287,7 +287,7 @@
     <w:r>
       <w:tab/>
       <w:tab/>
-      <w:t>2026-03-22</w:t>
+      <w:t>2026-03-23</w:t>
       <w:br/>
       <w:br/>
     </w:r>

--- a/tillsyn/A 8258-2026 tillsynsbegäran.docx
+++ b/tillsyn/A 8258-2026 tillsynsbegäran.docx
@@ -287,7 +287,7 @@
     <w:r>
       <w:tab/>
       <w:tab/>
-      <w:t>2026-03-23</w:t>
+      <w:t>2026-03-24</w:t>
       <w:br/>
       <w:br/>
     </w:r>

--- a/tillsyn/A 8258-2026 tillsynsbegäran.docx
+++ b/tillsyn/A 8258-2026 tillsynsbegäran.docx
@@ -287,7 +287,7 @@
     <w:r>
       <w:tab/>
       <w:tab/>
-      <w:t>2026-03-24</w:t>
+      <w:t>2026-03-25</w:t>
       <w:br/>
       <w:br/>
     </w:r>

--- a/tillsyn/A 8258-2026 tillsynsbegäran.docx
+++ b/tillsyn/A 8258-2026 tillsynsbegäran.docx
@@ -287,7 +287,7 @@
     <w:r>
       <w:tab/>
       <w:tab/>
-      <w:t>2026-03-25</w:t>
+      <w:t>2026-03-26</w:t>
       <w:br/>
       <w:br/>
     </w:r>

--- a/tillsyn/A 8258-2026 tillsynsbegäran.docx
+++ b/tillsyn/A 8258-2026 tillsynsbegäran.docx
@@ -7,7 +7,7 @@
         <w:pStyle w:val="Title"/>
       </w:pPr>
       <w:r>
-        <w:t>Tillsynsbegäran – information om höga naturvärden i avverkningsanmälan A 8258-2026 i Oskarshamns kommun</w:t>
+        <w:t>Tillsynsbegäran – information om höga naturvärden och fridlysta arter i avverkningsanmälan A 8258-2026 i Oskarshamns kommun</w:t>
       </w:r>
     </w:p>
     <w:p>
@@ -22,7 +22,7 @@
     </w:p>
     <w:p>
       <w:r>
-        <w:t>Nedan beskrivs fynd av naturvårdsarter som gjorts i det avverkningsanmälda området.</w:t>
+        <w:t>Nedan beskrivs fynd av naturvårdsarter och fridlysta arter som gjorts i det avverkningsanmälda området. I BILAGA 1 finns artfakta om fridlysta arter.</w:t>
       </w:r>
     </w:p>
     <w:p>
@@ -35,7 +35,7 @@
     </w:p>
     <w:p>
       <w:r>
-        <w:t>I avverkningsanmälan har följande 3 naturvårdsarter hittats: ekskinn (S), myskmadra (S) och rostfläck (S). Arter som är signalarter enligt Skogsstyrelsen har markerats med (S).</w:t>
+        <w:t>I avverkningsanmälan har följande 8 naturvårdsarter hittats: entita (NT, §4), mindre hackspett (NT, §4), spillkråka (NT, §4), vedskivlav (NT), ekskinn (S), myskmadra (S), rostfläck (S) och trana (§4). Av dessa är 4 rödlistade. För rödlistade arter har rödlistekategorin angivits inom parentes. Arter som är signalarter enligt Skogsstyrelsen har markerats med (S). För fridlysta arter anges även paragrafen i Artskyddsförordningen som arten är fridlyst enligt.</w:t>
       </w:r>
     </w:p>
     <w:p>
@@ -50,7 +50,7 @@
       <w:r>
         <w:drawing>
           <wp:inline xmlns:a="http://schemas.openxmlformats.org/drawingml/2006/main" xmlns:pic="http://schemas.openxmlformats.org/drawingml/2006/picture">
-            <wp:extent cx="5486400" cy="4839340"/>
+            <wp:extent cx="5486400" cy="4707040"/>
             <wp:docPr id="1" name="Picture 1"/>
             <wp:cNvGraphicFramePr>
               <a:graphicFrameLocks noChangeAspect="1"/>
@@ -71,7 +71,7 @@
                   <pic:spPr>
                     <a:xfrm>
                       <a:off x="0" y="0"/>
-                      <a:ext cx="5486400" cy="4839340"/>
+                      <a:ext cx="5486400" cy="4707040"/>
                     </a:xfrm>
                     <a:prstGeom prst="rect"/>
                   </pic:spPr>
@@ -159,6 +159,358 @@
         <w:t>(Nitare &amp; Skogsstyrelsen, 2019; SLU Artdatabanken, 2025).</w:t>
       </w:r>
     </w:p>
+    <w:p>
+      <w:r>
+        <w:rPr>
+          <w:b/>
+        </w:rPr>
+        <w:t>Vedskivlav (NT)</w:t>
+      </w:r>
+      <w:r>
+        <w:t xml:space="preserve"> växer på gammal, torr, exponerad, hård kärnved av framförallt tall i naturskogsartade bestånd. Avverkning av tallskog av naturskogskaraktär med spår av återkommande bränder är ett hot. Mängden lämplig ved att växa på för vedskivlav minskar, dels på grund av naturlig nedbrytning men framförallt på grund av att de förstörs i samband med slutavverkningar, gallringar och markberedning. Tall- och blandbarrskogar av naturskogskaraktär med spår av återkommande bränder bör skyddas. Vedskivlav är typisk art för </w:t>
+      </w:r>
+      <w:r>
+        <w:rPr>
+          <w:i/>
+        </w:rPr>
+        <w:t>9010 Taiga</w:t>
+      </w:r>
+      <w:r>
+        <w:t xml:space="preserve"> (SLU Artdatabanken, 2024).</w:t>
+      </w:r>
+    </w:p>
+    <w:p>
+      <w:pPr>
+        <w:pStyle w:val="Heading1"/>
+      </w:pPr>
+      <w:r>
+        <w:t>Fridlysta arter</w:t>
+      </w:r>
+    </w:p>
+    <w:p>
+      <w:r>
+        <w:t>Följande fridlysta arter har sina livsmiljöer och växtplatser i den avverkningsanmälda skogen: entita (NT, §4), mindre hackspett (NT, §4), spillkråka (NT, §4) och trana (§4).</w:t>
+      </w:r>
+    </w:p>
+    <w:p>
+      <w:r>
+        <w:t xml:space="preserve">Observera att medlemsländerna är skyldiga att agera i enlighet med EU:s fågeldirektiv där det uttryckligen står att direktivet gäller för fåglar samt för deras ägg, bon och </w:t>
+      </w:r>
+      <w:r>
+        <w:rPr>
+          <w:b/>
+        </w:rPr>
+        <w:t xml:space="preserve">livsmiljöer </w:t>
+      </w:r>
+      <w:r>
+        <w:t>(artikel 1). Vidare att de åtgärder som vidtas inte får leda till en försämring av den nuvarande situationen beträffande bevarandet av de fågelarter som avses i artikel 1 (artikel 13). Fågeldirektivet är styrande för tillsynsansvariga myndigheters ärendehantering, ställningstaganden och beslutsfattande.</w:t>
+      </w:r>
+    </w:p>
+    <w:p>
+      <w:r>
+        <w:rPr>
+          <w:b/>
+        </w:rPr>
+        <w:t>Entita (NT, §4)</w:t>
+      </w:r>
+      <w:r>
+        <w:t xml:space="preserve">, rödlistad som nära hotad och prioriterad art i Skogsvårdslagen, har häckningsrevir i anmälan. Minskningstakten innevarande 10-årsperiod beräknas till 20 (10–30) % och bedöms vara nära gränsvärdet för Sårbar (VU). Entitan är ortstrogen och reviret är i genomsnitt omkring 5 hektar, ibland uppåt 20 hektar stort. Entitan är en utpräglad lövskogsfågel som föredrar flerskiktade, gärna högvuxna skogar med inslag av äldre träd och välutvecklat buskskikt. Även alkärr med videsnår hör till de miljöer som utnyttjas. Arten häckar ofta i skogar som är svagt eller inte alls påverkade av skogsbruk, ofta rör det sig om värdekärnor med höga naturvärden. Entitan missgynnas av konventionellt skogsbruk och dess ortstrohet och dåliga spridningsförmåga gör den känslig för fragmentering. Entita är typisk art för </w:t>
+      </w:r>
+      <w:r>
+        <w:rPr>
+          <w:i/>
+        </w:rPr>
+        <w:t>9080 Lövsumpskog</w:t>
+      </w:r>
+      <w:r>
+        <w:t xml:space="preserve"> (Skogsstyrelsen, 2016, SLU Artdatabanken, 2021).</w:t>
+      </w:r>
+    </w:p>
+    <w:p>
+      <w:r>
+        <w:rPr>
+          <w:b/>
+        </w:rPr>
+        <w:t>Mindre hackspett (NT, §4)</w:t>
+      </w:r>
+      <w:r>
+        <w:t xml:space="preserve"> är rödlistad som nära hotad, fridlyst och prioriterad art i Skogsvårdslagen. Minskningstakten har uppgått till 25 (10–40) % under de senaste 15 åren och bedöms vara nära gränsvärdet för Sårbar (VU). (A2bc). Arten har stora revir och höga krav när det gäller förekomst av lövskog på landskapsnivå. För att häcka framgångsrikt behöver ett par cirka 40 ha äldre lövdominerad skog inom ett område på upp till 200 ha. Under vintern kan födosök även ske i äldre grandominerad skog. Mindre hackspett är typisk art för </w:t>
+      </w:r>
+      <w:r>
+        <w:rPr>
+          <w:i/>
+        </w:rPr>
+        <w:t>9010 Taiga, 9750 Svämlövskog, 9080 Lövsumpskog, 9030 Landhöjningsskog och 9040 Fjällbjörkskog</w:t>
+      </w:r>
+      <w:r>
+        <w:t xml:space="preserve"> (SLU Artdatabanken, 2021; Skogsstyrelsen, 2016).</w:t>
+      </w:r>
+    </w:p>
+    <w:p>
+      <w:r>
+        <w:rPr>
+          <w:b/>
+        </w:rPr>
+        <w:t>Spillkråka (NT, §4)</w:t>
+      </w:r>
+      <w:r>
+        <w:t xml:space="preserve"> är rödlistad som nära hotad och ingår i bilaga 1 i EU:s fågeldirektiv. Den minskar i population på grund av minskad tillgång på lämpliga bo- och födoträd och minskad födotillgång. Spillkråkans minskningstakt har uppgått till 19 (24–10) % under de senaste 15 åren och bedöms vara nära gränsvärdet för Sårbar (VU) (A2bc). Spillkråka är en nyckelart i skogliga miljöer vars övergivna bohål utnyttjas av flera andra hålhäckande fågelarter och fladdermöss. Den behöver grova träd, främst tall, asp och bok som boträd. Skogsbruk med korta omloppstider och täta, homogena ungskogar utgör det största hotet. Spillkråka är typisk art för </w:t>
+      </w:r>
+      <w:r>
+        <w:rPr>
+          <w:i/>
+        </w:rPr>
+        <w:t xml:space="preserve">9010 Taiga </w:t>
+      </w:r>
+      <w:r>
+        <w:t>och</w:t>
+      </w:r>
+      <w:r>
+        <w:rPr>
+          <w:i/>
+        </w:rPr>
+        <w:t xml:space="preserve"> 9740 Skogsbevuxen myr </w:t>
+      </w:r>
+      <w:r>
+        <w:t>(SLU Artdatabanken, 2025; Skogsstyrelsen 2016).</w:t>
+      </w:r>
+    </w:p>
+    <w:p>
+      <w:r>
+        <w:t>I BILAGA 1 finns mer detaljerad information om ekologi samt krav på livsmiljö hos fridlysta arter.</w:t>
+      </w:r>
+    </w:p>
+    <w:p>
+      <w:r>
+        <w:br w:type="page"/>
+      </w:r>
+    </w:p>
+    <w:p>
+      <w:pPr>
+        <w:pStyle w:val="Title"/>
+      </w:pPr>
+      <w:r>
+        <w:t>BILAGA 1 – Fridlysta arter</w:t>
+      </w:r>
+    </w:p>
+    <w:p>
+      <w:pPr>
+        <w:pStyle w:val="Heading1"/>
+      </w:pPr>
+      <w:r>
+        <w:t>Entita – ekologi samt krav på livsmiljön</w:t>
+      </w:r>
+    </w:p>
+    <w:p>
+      <w:r>
+        <w:t xml:space="preserve">Entita (NT, §4) är rödlistad som nära hotad, fridlyst och prioriterad art enligt Skogsvårdslagen. Den omfattas av EU:s fågeldirektiv och är typisk art för </w:t>
+      </w:r>
+      <w:r>
+        <w:rPr>
+          <w:i/>
+        </w:rPr>
+        <w:t>9080 Lövsumpskog</w:t>
+      </w:r>
+      <w:r>
+        <w:t>. Minskningstakten har uppgått till 20 (10–30) % under de senaste 10 åren och bedöms vara nära gränsvärdet för Sårbar (VU). (A2b) (SLU Artdatabanken, 2021).</w:t>
+      </w:r>
+    </w:p>
+    <w:p>
+      <w:r>
+        <w:t>Entitan är en utpräglad lövskogsfågel som påträffas i ädellövskogar, strandskogar, ekhagar, igenväxande hagmarker, lövdungar, parker och trädgårdar. Den föredrar flerskiktade, gärna högvuxna skogar med inslag av äldre träd och med ett välutvecklat buskskikt. Ek- och hasseldominerade skogar och dungar, samt alkärr med videsnår, hör till de miljöer som ofta utnyttjas. I sydligaste Sverige är bokskog en viktig miljö (Skogsstyrelsen, 2016).</w:t>
+      </w:r>
+    </w:p>
+    <w:p>
+      <w:r>
+        <w:t>Reviren är relativt stora för en småfågel, i genomsnitt omkring 5 hektar men de kan vara upp till 20 hektar. Entitan är en utpräglad stannfågel och rör sig inte långt från kläckningsplatsen; ungfåglarna sprider sig sällan mer än 5 km från födelseplatsen och etablerade fåglar lämnar därefter inte sitt revir (Skogsstyrelsen, 2016). Det häckande paret försvarar sitt revir året runt. De tillåter dock en grupp av ungfåglar att etablera sig inom deras revir och så bildas en vinterflock, vilket sker redan i juni månad. Även under kalla vintrar stannar entitan kvar inom sitt revir. Hittar man entitor vid sitt foderbord beror det på att fågelmatningen ligger inom ett entiterevir (SLU Artdatabanken, 2021). Arten är känslig för fragmentering och har svårt att etablera sig i isolerade skogsområden. Entitan är hålhäckare, men kan inte själv hacka fram sitt hål utan är beroende av miljöer som erbjuder naturliga hål (Skogsstyrelsen, 2016).</w:t>
+      </w:r>
+    </w:p>
+    <w:p>
+      <w:r>
+        <w:t>Arten häckar ofta i skogar som är svagt eller inte alls påverkade av skogsbruk. Särskilt i Svealand ofta i skogar som har höga naturvärden och utgör skogliga värdekärnor. Entitan missgynnas av konventionellt skogsbruk genom minskad förekomst av risiga, flerskiktade skogar liksom av avverkning av lövträdsrika kantzoner. Entitans ortstrohet och dåliga spridningsförmåga gör den känslig för fragmentering (Skogsstyrelsen, 2016).</w:t>
+      </w:r>
+    </w:p>
+    <w:p>
+      <w:pPr>
+        <w:pStyle w:val="Heading2"/>
+      </w:pPr>
+      <w:r>
+        <w:t>Referenser – entita</w:t>
+      </w:r>
+    </w:p>
+    <w:p>
+      <w:r>
+        <w:t xml:space="preserve">Skogsstyrelsen, 2016. </w:t>
+      </w:r>
+      <w:r>
+        <w:rPr>
+          <w:i/>
+        </w:rPr>
+        <w:t xml:space="preserve">Vägledning för hänsyn till entita. </w:t>
+      </w:r>
+      <w:r>
+        <w:t>https://www.skogsstyrelsen.se/globalassets/lag-och-tillsyn/artskydd/vagledningar-for-hansyn-till-faglar/entita-vagledning-hansyn2.pdf</w:t>
+      </w:r>
+    </w:p>
+    <w:p>
+      <w:r>
+        <w:t xml:space="preserve">SLU Artdatabanken, 2021. </w:t>
+      </w:r>
+      <w:r>
+        <w:rPr>
+          <w:i/>
+        </w:rPr>
+        <w:t xml:space="preserve">Artfaktablad. Naturvård – artfakta. </w:t>
+      </w:r>
+      <w:r>
+        <w:t>SLU Artdatabanken, Uppsala</w:t>
+      </w:r>
+    </w:p>
+    <w:p>
+      <w:pPr>
+        <w:pStyle w:val="Heading1"/>
+      </w:pPr>
+      <w:r>
+        <w:t>Mindre hackspett – ekologi samt krav på livsmiljön</w:t>
+      </w:r>
+    </w:p>
+    <w:p>
+      <w:r>
+        <w:t xml:space="preserve">Mindre hackspett (NT) är rödlistad som nära hotad, fridlyst och prioriterad art i Skogsvårdslagen. Den är typisk art för </w:t>
+      </w:r>
+      <w:r>
+        <w:rPr>
+          <w:i/>
+        </w:rPr>
+        <w:t>9010 Taiga, 9750 Svämlövskog, 9080 Lövsumpskog, 9030 Landhöjningsskog och 9040 Fjällbjörkskog</w:t>
+      </w:r>
+      <w:r>
+        <w:t>. Minskningstakten har uppgått till 25 (10–40) % under de senaste 15 åren och bedöms vara nära gränsvärdet för Sårbar (VU). (A2bc). (SLU Artdatabanken 2021).</w:t>
+      </w:r>
+    </w:p>
+    <w:p>
+      <w:r>
+        <w:t>Den mindre hackspetten lever i löv- och blandskog med förekomst av äldre lövträd, gärna ädellövträd i södra Sverige. Norrut förekommer arten i gamla löv- och blandskogar med al, björk och asp. Ett mycket glest bestånd förekommer i fjällbjörkskogen. Under vintern kan födosök ske även i äldre grandominerad skog, troligen för att den ger bättre skydd mot rovdjur och rovfåglar än ren lövskog. (SLU Artdatabanken, 2021).</w:t>
+      </w:r>
+    </w:p>
+    <w:p>
+      <w:r>
+        <w:t>Arten har stora revir och höga krav när det gäller förekomst av lövskog på landskapsnivå. För att häcka framgångsrikt behöver ett par cirka 40 ha äldre lövdominerad skog inom ett område på upp till 200 ha. Under vintern utsträcks födosöket till ett större område på flera hundra hektar, men varje individ återvänder till samma natthål kväll efter kväll. Arten häckar i murkna lövträdsstammar eller stubbar (oftast klibbal eller björk), vanligen 3–7 meter över marken. Ett nytt bohål hackas ut varje vår (Skogsstyrelsen, 2016 &amp; SLU Artdatabanken, 2021).</w:t>
+      </w:r>
+    </w:p>
+    <w:p>
+      <w:r>
+        <w:t>Den mindre hackspetten missgynnas av gallring i löv- och blandskogar, om lövträd tas bort. Vidare så missgynnas arten starkt genom avverkning av äldre lövträd, dränering och avverkning av al- och björkkärr, röjning eller gallring av täta strandskogar, alkärr samt borttagande av murkna träd och grenar. Nedhuggning av äldre hagmarksbjörkar och alar är också negativt. Arten hotas dessutom av biobränsleuttag i gamla inägomarker och andra lövskogar (Skogsstyrelsen, 2016 &amp; SLU Artdatabanken, 2021).</w:t>
+      </w:r>
+    </w:p>
+    <w:p>
+      <w:pPr>
+        <w:pStyle w:val="Heading2"/>
+      </w:pPr>
+      <w:r>
+        <w:t>Referenser – mindre hackspett</w:t>
+      </w:r>
+    </w:p>
+    <w:p>
+      <w:r>
+        <w:t xml:space="preserve">Skogsstyrelsen, 2016. </w:t>
+      </w:r>
+      <w:r>
+        <w:rPr>
+          <w:i/>
+        </w:rPr>
+        <w:t xml:space="preserve">Vägledning för hänsyn till mindre hackspett. </w:t>
+      </w:r>
+      <w:r>
+        <w:t>https://www.skogsstyrelsen.se/globalassets/lag-och-tillsyn/artskydd/vagledningar-for-hansyn-till-faglar/mindre-hackspett-vagledning-hansyn2.pdf</w:t>
+      </w:r>
+    </w:p>
+    <w:p>
+      <w:r>
+        <w:t xml:space="preserve">SLU Artdatabanken, 2021. </w:t>
+      </w:r>
+      <w:r>
+        <w:rPr>
+          <w:i/>
+        </w:rPr>
+        <w:t xml:space="preserve">Artfaktablad. Naturvård – artfakta. </w:t>
+      </w:r>
+      <w:r>
+        <w:t>SLU Artdatabanken, Uppsala</w:t>
+      </w:r>
+    </w:p>
+    <w:p>
+      <w:pPr>
+        <w:pStyle w:val="Heading1"/>
+      </w:pPr>
+      <w:r>
+        <w:t>Spillkråka – ekologi samt krav på livsmiljön</w:t>
+      </w:r>
+    </w:p>
+    <w:p>
+      <w:r>
+        <w:t xml:space="preserve">Spillkråka (NT) är rödlistad som nära hotad, fridlyst enligt §4 Artskyddsförordningen, typisk art för </w:t>
+      </w:r>
+      <w:r>
+        <w:rPr>
+          <w:i/>
+        </w:rPr>
+        <w:t xml:space="preserve">9010 Taiga </w:t>
+      </w:r>
+      <w:r>
+        <w:t>och</w:t>
+      </w:r>
+      <w:r>
+        <w:rPr>
+          <w:i/>
+        </w:rPr>
+        <w:t xml:space="preserve"> 9740 Skogsbevuxen myr</w:t>
+      </w:r>
+      <w:r>
+        <w:t xml:space="preserve"> och ingår i bilaga 1 i EU:s fågeldirektiv. Spillkråka lever i både barr- och blandskog liksom i ren lövskog. De tätaste populationerna tenderar att finnas i äldre, variationsrik blandskog med gott om död ved och gamla träd. Spillkråka är en nyckelart i skogliga miljöer vars övergivna bohål utnyttjas av flera andra hålhäckande fågelarter och fladdermöss (SLU Artdatabanken, 2023; Skogsstyrelsen 2016).</w:t>
+      </w:r>
+    </w:p>
+    <w:p>
+      <w:r>
+        <w:t>Varje par utnyttjar 400–1000 hektar skog beroende på skogens kvalitet. En minskning av populationen pågår på grund av minskad tillgång på lämpliga bo- och födoträd och minskad födotillgång. Spillkråkans minskningstakt har uppgått till 19 (24–10) % under de senaste 15 åren. Minskningstakten för den svenska populationen bedöms vara nära gränsvärdet för Sårbar (VU) (A2bc). Skogsbruk med korta omloppstider och täta, homogena ungskogar utgör det största hotet (SLU Artdatabanken 2023).</w:t>
+      </w:r>
+    </w:p>
+    <w:p>
+      <w:pPr>
+        <w:pStyle w:val="Heading2"/>
+      </w:pPr>
+      <w:r>
+        <w:t>Referenser – spillkråka</w:t>
+      </w:r>
+    </w:p>
+    <w:p>
+      <w:r>
+        <w:t xml:space="preserve">Skogsstyrelsen, 2016. </w:t>
+      </w:r>
+      <w:r>
+        <w:rPr>
+          <w:i/>
+        </w:rPr>
+        <w:t xml:space="preserve">Vägledning för hänsyn till spillkråka. </w:t>
+      </w:r>
+      <w:r>
+        <w:t>Vägledningar och kunskapsstöd artskydd – Skogsstyrelsen.</w:t>
+      </w:r>
+    </w:p>
+    <w:p>
+      <w:r>
+        <w:t xml:space="preserve">SLU Artdatabanken, 2023. </w:t>
+      </w:r>
+      <w:r>
+        <w:rPr>
+          <w:i/>
+        </w:rPr>
+        <w:t xml:space="preserve">Artfaktablad. Naturvård – artfakta. </w:t>
+      </w:r>
+      <w:r>
+        <w:t>SLU Artdatabanken, Uppsala</w:t>
+      </w:r>
+    </w:p>
     <w:sectPr>
       <w:headerReference w:type="even" r:id="rId8"/>
       <w:headerReference w:type="default" r:id="rId9"/>
@@ -287,7 +639,7 @@
     <w:r>
       <w:tab/>
       <w:tab/>
-      <w:t>2026-03-26</w:t>
+      <w:t>2026-03-27</w:t>
       <w:br/>
       <w:br/>
     </w:r>

--- a/tillsyn/A 8258-2026 tillsynsbegäran.docx
+++ b/tillsyn/A 8258-2026 tillsynsbegäran.docx
@@ -639,7 +639,7 @@
     <w:r>
       <w:tab/>
       <w:tab/>
-      <w:t>2026-03-27</w:t>
+      <w:t>2026-03-28</w:t>
       <w:br/>
       <w:br/>
     </w:r>

--- a/tillsyn/A 8258-2026 tillsynsbegäran.docx
+++ b/tillsyn/A 8258-2026 tillsynsbegäran.docx
@@ -639,7 +639,7 @@
     <w:r>
       <w:tab/>
       <w:tab/>
-      <w:t>2026-03-28</w:t>
+      <w:t>2026-03-29</w:t>
       <w:br/>
       <w:br/>
     </w:r>

--- a/tillsyn/A 8258-2026 tillsynsbegäran.docx
+++ b/tillsyn/A 8258-2026 tillsynsbegäran.docx
@@ -639,7 +639,7 @@
     <w:r>
       <w:tab/>
       <w:tab/>
-      <w:t>2026-03-29</w:t>
+      <w:t>2026-03-30</w:t>
       <w:br/>
       <w:br/>
     </w:r>

--- a/tillsyn/A 8258-2026 tillsynsbegäran.docx
+++ b/tillsyn/A 8258-2026 tillsynsbegäran.docx
@@ -639,7 +639,7 @@
     <w:r>
       <w:tab/>
       <w:tab/>
-      <w:t>2026-03-30</w:t>
+      <w:t>2026-03-31</w:t>
       <w:br/>
       <w:br/>
     </w:r>

--- a/tillsyn/A 8258-2026 tillsynsbegäran.docx
+++ b/tillsyn/A 8258-2026 tillsynsbegäran.docx
@@ -639,7 +639,7 @@
     <w:r>
       <w:tab/>
       <w:tab/>
-      <w:t>2026-03-31</w:t>
+      <w:t>2026-04-01</w:t>
       <w:br/>
       <w:br/>
     </w:r>

--- a/tillsyn/A 8258-2026 tillsynsbegäran.docx
+++ b/tillsyn/A 8258-2026 tillsynsbegäran.docx
@@ -639,7 +639,7 @@
     <w:r>
       <w:tab/>
       <w:tab/>
-      <w:t>2026-04-01</w:t>
+      <w:t>2026-04-02</w:t>
       <w:br/>
       <w:br/>
     </w:r>

--- a/tillsyn/A 8258-2026 tillsynsbegäran.docx
+++ b/tillsyn/A 8258-2026 tillsynsbegäran.docx
@@ -639,7 +639,7 @@
     <w:r>
       <w:tab/>
       <w:tab/>
-      <w:t>2026-04-02</w:t>
+      <w:t>2026-04-03</w:t>
       <w:br/>
       <w:br/>
     </w:r>

--- a/tillsyn/A 8258-2026 tillsynsbegäran.docx
+++ b/tillsyn/A 8258-2026 tillsynsbegäran.docx
@@ -639,7 +639,7 @@
     <w:r>
       <w:tab/>
       <w:tab/>
-      <w:t>2026-04-03</w:t>
+      <w:t>2026-04-04</w:t>
       <w:br/>
       <w:br/>
     </w:r>

--- a/tillsyn/A 8258-2026 tillsynsbegäran.docx
+++ b/tillsyn/A 8258-2026 tillsynsbegäran.docx
@@ -35,7 +35,7 @@
     </w:p>
     <w:p>
       <w:r>
-        <w:t>I avverkningsanmälan har följande 8 naturvårdsarter hittats: entita (NT, §4), mindre hackspett (NT, §4), spillkråka (NT, §4), vedskivlav (NT), ekskinn (S), myskmadra (S), rostfläck (S) och trana (§4). Av dessa är 4 rödlistade. För rödlistade arter har rödlistekategorin angivits inom parentes. Arter som är signalarter enligt Skogsstyrelsen har markerats med (S). För fridlysta arter anges även paragrafen i Artskyddsförordningen som arten är fridlyst enligt.</w:t>
+        <w:t>I avverkningsanmälan har följande 12 naturvårdsarter hittats: asppraktbagge (NT), ekticka (NT), entita (NT, §4), grön aspvedbock (NT), mindre hackspett (NT, §4), spillkråka (NT, §4), vedskivlav (NT), ekskinn (S), fällmossa (S), myskmadra (S), rostfläck (S) och trana (§4). Av dessa är 7 rödlistade. För rödlistade arter har rödlistekategorin angivits inom parentes. Arter som är signalarter enligt Skogsstyrelsen har markerats med (S). För fridlysta arter anges även paragrafen i Artskyddsförordningen som arten är fridlyst enligt.</w:t>
       </w:r>
     </w:p>
     <w:p>
@@ -95,6 +95,17 @@
         <w:rPr>
           <w:b/>
         </w:rPr>
+        <w:t>Asppraktbagge (NT)</w:t>
+      </w:r>
+      <w:r>
+        <w:t xml:space="preserve"> är en skalbagge vars larvutveckling sker i tjock, solexponerad bark och ibland även i den yttersta veden vid basen på levande, medelstora och grova aspar. Glesa lövskogar och olika slags solöppna miljöer med gammal asp bör bibehållas genom utglesning av beskuggande trädskikt, framförallt yngre gran som ofta trivs på samma marker som asp (SLU Artdatabanken, 2024).</w:t>
+      </w:r>
+    </w:p>
+    <w:p>
+      <w:r>
+        <w:rPr>
+          <w:b/>
+        </w:rPr>
         <w:t>Ekskinn</w:t>
       </w:r>
       <w:r>
@@ -108,6 +119,66 @@
       </w:r>
       <w:r>
         <w:t>(SLU Artdatabanken, 2024; Nitare &amp; Skogsstyrelsen, 2019).</w:t>
+      </w:r>
+    </w:p>
+    <w:p>
+      <w:r>
+        <w:rPr>
+          <w:b/>
+        </w:rPr>
+        <w:t>Ekticka (NT)</w:t>
+      </w:r>
+      <w:r>
+        <w:t xml:space="preserve"> påträffas i löv- och blandskog och hagmark där den växer på levande oftast äldre eller senvuxna ekar. Minskningstakten för den svenska populationen har uppgått till 15 % under de senaste 50 åren och bedöms vara nära gränsvärdet för Sårbar (VU). Ekticka är typisk art för </w:t>
+      </w:r>
+      <w:r>
+        <w:rPr>
+          <w:i/>
+        </w:rPr>
+        <w:t xml:space="preserve">9020 Nordlig ädellövskog </w:t>
+      </w:r>
+      <w:r>
+        <w:t>(SLU Artdatabanken, 2025).</w:t>
+      </w:r>
+    </w:p>
+    <w:p>
+      <w:r>
+        <w:rPr>
+          <w:b/>
+        </w:rPr>
+        <w:t>Fällmossa</w:t>
+      </w:r>
+      <w:r>
+        <w:t xml:space="preserve"> indikerar i stort sett alltid områden med höga naturvärden, skog med lång kontinuitet, gamla träd, hög luftfuktighet och stabila förhållanden. Sporkapslar finnar man enbart på extra skyddsvärda lokaler. Fällmossa är typisk art för </w:t>
+      </w:r>
+      <w:r>
+        <w:rPr>
+          <w:i/>
+        </w:rPr>
+        <w:t xml:space="preserve">9020 Nordlig ädellövskog, 9110 Näringsfattig bokskog, 9130 Näringsrik bokskog, 9160 Näringsrik ekskog, 9180 Ädellövskog i branter </w:t>
+      </w:r>
+      <w:r>
+        <w:t>och</w:t>
+      </w:r>
+      <w:r>
+        <w:rPr>
+          <w:i/>
+        </w:rPr>
+        <w:t xml:space="preserve"> 9190 Näringsfattig ekskog</w:t>
+      </w:r>
+      <w:r>
+        <w:t xml:space="preserve"> (SLU Artdatabanken, 2024; Nitare &amp; Skogsstyrelsen, 2019).</w:t>
+      </w:r>
+    </w:p>
+    <w:p>
+      <w:r>
+        <w:rPr>
+          <w:b/>
+        </w:rPr>
+        <w:t>Grön aspvedbock (NT)</w:t>
+      </w:r>
+      <w:r>
+        <w:t xml:space="preserve"> är en skalbagge vars larvutveckling sker under tjock bark på nyligen döda stammar och grova grenar (&gt;5 cm diameter) av lövträd, i Sverige nästan uteslutande asp. Främsta hotet är bristen på gammal aspskog. Skogsbruket har under lång tid missgynnat asp, och det är idag på många håll ovanligt med gamla lövrika skogar. Inom skogsbruket bör man spara aspar vid röjning, gallring och slutavverkning, och därmed få andelen lövskog att öka i hela skogslandskapet. Bruket att ringbarka gamla aspar för att motverka rotskott bör upphöra (SLU Artdatabanken, 2024).</w:t>
       </w:r>
     </w:p>
     <w:p>
@@ -639,7 +710,7 @@
     <w:r>
       <w:tab/>
       <w:tab/>
-      <w:t>2026-04-04</w:t>
+      <w:t>2026-04-05</w:t>
       <w:br/>
       <w:br/>
     </w:r>

--- a/tillsyn/A 8258-2026 tillsynsbegäran.docx
+++ b/tillsyn/A 8258-2026 tillsynsbegäran.docx
@@ -710,7 +710,7 @@
     <w:r>
       <w:tab/>
       <w:tab/>
-      <w:t>2026-04-05</w:t>
+      <w:t>2026-04-06</w:t>
       <w:br/>
       <w:br/>
     </w:r>

--- a/tillsyn/A 8258-2026 tillsynsbegäran.docx
+++ b/tillsyn/A 8258-2026 tillsynsbegäran.docx
@@ -95,10 +95,10 @@
         <w:rPr>
           <w:b/>
         </w:rPr>
-        <w:t>Asppraktbagge (NT)</w:t>
+        <w:t>Asppraktbagge</w:t>
       </w:r>
       <w:r>
-        <w:t xml:space="preserve"> är en skalbagge vars larvutveckling sker i tjock, solexponerad bark och ibland även i den yttersta veden vid basen på levande, medelstora och grova aspar. Glesa lövskogar och olika slags solöppna miljöer med gammal asp bör bibehållas genom utglesning av beskuggande trädskikt, framförallt yngre gran som ofta trivs på samma marker som asp (SLU Artdatabanken, 2024).</w:t>
+        <w:t xml:space="preserve"> är en skalbagge vars larvutveckling sker i tjock, solexponerad bark och ibland även i den yttersta veden vid basen på levande, medelstora och grova aspar. Glesa lövskogar och olika slags solöppna miljöer med gammal asp bör bibehållas genom utglesning av beskuggande trädskikt, framförallt yngre gran som ofta trivs på samma marker som asp. Arten påverkas negativt av brist på grova eller gamla träd och det föreligger indikation på eller misstanke om populationsminskning (SLU Artdatabanken, 2026).</w:t>
       </w:r>
     </w:p>
     <w:p>
@@ -175,10 +175,10 @@
         <w:rPr>
           <w:b/>
         </w:rPr>
-        <w:t>Grön aspvedbock (NT)</w:t>
+        <w:t>Grön aspvedbock</w:t>
       </w:r>
       <w:r>
-        <w:t xml:space="preserve"> är en skalbagge vars larvutveckling sker under tjock bark på nyligen döda stammar och grova grenar (&gt;5 cm diameter) av lövträd, i Sverige nästan uteslutande asp. Främsta hotet är bristen på gammal aspskog. Skogsbruket har under lång tid missgynnat asp, och det är idag på många håll ovanligt med gamla lövrika skogar. Inom skogsbruket bör man spara aspar vid röjning, gallring och slutavverkning, och därmed få andelen lövskog att öka i hela skogslandskapet. Bruket att ringbarka gamla aspar för att motverka rotskott bör upphöra (SLU Artdatabanken, 2024).</w:t>
+        <w:t xml:space="preserve"> är en skalbagge vars larvutveckling sker under tjock bark på nyligen döda stammar och grova grenar (&gt;5 cm diameter) av lövträd, i Sverige nästan uteslutande asp. Fullbildade individer är skymnings- och nattaktiva och dras till ljus. Arten påverkas negativt av brist på grova eller gamla träd och det föreligger indikation på eller misstanke om populationsminskning. Minskningen avser kvalitén på artens habitat och antalet lokalområden (SLU Artdatabanken, 2026).</w:t>
       </w:r>
     </w:p>
     <w:p>
@@ -322,10 +322,10 @@
         <w:rPr>
           <w:b/>
         </w:rPr>
-        <w:t>Spillkråka (NT, §4)</w:t>
+        <w:t>Spillkråka (§4)</w:t>
       </w:r>
       <w:r>
-        <w:t xml:space="preserve"> är rödlistad som nära hotad och ingår i bilaga 1 i EU:s fågeldirektiv. Den minskar i population på grund av minskad tillgång på lämpliga bo- och födoträd och minskad födotillgång. Spillkråkans minskningstakt har uppgått till 19 (24–10) % under de senaste 15 åren och bedöms vara nära gränsvärdet för Sårbar (VU) (A2bc). Spillkråka är en nyckelart i skogliga miljöer vars övergivna bohål utnyttjas av flera andra hålhäckande fågelarter och fladdermöss. Den behöver grova träd, främst tall, asp och bok som boträd. Skogsbruk med korta omloppstider och täta, homogena ungskogar utgör det största hotet. Spillkråka är typisk art för </w:t>
+        <w:t xml:space="preserve"> omfattas av bilaga 1 i EU:s fågeldirektiv och är typisk art för </w:t>
       </w:r>
       <w:r>
         <w:rPr>
@@ -340,10 +340,10 @@
         <w:rPr>
           <w:i/>
         </w:rPr>
-        <w:t xml:space="preserve"> 9740 Skogsbevuxen myr </w:t>
+        <w:t xml:space="preserve"> 9740 Skogsbevuxen myr</w:t>
       </w:r>
       <w:r>
-        <w:t>(SLU Artdatabanken, 2025; Skogsstyrelsen 2016).</w:t>
+        <w:t>. Den behöver grova träd, främst tall, asp och bok som boträd. Skogsbruk med korta omloppstider och täta, homogena ungskogar utgör det största hotet. Spillkråka är en nyckelart i skogliga miljöer vars övergivna bohål utnyttjas av flera andra hålhäckande fågelarter och fladdermöss, däribland pärluggla (EN, §4), knipa (§4), salskrake (§4) och skogsduva (§4). Hökuggla (VU, §4) och slaguggla (§4) häckar ofta i högstubbar som brutits av i höjd med ett gammalt spillkråkebo (SLU Artdatabanken, 2026; Skogsstyrelsen, 2016).</w:t>
       </w:r>
     </w:p>
     <w:p>
@@ -520,7 +520,7 @@
     </w:p>
     <w:p>
       <w:r>
-        <w:t xml:space="preserve">Spillkråka (NT) är rödlistad som nära hotad, fridlyst enligt §4 Artskyddsförordningen, typisk art för </w:t>
+        <w:t xml:space="preserve">Spillkråka (§4) ingår i bilaga 1 EU:s fågeldirektiv och är typisk art för </w:t>
       </w:r>
       <w:r>
         <w:rPr>
@@ -538,12 +538,12 @@
         <w:t xml:space="preserve"> 9740 Skogsbevuxen myr</w:t>
       </w:r>
       <w:r>
-        <w:t xml:space="preserve"> och ingår i bilaga 1 i EU:s fågeldirektiv. Spillkråka lever i både barr- och blandskog liksom i ren lövskog. De tätaste populationerna tenderar att finnas i äldre, variationsrik blandskog med gott om död ved och gamla träd. Spillkråka är en nyckelart i skogliga miljöer vars övergivna bohål utnyttjas av flera andra hålhäckande fågelarter och fladdermöss (SLU Artdatabanken, 2023; Skogsstyrelsen 2016).</w:t>
+        <w:t>. Den lever i både barr- och blandskog liksom i ren lövskog. De tätaste populationerna tenderar att finnas i äldre, variationsrik blandskog med gott om död ved och gamla träd. Varje par utnyttjar 400–1000 hektar skog beroende på skogens kvalitet. Skogsbruk med korta omloppstider och täta, homogena ungskogar utgör det största hotet (SLU Artdatabanken, 2026).</w:t>
       </w:r>
     </w:p>
     <w:p>
       <w:r>
-        <w:t>Varje par utnyttjar 400–1000 hektar skog beroende på skogens kvalitet. En minskning av populationen pågår på grund av minskad tillgång på lämpliga bo- och födoträd och minskad födotillgång. Spillkråkans minskningstakt har uppgått till 19 (24–10) % under de senaste 15 åren. Minskningstakten för den svenska populationen bedöms vara nära gränsvärdet för Sårbar (VU) (A2bc). Skogsbruk med korta omloppstider och täta, homogena ungskogar utgör det största hotet (SLU Artdatabanken 2023).</w:t>
+        <w:t>Spillkråka är en nyckelart i skogliga miljöer vars övergivna bohål utnyttjas av flera andra hålhäckande fågelarter och fladdermöss, däribland pärluggla (EN, §4), knipa (§4), salskrake (§4) och skogsduva (§4). Hökuggla (VU, §4) och slaguggla (§4) häckar ofta i högstubbar som brutits av i höjd med ett gammalt spillkråkebo (Skogsstyrelsen, 2016).</w:t>
       </w:r>
     </w:p>
     <w:p>
@@ -570,7 +570,7 @@
     </w:p>
     <w:p>
       <w:r>
-        <w:t xml:space="preserve">SLU Artdatabanken, 2023. </w:t>
+        <w:t xml:space="preserve">SLU Artdatabanken, 2026. </w:t>
       </w:r>
       <w:r>
         <w:rPr>
@@ -579,7 +579,7 @@
         <w:t xml:space="preserve">Artfaktablad. Naturvård – artfakta. </w:t>
       </w:r>
       <w:r>
-        <w:t>SLU Artdatabanken, Uppsala</w:t>
+        <w:t>SLU Artdatabanken, Uppsala.</w:t>
       </w:r>
     </w:p>
     <w:sectPr>
@@ -710,7 +710,7 @@
     <w:r>
       <w:tab/>
       <w:tab/>
-      <w:t>2026-04-06</w:t>
+      <w:t>2026-04-07</w:t>
       <w:br/>
       <w:br/>
     </w:r>

--- a/tillsyn/A 8258-2026 tillsynsbegäran.docx
+++ b/tillsyn/A 8258-2026 tillsynsbegäran.docx
@@ -710,7 +710,7 @@
     <w:r>
       <w:tab/>
       <w:tab/>
-      <w:t>2026-04-07</w:t>
+      <w:t>2026-04-08</w:t>
       <w:br/>
       <w:br/>
     </w:r>

--- a/tillsyn/A 8258-2026 tillsynsbegäran.docx
+++ b/tillsyn/A 8258-2026 tillsynsbegäran.docx
@@ -710,7 +710,7 @@
     <w:r>
       <w:tab/>
       <w:tab/>
-      <w:t>2026-04-08</w:t>
+      <w:t>2026-04-09</w:t>
       <w:br/>
       <w:br/>
     </w:r>

--- a/tillsyn/A 8258-2026 tillsynsbegäran.docx
+++ b/tillsyn/A 8258-2026 tillsynsbegäran.docx
@@ -710,7 +710,7 @@
     <w:r>
       <w:tab/>
       <w:tab/>
-      <w:t>2026-04-09</w:t>
+      <w:t>2026-04-10</w:t>
       <w:br/>
       <w:br/>
     </w:r>

--- a/tillsyn/A 8258-2026 tillsynsbegäran.docx
+++ b/tillsyn/A 8258-2026 tillsynsbegäran.docx
@@ -710,7 +710,7 @@
     <w:r>
       <w:tab/>
       <w:tab/>
-      <w:t>2026-04-10</w:t>
+      <w:t>2026-04-11</w:t>
       <w:br/>
       <w:br/>
     </w:r>

--- a/tillsyn/A 8258-2026 tillsynsbegäran.docx
+++ b/tillsyn/A 8258-2026 tillsynsbegäran.docx
@@ -710,7 +710,7 @@
     <w:r>
       <w:tab/>
       <w:tab/>
-      <w:t>2026-04-11</w:t>
+      <w:t>2026-04-12</w:t>
       <w:br/>
       <w:br/>
     </w:r>

--- a/tillsyn/A 8258-2026 tillsynsbegäran.docx
+++ b/tillsyn/A 8258-2026 tillsynsbegäran.docx
@@ -710,7 +710,7 @@
     <w:r>
       <w:tab/>
       <w:tab/>
-      <w:t>2026-04-14</w:t>
+      <w:t>2026-04-15</w:t>
       <w:br/>
       <w:br/>
     </w:r>

--- a/tillsyn/A 8258-2026 tillsynsbegäran.docx
+++ b/tillsyn/A 8258-2026 tillsynsbegäran.docx
@@ -710,7 +710,7 @@
     <w:r>
       <w:tab/>
       <w:tab/>
-      <w:t>2026-04-15</w:t>
+      <w:t>2026-04-16</w:t>
       <w:br/>
       <w:br/>
     </w:r>

--- a/tillsyn/A 8258-2026 tillsynsbegäran.docx
+++ b/tillsyn/A 8258-2026 tillsynsbegäran.docx
@@ -710,7 +710,7 @@
     <w:r>
       <w:tab/>
       <w:tab/>
-      <w:t>2026-04-16</w:t>
+      <w:t>2026-04-17</w:t>
       <w:br/>
       <w:br/>
     </w:r>

--- a/tillsyn/A 8258-2026 tillsynsbegäran.docx
+++ b/tillsyn/A 8258-2026 tillsynsbegäran.docx
@@ -710,7 +710,7 @@
     <w:r>
       <w:tab/>
       <w:tab/>
-      <w:t>2026-04-17</w:t>
+      <w:t>2026-04-18</w:t>
       <w:br/>
       <w:br/>
     </w:r>

--- a/tillsyn/A 8258-2026 tillsynsbegäran.docx
+++ b/tillsyn/A 8258-2026 tillsynsbegäran.docx
@@ -710,7 +710,7 @@
     <w:r>
       <w:tab/>
       <w:tab/>
-      <w:t>2026-04-18</w:t>
+      <w:t>2026-04-19</w:t>
       <w:br/>
       <w:br/>
     </w:r>

--- a/tillsyn/A 8258-2026 tillsynsbegäran.docx
+++ b/tillsyn/A 8258-2026 tillsynsbegäran.docx
@@ -710,7 +710,7 @@
     <w:r>
       <w:tab/>
       <w:tab/>
-      <w:t>2026-04-19</w:t>
+      <w:t>2026-04-20</w:t>
       <w:br/>
       <w:br/>
     </w:r>

--- a/tillsyn/A 8258-2026 tillsynsbegäran.docx
+++ b/tillsyn/A 8258-2026 tillsynsbegäran.docx
@@ -710,7 +710,7 @@
     <w:r>
       <w:tab/>
       <w:tab/>
-      <w:t>2026-04-20</w:t>
+      <w:t>2026-04-21</w:t>
       <w:br/>
       <w:br/>
     </w:r>

--- a/tillsyn/A 8258-2026 tillsynsbegäran.docx
+++ b/tillsyn/A 8258-2026 tillsynsbegäran.docx
@@ -710,7 +710,7 @@
     <w:r>
       <w:tab/>
       <w:tab/>
-      <w:t>2026-04-21</w:t>
+      <w:t>2026-04-22</w:t>
       <w:br/>
       <w:br/>
     </w:r>

--- a/tillsyn/A 8258-2026 tillsynsbegäran.docx
+++ b/tillsyn/A 8258-2026 tillsynsbegäran.docx
@@ -710,7 +710,7 @@
     <w:r>
       <w:tab/>
       <w:tab/>
-      <w:t>2026-04-22</w:t>
+      <w:t>2026-04-23</w:t>
       <w:br/>
       <w:br/>
     </w:r>

--- a/tillsyn/A 8258-2026 tillsynsbegäran.docx
+++ b/tillsyn/A 8258-2026 tillsynsbegäran.docx
@@ -710,7 +710,7 @@
     <w:r>
       <w:tab/>
       <w:tab/>
-      <w:t>2026-04-23</w:t>
+      <w:t>2026-04-24</w:t>
       <w:br/>
       <w:br/>
     </w:r>

--- a/tillsyn/A 8258-2026 tillsynsbegäran.docx
+++ b/tillsyn/A 8258-2026 tillsynsbegäran.docx
@@ -710,7 +710,7 @@
     <w:r>
       <w:tab/>
       <w:tab/>
-      <w:t>2026-04-24</w:t>
+      <w:t>2026-04-25</w:t>
       <w:br/>
       <w:br/>
     </w:r>

--- a/tillsyn/A 8258-2026 tillsynsbegäran.docx
+++ b/tillsyn/A 8258-2026 tillsynsbegäran.docx
@@ -710,7 +710,7 @@
     <w:r>
       <w:tab/>
       <w:tab/>
-      <w:t>2026-04-25</w:t>
+      <w:t>2026-04-26</w:t>
       <w:br/>
       <w:br/>
     </w:r>

--- a/tillsyn/A 8258-2026 tillsynsbegäran.docx
+++ b/tillsyn/A 8258-2026 tillsynsbegäran.docx
@@ -710,7 +710,7 @@
     <w:r>
       <w:tab/>
       <w:tab/>
-      <w:t>2026-04-26</w:t>
+      <w:t>2026-04-27</w:t>
       <w:br/>
       <w:br/>
     </w:r>

--- a/tillsyn/A 8258-2026 tillsynsbegäran.docx
+++ b/tillsyn/A 8258-2026 tillsynsbegäran.docx
@@ -710,7 +710,7 @@
     <w:r>
       <w:tab/>
       <w:tab/>
-      <w:t>2026-04-27</w:t>
+      <w:t>2026-04-28</w:t>
       <w:br/>
       <w:br/>
     </w:r>

--- a/tillsyn/A 8258-2026 tillsynsbegäran.docx
+++ b/tillsyn/A 8258-2026 tillsynsbegäran.docx
@@ -710,7 +710,7 @@
     <w:r>
       <w:tab/>
       <w:tab/>
-      <w:t>2026-04-28</w:t>
+      <w:t>2026-04-29</w:t>
       <w:br/>
       <w:br/>
     </w:r>

--- a/tillsyn/A 8258-2026 tillsynsbegäran.docx
+++ b/tillsyn/A 8258-2026 tillsynsbegäran.docx
@@ -710,7 +710,7 @@
     <w:r>
       <w:tab/>
       <w:tab/>
-      <w:t>2026-04-29</w:t>
+      <w:t>2026-04-30</w:t>
       <w:br/>
       <w:br/>
     </w:r>

--- a/tillsyn/A 8258-2026 tillsynsbegäran.docx
+++ b/tillsyn/A 8258-2026 tillsynsbegäran.docx
@@ -710,7 +710,7 @@
     <w:r>
       <w:tab/>
       <w:tab/>
-      <w:t>2026-04-30</w:t>
+      <w:t>2026-05-01</w:t>
       <w:br/>
       <w:br/>
     </w:r>

--- a/tillsyn/A 8258-2026 tillsynsbegäran.docx
+++ b/tillsyn/A 8258-2026 tillsynsbegäran.docx
@@ -710,7 +710,7 @@
     <w:r>
       <w:tab/>
       <w:tab/>
-      <w:t>2026-05-01</w:t>
+      <w:t>2026-05-02</w:t>
       <w:br/>
       <w:br/>
     </w:r>

--- a/tillsyn/A 8258-2026 tillsynsbegäran.docx
+++ b/tillsyn/A 8258-2026 tillsynsbegäran.docx
@@ -710,7 +710,7 @@
     <w:r>
       <w:tab/>
       <w:tab/>
-      <w:t>2026-05-02</w:t>
+      <w:t>2026-05-03</w:t>
       <w:br/>
       <w:br/>
     </w:r>

--- a/tillsyn/A 8258-2026 tillsynsbegäran.docx
+++ b/tillsyn/A 8258-2026 tillsynsbegäran.docx
@@ -710,7 +710,7 @@
     <w:r>
       <w:tab/>
       <w:tab/>
-      <w:t>2026-05-03</w:t>
+      <w:t>2026-05-04</w:t>
       <w:br/>
       <w:br/>
     </w:r>

--- a/tillsyn/A 8258-2026 tillsynsbegäran.docx
+++ b/tillsyn/A 8258-2026 tillsynsbegäran.docx
@@ -710,7 +710,7 @@
     <w:r>
       <w:tab/>
       <w:tab/>
-      <w:t>2026-06-15</w:t>
+      <w:t>2026-06-16</w:t>
       <w:br/>
       <w:br/>
     </w:r>

--- a/tillsyn/A 8258-2026 tillsynsbegäran.docx
+++ b/tillsyn/A 8258-2026 tillsynsbegäran.docx
@@ -710,7 +710,7 @@
     <w:r>
       <w:tab/>
       <w:tab/>
-      <w:t>2026-06-16</w:t>
+      <w:t>2026-06-17</w:t>
       <w:br/>
       <w:br/>
     </w:r>

--- a/tillsyn/A 8258-2026 tillsynsbegäran.docx
+++ b/tillsyn/A 8258-2026 tillsynsbegäran.docx
@@ -1,6 +1,6 @@
 
 <file path=word/document.xml><?xml version="1.0" encoding="utf-8"?>
-<w:document xmlns:wpc="http://schemas.microsoft.com/office/word/2010/wordprocessingCanvas" xmlns:cx="http://schemas.microsoft.com/office/drawing/2014/chartex" xmlns:cx1="http://schemas.microsoft.com/office/drawing/2015/9/8/chartex" xmlns:cx2="http://schemas.microsoft.com/office/drawing/2015/10/21/chartex" xmlns:cx3="http://schemas.microsoft.com/office/drawing/2016/5/9/chartex" xmlns:cx4="http://schemas.microsoft.com/office/drawing/2016/5/10/chartex" xmlns:cx5="http://schemas.microsoft.com/office/drawing/2016/5/11/chartex" xmlns:cx6="http://schemas.microsoft.com/office/drawing/2016/5/12/chartex" xmlns:cx7="http://schemas.microsoft.com/office/drawing/2016/5/13/chartex" xmlns:cx8="http://schemas.microsoft.com/office/drawing/2016/5/14/chartex" xmlns:mc="http://schemas.openxmlformats.org/markup-compatibility/2006" xmlns:aink="http://schemas.microsoft.com/office/drawing/2016/ink" xmlns:am3d="http://schemas.microsoft.com/office/drawing/2017/model3d" xmlns:o="urn:schemas-microsoft-com:office:office" xmlns:oel="http://schemas.microsoft.com/office/2019/extlst" xmlns:r="http://schemas.openxmlformats.org/officeDocument/2006/relationships" xmlns:m="http://schemas.openxmlformats.org/officeDocument/2006/math" xmlns:v="urn:schemas-microsoft-com:vml" xmlns:wp14="http://schemas.microsoft.com/office/word/2010/wordprocessingDrawing" xmlns:wp="http://schemas.openxmlformats.org/drawingml/2006/wordprocessingDrawing" xmlns:w10="urn:schemas-microsoft-com:office:word" xmlns:w="http://schemas.openxmlformats.org/wordprocessingml/2006/main" xmlns:w14="http://schemas.microsoft.com/office/word/2010/wordml" xmlns:w15="http://schemas.microsoft.com/office/word/2012/wordml" xmlns:w16cex="http://schemas.microsoft.com/office/word/2018/wordml/cex" xmlns:w16cid="http://schemas.microsoft.com/office/word/2016/wordml/cid" xmlns:w16="http://schemas.microsoft.com/office/word/2018/wordml" xmlns:w16sdtdh="http://schemas.microsoft.com/office/word/2020/wordml/sdtdatahash" xmlns:w16se="http://schemas.microsoft.com/office/word/2015/wordml/symex" xmlns:wpg="http://schemas.microsoft.com/office/word/2010/wordprocessingGroup" xmlns:wpi="http://schemas.microsoft.com/office/word/2010/wordprocessingInk" xmlns:wne="http://schemas.microsoft.com/office/word/2006/wordml" xmlns:wps="http://schemas.microsoft.com/office/word/2010/wordprocessingShape" mc:Ignorable="w14 w15 w16se w16cid w16 w16cex w16sdtdh wp14">
+<w:document xmlns:wpc="http://schemas.microsoft.com/office/word/2010/wordprocessingCanvas" xmlns:cx="http://schemas.microsoft.com/office/drawing/2014/chartex" xmlns:cx1="http://schemas.microsoft.com/office/drawing/2015/9/8/chartex" xmlns:cx2="http://schemas.microsoft.com/office/drawing/2015/10/21/chartex" xmlns:cx3="http://schemas.microsoft.com/office/drawing/2016/5/9/chartex" xmlns:cx4="http://schemas.microsoft.com/office/drawing/2016/5/10/chartex" xmlns:cx5="http://schemas.microsoft.com/office/drawing/2016/5/11/chartex" xmlns:cx6="http://schemas.microsoft.com/office/drawing/2016/5/12/chartex" xmlns:cx7="http://schemas.microsoft.com/office/drawing/2016/5/13/chartex" xmlns:cx8="http://schemas.microsoft.com/office/drawing/2016/5/14/chartex" xmlns:mc="http://schemas.openxmlformats.org/markup-compatibility/2006" xmlns:aink="http://schemas.microsoft.com/office/drawing/2016/ink" xmlns:am3d="http://schemas.microsoft.com/office/drawing/2017/model3d" xmlns:o="urn:schemas-microsoft-com:office:office" xmlns:oel="http://schemas.microsoft.com/office/2019/extlst" xmlns:r="http://schemas.openxmlformats.org/officeDocument/2006/relationships" xmlns:m="http://schemas.openxmlformats.org/officeDocument/2006/math" xmlns:v="urn:schemas-microsoft-com:vml" xmlns:wp14="http://schemas.microsoft.com/office/word/2010/wordprocessingDrawing" xmlns:wp="http://schemas.openxmlformats.org/drawingml/2006/wordprocessingDrawing" xmlns:w10="urn:schemas-microsoft-com:office:word" xmlns:w="http://schemas.openxmlformats.org/wordprocessingml/2006/main" xmlns:w14="http://schemas.microsoft.com/office/word/2010/wordml" xmlns:w15="http://schemas.microsoft.com/office/word/2012/wordml" xmlns:w16cex="http://schemas.microsoft.com/office/word/2018/wordml/cex" xmlns:w16cid="http://schemas.microsoft.com/office/word/2016/wordml/cid" xmlns:w16="http://schemas.microsoft.com/office/word/2018/wordml" xmlns:w16du="http://schemas.microsoft.com/office/word/2023/wordml/word16du" xmlns:w16sdtdh="http://schemas.microsoft.com/office/word/2020/wordml/sdtdatahash" xmlns:w16sdtfl="http://schemas.microsoft.com/office/word/2024/wordml/sdtformatlock" xmlns:w16se="http://schemas.microsoft.com/office/word/2015/wordml/symex" xmlns:wpg="http://schemas.microsoft.com/office/word/2010/wordprocessingGroup" xmlns:wpi="http://schemas.microsoft.com/office/word/2010/wordprocessingInk" xmlns:wne="http://schemas.microsoft.com/office/word/2006/wordml" xmlns:wps="http://schemas.microsoft.com/office/word/2010/wordprocessingShape" mc:Ignorable="w14 w15 w16se w16cid w16 w16cex w16sdtdh w16sdtfl w16du wp14">
   <w:body>
     <w:p>
       <w:pPr>
@@ -12,35 +12,10 @@
     </w:p>
     <w:p>
       <w:r>
-        <w:t>Detta dokument behandlar höga naturvärden i avverkningsanmälan A 8258-2026 i Oskarshamns kommun. Denna avverkningsanmälan inkom 2026-02-10 00:00:00 och omfattar 3,9 ha.</w:t>
-      </w:r>
-    </w:p>
-    <w:p>
-      <w:r>
-        <w:t>Vi begär härmed att Skogsstyrelsen fattar beslut enligt miljöbalken som säkerställer att skogens höga naturvärden bevaras samt säkerställer att EU-lagstiftning efterlevs och att artskyddsbrott förhindras. Vi önskar även ta del av de ställningstaganden och beslut som myndigheterna meddelar till följd av aktuell avverkningsanmälan och föreningens inlaga (se 34 § förvaltningslagen).</w:t>
-      </w:r>
-    </w:p>
-    <w:p>
-      <w:r>
-        <w:t>Nedan beskrivs fynd av naturvårdsarter och fridlysta arter som gjorts i det avverkningsanmälda området. I BILAGA 1 finns artfakta om fridlysta arter.</w:t>
-      </w:r>
-    </w:p>
-    <w:p>
-      <w:pPr>
-        <w:pStyle w:val="Heading1"/>
-      </w:pPr>
-      <w:r>
-        <w:t>Naturvårdsarter</w:t>
-      </w:r>
-    </w:p>
-    <w:p>
-      <w:r>
-        <w:t>I avverkningsanmälan har följande 12 naturvårdsarter hittats: asppraktbagge (NT), ekticka (NT), entita (NT, §4), grön aspvedbock (NT), mindre hackspett (NT, §4), spillkråka (NT, §4), vedskivlav (NT), ekskinn (S), fällmossa (S), myskmadra (S), rostfläck (S) och trana (§4). Av dessa är 7 rödlistade. För rödlistade arter har rödlistekategorin angivits inom parentes. Arter som är signalarter enligt Skogsstyrelsen har markerats med (S). För fridlysta arter anges även paragrafen i Artskyddsförordningen som arten är fridlyst enligt.</w:t>
-      </w:r>
-    </w:p>
-    <w:p>
-      <w:r>
-        <w:t>De påträffade naturvårdsarterna är ett tydligt kvitto på att detta rör sig om en skog med höga naturvärden. I Figur 1 visas en karta över det avverkningsanmälda området, där samtliga fyndplatser för naturvårdsarter som finns registrerade på Artportalen har markerats.</w:t>
+        <w:t>Detta dokument behandlar höga naturvärden i avverkningsanmälan A 8258-2026 i Oskarshamns kommun som inkom 2026-02-10 och omfattar 3,9 ha.</w:t>
+      </w:r>
+      <w:r>
+        <w:t xml:space="preserve"> I Figur 1 visas fyndplatser för naturvårdsarter i området, som finns registrerade på Artportalen.</w:t>
       </w:r>
     </w:p>
     <w:p>
@@ -50,7 +25,7 @@
       <w:r>
         <w:drawing>
           <wp:inline xmlns:a="http://schemas.openxmlformats.org/drawingml/2006/main" xmlns:pic="http://schemas.openxmlformats.org/drawingml/2006/picture">
-            <wp:extent cx="5486400" cy="4707040"/>
+            <wp:extent cx="5486400" cy="4551147"/>
             <wp:docPr id="1" name="Picture 1"/>
             <wp:cNvGraphicFramePr>
               <a:graphicFrameLocks noChangeAspect="1"/>
@@ -71,7 +46,7 @@
                   <pic:spPr>
                     <a:xfrm>
                       <a:off x="0" y="0"/>
-                      <a:ext cx="5486400" cy="4707040"/>
+                      <a:ext cx="5486400" cy="4551147"/>
                     </a:xfrm>
                     <a:prstGeom prst="rect"/>
                   </pic:spPr>
@@ -85,169 +60,30 @@
     <w:p>
       <w:pPr>
         <w:pStyle w:val="Caption"/>
+        <w:spacing w:after="240"/>
       </w:pPr>
       <w:r>
-        <w:t>Figur 1. Fyndplatser för naturvårdsarter i det avverkningsanmälda området (röd linje). Markörer utan svart kant är placerade på fyndplatsen. Markörer med svart kant är placerade vid sidan av fyndplatsen och har ett svart streck som visar fyndplatsens exakta position. Kartans mittpunktskoordinat är N 6357705, E 587466 i SWEREF 99 TM.</w:t>
+        <w:t>Figur 1. Fyndplatser för naturvårdsarter i och inom 20 meter från avverkningsanmälan (röd linje). Inom parentes anges rödlistekategorier, S för signalarter, Tför typiska arter och fridlysningsparagrafer i artskyddsförordningen.Markörer utan svart kant är placerade på fyndplatsen. Markörer med svart kant är placerade vid sidan av fyndplatsen och har ett svart streck som visar fyndplatsens exakta position. Kartans mittpunktskoordinat är N 6357705, E 587466 i SWEREF 99 TM.</w:t>
       </w:r>
     </w:p>
     <w:p>
       <w:r>
-        <w:rPr>
-          <w:b/>
-        </w:rPr>
-        <w:t>Asppraktbagge</w:t>
-      </w:r>
-      <w:r>
-        <w:t xml:space="preserve"> är en skalbagge vars larvutveckling sker i tjock, solexponerad bark och ibland även i den yttersta veden vid basen på levande, medelstora och grova aspar. Glesa lövskogar och olika slags solöppna miljöer med gammal asp bör bibehållas genom utglesning av beskuggande trädskikt, framförallt yngre gran som ofta trivs på samma marker som asp. Arten påverkas negativt av brist på grova eller gamla träd och det föreligger indikation på eller misstanke om populationsminskning (SLU Artdatabanken, 2026).</w:t>
+        <w:t>Vi begär härmed att Skogsstyrelsen fattar beslut enligt miljöbalken som säkerställer att skogens höga naturvärden bevaras samt att EU-lagstiftning efterlevs och att artskyddsbrott förhindras.</w:t>
       </w:r>
     </w:p>
     <w:p>
       <w:r>
-        <w:rPr>
-          <w:b/>
-        </w:rPr>
-        <w:t>Ekskinn</w:t>
-      </w:r>
-      <w:r>
-        <w:t xml:space="preserve"> är en mycket bra signalart som visar på skyddsvärda skogsområden med långvarig kontinuitet av ek där det funnits ett konstant inslag av gamla träd. Arten är en typisk representant för relikta ekbestånd i humida, gärna kustnära trakter, och klena träd som hyser arten är vanligtvis betydligt äldre än vad man först kan tro. Ekskinnet hotas främst av avverkning av aktuella och potentiella värdträd men också av att eken i vissa områden ersätts av gran eller andra trädslag. Ekskinn är typisk art för </w:t>
-      </w:r>
-      <w:r>
-        <w:rPr>
-          <w:i/>
-        </w:rPr>
-        <w:t xml:space="preserve">9190 Näringsfattig ekskog </w:t>
-      </w:r>
-      <w:r>
-        <w:t>(SLU Artdatabanken, 2024; Nitare &amp; Skogsstyrelsen, 2019).</w:t>
+        <w:t>Vi begär vidare att Skogsstyrelsen säkerställer att inga skador eller försämringar av naturtypens bevarandestatus i området tillåts ske. Se Rådets direktiv 92/43/EEG samt ickeförsämringskravet i EU:s naturrestaureringsförordning (EU 2024/1991).</w:t>
       </w:r>
     </w:p>
     <w:p>
       <w:r>
-        <w:rPr>
-          <w:b/>
-        </w:rPr>
-        <w:t>Ekticka (NT)</w:t>
-      </w:r>
-      <w:r>
-        <w:t xml:space="preserve"> påträffas i löv- och blandskog och hagmark där den växer på levande oftast äldre eller senvuxna ekar. Minskningstakten för den svenska populationen har uppgått till 15 % under de senaste 50 åren och bedöms vara nära gränsvärdet för Sårbar (VU). Ekticka är typisk art för </w:t>
-      </w:r>
-      <w:r>
-        <w:rPr>
-          <w:i/>
-        </w:rPr>
-        <w:t xml:space="preserve">9020 Nordlig ädellövskog </w:t>
-      </w:r>
-      <w:r>
-        <w:t>(SLU Artdatabanken, 2025).</w:t>
+        <w:t>Vi önskar även ta del av de ställningstaganden och beslut som myndigheten meddelar till följd av aktuell avverkningsanmälan och föreningens inlaga (se 34 § förvaltningslagen).</w:t>
       </w:r>
     </w:p>
     <w:p>
       <w:r>
-        <w:rPr>
-          <w:b/>
-        </w:rPr>
-        <w:t>Fällmossa</w:t>
-      </w:r>
-      <w:r>
-        <w:t xml:space="preserve"> indikerar i stort sett alltid områden med höga naturvärden, skog med lång kontinuitet, gamla träd, hög luftfuktighet och stabila förhållanden. Sporkapslar finnar man enbart på extra skyddsvärda lokaler. Fällmossa är typisk art för </w:t>
-      </w:r>
-      <w:r>
-        <w:rPr>
-          <w:i/>
-        </w:rPr>
-        <w:t xml:space="preserve">9020 Nordlig ädellövskog, 9110 Näringsfattig bokskog, 9130 Näringsrik bokskog, 9160 Näringsrik ekskog, 9180 Ädellövskog i branter </w:t>
-      </w:r>
-      <w:r>
-        <w:t>och</w:t>
-      </w:r>
-      <w:r>
-        <w:rPr>
-          <w:i/>
-        </w:rPr>
-        <w:t xml:space="preserve"> 9190 Näringsfattig ekskog</w:t>
-      </w:r>
-      <w:r>
-        <w:t xml:space="preserve"> (SLU Artdatabanken, 2024; Nitare &amp; Skogsstyrelsen, 2019).</w:t>
-      </w:r>
-    </w:p>
-    <w:p>
-      <w:r>
-        <w:rPr>
-          <w:b/>
-        </w:rPr>
-        <w:t>Grön aspvedbock</w:t>
-      </w:r>
-      <w:r>
-        <w:t xml:space="preserve"> är en skalbagge vars larvutveckling sker under tjock bark på nyligen döda stammar och grova grenar (&gt;5 cm diameter) av lövträd, i Sverige nästan uteslutande asp. Fullbildade individer är skymnings- och nattaktiva och dras till ljus. Arten påverkas negativt av brist på grova eller gamla träd och det föreligger indikation på eller misstanke om populationsminskning. Minskningen avser kvalitén på artens habitat och antalet lokalområden (SLU Artdatabanken, 2026).</w:t>
-      </w:r>
-    </w:p>
-    <w:p>
-      <w:r>
-        <w:rPr>
-          <w:b/>
-        </w:rPr>
-        <w:t xml:space="preserve">Myskmadra </w:t>
-      </w:r>
-      <w:r>
-        <w:t xml:space="preserve">är en bra signalart i hela sitt utbredningsområde i såväl lövskogar, lundar som kalkbarrskogar. Särskilt kräsen tycks den vara i norra delen av sitt utbredningsområde. Många naturliga växtplatser är av reliktkaraktär och växten indikerar här långvarig ekologisk kontinuitet. Arten är känslig för såväl hårt bete som dagens storskaliga skogsbruksmetoder. Myskmadra är typisk art för </w:t>
-      </w:r>
-      <w:r>
-        <w:rPr>
-          <w:i/>
-        </w:rPr>
-        <w:t xml:space="preserve">9050 Näringsrik granskog, 9020 Nordlig ädellövskog, 9130 Näringsrik bokskog </w:t>
-      </w:r>
-      <w:r>
-        <w:t xml:space="preserve">och </w:t>
-      </w:r>
-      <w:r>
-        <w:rPr>
-          <w:i/>
-        </w:rPr>
-        <w:t xml:space="preserve">9160 Näringsrik ekskog </w:t>
-      </w:r>
-      <w:r>
-        <w:t>(Nitare &amp; Skogsstyrelsen, 2019; SLU Artdatabanken, 2025).</w:t>
-      </w:r>
-    </w:p>
-    <w:p>
-      <w:r>
-        <w:rPr>
-          <w:b/>
-        </w:rPr>
-        <w:t xml:space="preserve">Rostfläck </w:t>
-      </w:r>
-      <w:r>
-        <w:t xml:space="preserve">signalerar framför allt höga naturvärden i östra Sverige samt norr om den naturliga norrlandsgränsen. Arten indikerar här skogsmiljöer som under lång tid haft ett konstant fuktigt mikroklimat. Rika förekomster i Norrland visar sannolikt på bestånd med långvarig kontinuitet av gamla träd. När laven påträffas i alkärr signalerar den höga naturvärden inom hela sitt utbredningsområde. Rostfläck är typisk art för </w:t>
-      </w:r>
-      <w:r>
-        <w:rPr>
-          <w:i/>
-        </w:rPr>
-        <w:t xml:space="preserve">9190 Näringsfattig ekskog </w:t>
-      </w:r>
-      <w:r>
-        <w:t>(Nitare &amp; Skogsstyrelsen, 2019; SLU Artdatabanken, 2025).</w:t>
-      </w:r>
-    </w:p>
-    <w:p>
-      <w:r>
-        <w:rPr>
-          <w:b/>
-        </w:rPr>
-        <w:t>Vedskivlav (NT)</w:t>
-      </w:r>
-      <w:r>
-        <w:t xml:space="preserve"> växer på gammal, torr, exponerad, hård kärnved av framförallt tall i naturskogsartade bestånd. Avverkning av tallskog av naturskogskaraktär med spår av återkommande bränder är ett hot. Mängden lämplig ved att växa på för vedskivlav minskar, dels på grund av naturlig nedbrytning men framförallt på grund av att de förstörs i samband med slutavverkningar, gallringar och markberedning. Tall- och blandbarrskogar av naturskogskaraktär med spår av återkommande bränder bör skyddas. Vedskivlav är typisk art för </w:t>
-      </w:r>
-      <w:r>
-        <w:rPr>
-          <w:i/>
-        </w:rPr>
-        <w:t>9010 Taiga</w:t>
-      </w:r>
-      <w:r>
-        <w:t xml:space="preserve"> (SLU Artdatabanken, 2024).</w:t>
+        <w:t>Nedan beskrivs fynd av naturvårdsarter och fridlysta arter som gjorts i det avverkningsanmälda området. I BILAGA 1 finns artfakta om fridlysta arter.</w:t>
       </w:r>
     </w:p>
     <w:p>
@@ -255,12 +91,30 @@
         <w:pStyle w:val="Heading1"/>
       </w:pPr>
       <w:r>
-        <w:t>Fridlysta arter</w:t>
+        <w:t>Naturvårdsarter</w:t>
       </w:r>
     </w:p>
     <w:p>
       <w:r>
-        <w:t>Följande fridlysta arter har sina livsmiljöer och växtplatser i den avverkningsanmälda skogen: entita (NT, §4), mindre hackspett (NT, §4), spillkråka (NT, §4) och trana (§4).</w:t>
+        <w:t>I och inom 20 meter från avverkningsanmälan har följande 11 naturvårdsarter hittats: ekticka (NT, T), entita (NT, T, §4), mindre hackspett (NT, T, §4), vedskivlav (NT, T), fällmossa (S, T), jättesvampmal (S), myskmadra (S, T), spillkråka (T, §4), stjärtmes (T, §4), trana (§4) och utter (§4a). Av dessa är 4 rödlistade. För rödlistade arter har rödlistekategorin angivits inom parentes. Arter som är signalarter enligt Skogsstyrelsen har markerats med (S). Typiska arter inom Natura 2000 som är kopplade till skogsekosystem har markerats med (T). För fridlysta arter anges även paragrafen i Artskyddsförordningen som arten är fridlyst enligt.</w:t>
+      </w:r>
+    </w:p>
+    <w:p>
+      <w:r>
+        <w:t>De påträffade naturvårdsarterna är ett tydligt kvitto på att det rör sig om en skog med höga naturvärden.</w:t>
+      </w:r>
+    </w:p>
+    <w:p>
+      <w:pPr>
+        <w:pStyle w:val="Heading2"/>
+      </w:pPr>
+      <w:r>
+        <w:t>Fridlysta arter</w:t>
+      </w:r>
+    </w:p>
+    <w:p>
+      <w:r>
+        <w:t>Följande fridlysta arter har sina livsmiljöer och växtplatser i den avverkningsanmälda skogen: entita (NT, T, §4), mindre hackspett (NT, T, §4), spillkråka (T, §4), stjärtmes (T, §4), trana (§4) och utter (§4a).</w:t>
       </w:r>
     </w:p>
     <w:p>
@@ -348,7 +202,225 @@
     </w:p>
     <w:p>
       <w:r>
+        <w:rPr>
+          <w:b/>
+        </w:rPr>
+        <w:t>Stjärtmes (§4)</w:t>
+      </w:r>
+      <w:r>
+        <w:t xml:space="preserve"> häckar i löv- och blandskog. Studier har visat att den behöver ca 15 % medelålders till äldre lövrika bestånd (&gt;50 % löv), om avståndet mellan bestånden är 500 m. Stjärtmes är fridlyst enligt 4§ artskyddsförordningen och typisk art för </w:t>
+      </w:r>
+      <w:r>
+        <w:rPr>
+          <w:i/>
+        </w:rPr>
+        <w:t>9010 Taiga, 9030 Landhöjningsskog, 9080 Lövsumpskog</w:t>
+      </w:r>
+      <w:r>
+        <w:t xml:space="preserve"> och</w:t>
+      </w:r>
+      <w:r>
+        <w:rPr>
+          <w:i/>
+        </w:rPr>
+        <w:t xml:space="preserve"> 9750 Svämlövskog </w:t>
+      </w:r>
+      <w:r>
+        <w:t>(Jansson, 1999; Skogsstyrelsen, 2014; SLU Artdatabanken, 2025).</w:t>
+      </w:r>
+    </w:p>
+    <w:p>
+      <w:r>
         <w:t>I BILAGA 1 finns mer detaljerad information om ekologi samt krav på livsmiljö hos fridlysta arter.</w:t>
+      </w:r>
+    </w:p>
+    <w:p>
+      <w:pPr>
+        <w:pStyle w:val="Heading2"/>
+      </w:pPr>
+      <w:r>
+        <w:t>Övriga naturvårdsarter</w:t>
+      </w:r>
+    </w:p>
+    <w:p>
+      <w:r>
+        <w:rPr>
+          <w:b/>
+        </w:rPr>
+        <w:t>Ekticka (NT)</w:t>
+      </w:r>
+      <w:r>
+        <w:t xml:space="preserve"> påträffas i löv- och blandskog och hagmark där den växer på levande oftast äldre eller senvuxna ekar. Minskningstakten för den svenska populationen har uppgått till 15 % under de senaste 50 åren och bedöms vara nära gränsvärdet för Sårbar (VU). Ekticka är typisk art för </w:t>
+      </w:r>
+      <w:r>
+        <w:rPr>
+          <w:i/>
+        </w:rPr>
+        <w:t xml:space="preserve">9020 Nordlig ädellövskog </w:t>
+      </w:r>
+      <w:r>
+        <w:t>(SLU Artdatabanken, 2025).</w:t>
+      </w:r>
+    </w:p>
+    <w:p>
+      <w:r>
+        <w:rPr>
+          <w:b/>
+        </w:rPr>
+        <w:t>Fällmossa</w:t>
+      </w:r>
+      <w:r>
+        <w:t xml:space="preserve"> indikerar i stort sett alltid områden med höga naturvärden, skog med lång kontinuitet, gamla träd, hög luftfuktighet och stabila förhållanden. Sporkapslar finnar man enbart på extra skyddsvärda lokaler. Fällmossa är typisk art för </w:t>
+      </w:r>
+      <w:r>
+        <w:rPr>
+          <w:i/>
+        </w:rPr>
+        <w:t xml:space="preserve">9020 Nordlig ädellövskog, 9110 Näringsfattig bokskog, 9130 Näringsrik bokskog, 9160 Näringsrik ekskog, 9180 Ädellövskog i branter </w:t>
+      </w:r>
+      <w:r>
+        <w:t>och</w:t>
+      </w:r>
+      <w:r>
+        <w:rPr>
+          <w:i/>
+        </w:rPr>
+        <w:t xml:space="preserve"> 9190 Näringsfattig ekskog</w:t>
+      </w:r>
+      <w:r>
+        <w:t xml:space="preserve"> (SLU Artdatabanken, 2024; Nitare &amp; Skogsstyrelsen, 2019).</w:t>
+      </w:r>
+    </w:p>
+    <w:p>
+      <w:r>
+        <w:rPr>
+          <w:b/>
+        </w:rPr>
+        <w:t>Jättesvampmal</w:t>
+      </w:r>
+      <w:r>
+        <w:t xml:space="preserve"> är en fjäril som flyger i juli i mer eller mindre orörd gammal löv- eller blandskog, särskilt sådan med björk och bok. Larven lever i fnöskticka m.fl. tickor och kläckhålen och resterna av larvgångar i äldre fruktkroppar är lätta att känna igen och inventera. Arten hotas av avverkning av gamla, svampangripna lövträd samt bortforsling av döda lövträd, vindfällen och lågor. Gamla lövträd och naturbestånd med lövskog - särskilt björk och bok - bör sparas så långt möjligt och död ved lämnas kvar i skogen (SLU Artdatabanken, 2025).</w:t>
+      </w:r>
+    </w:p>
+    <w:p>
+      <w:r>
+        <w:rPr>
+          <w:b/>
+        </w:rPr>
+        <w:t xml:space="preserve">Myskmadra </w:t>
+      </w:r>
+      <w:r>
+        <w:t xml:space="preserve">är en bra signalart i hela sitt utbredningsområde i såväl lövskogar, lundar som kalkbarrskogar. Särskilt kräsen tycks den vara i norra delen av sitt utbredningsområde. Många naturliga växtplatser är av reliktkaraktär och växten indikerar här långvarig ekologisk kontinuitet. Arten är känslig för såväl hårt bete som dagens storskaliga skogsbruksmetoder. Myskmadra är typisk art för </w:t>
+      </w:r>
+      <w:r>
+        <w:rPr>
+          <w:i/>
+        </w:rPr>
+        <w:t xml:space="preserve">9050 Näringsrik granskog, 9020 Nordlig ädellövskog, 9130 Näringsrik bokskog </w:t>
+      </w:r>
+      <w:r>
+        <w:t xml:space="preserve">och </w:t>
+      </w:r>
+      <w:r>
+        <w:rPr>
+          <w:i/>
+        </w:rPr>
+        <w:t xml:space="preserve">9160 Näringsrik ekskog </w:t>
+      </w:r>
+      <w:r>
+        <w:t>(Nitare &amp; Skogsstyrelsen, 2019; SLU Artdatabanken, 2025).</w:t>
+      </w:r>
+    </w:p>
+    <w:p>
+      <w:r>
+        <w:rPr>
+          <w:b/>
+        </w:rPr>
+        <w:t>Vedskivlav (NT)</w:t>
+      </w:r>
+      <w:r>
+        <w:t xml:space="preserve"> växer på gammal, torr, exponerad, hård kärnved av framförallt tall i naturskogsartade bestånd. Avverkning av tallskog av naturskogskaraktär med spår av återkommande bränder är ett hot. Mängden lämplig ved att växa på för vedskivlav minskar, dels på grund av naturlig nedbrytning men framförallt på grund av att de förstörs i samband med slutavverkningar, gallringar och markberedning. Tall- och blandbarrskogar av naturskogskaraktär med spår av återkommande bränder bör skyddas. Vedskivlav är typisk art för </w:t>
+      </w:r>
+      <w:r>
+        <w:rPr>
+          <w:i/>
+        </w:rPr>
+        <w:t>9010 Taiga</w:t>
+      </w:r>
+      <w:r>
+        <w:t xml:space="preserve"> (SLU Artdatabanken, 2024).</w:t>
+      </w:r>
+    </w:p>
+    <w:p>
+      <w:pPr>
+        <w:pStyle w:val="Heading1"/>
+      </w:pPr>
+      <w:r>
+        <w:t>Typiska arter och EU:s art- och habitatdirektiv</w:t>
+      </w:r>
+    </w:p>
+    <w:p>
+      <w:r>
+        <w:t>Typiska arter används för att lokalisera områden med gynnsam bevarandestatus för de naturtyper som är listade i EU:s art- och habitatdirektiv. Ett exempel är Västlig taiga (EU-kod 9010) som saknar gynnsam bevarandestatus och minskar starkt som naturtyp i Sverige. Naturvårdsverket skriver i sin vägledning för Västlig taiga att dylika miljöer förutsätter normalt att skogarna skyddas långsiktigt, eftersom skogsbruk inte är förenligt med bevarande av naturtypen i gynnsamt tillstånd (Naturvårdsverket, 2011).</w:t>
+      </w:r>
+    </w:p>
+    <w:p>
+      <w:r>
+        <w:t>Följande typiska arter har sina livsmiljöer och växtplatser i den avverkningsanmälda skogen: ekticka (NT, T), entita (NT, T, §4), mindre hackspett (NT, T, §4), vedskivlav (NT, T), fällmossa (S, T), myskmadra (S, T), spillkråka (T, §4) och stjärtmes (T, §4).</w:t>
+      </w:r>
+    </w:p>
+    <w:p>
+      <w:r>
+        <w:t>Enligt Sveriges Artikel 17 rapportering 2013 och 2019 till EU, har naturtypen Västlig taiga (9010) dålig bevarandestatus med negativ trend inom Sveriges boreala region. Skogsbruksåtgärder som avverkning, röjning och gallring pekas ut som några av de främst bidragande orsakerna till naturtypens dåliga status och negativa trend (SLU Artdatabanken, 2019). I EU:s uppföljning av tillståndet för naturtyperna i Skandinavien 2013 – 2018 framgår det att i den boreala regionen är tillståndet så dåligt för Västlig taiga (9010) att habitatet löper allvarlig risk att försvinna regionalt (EEA, 2022). Det allvarliga läget för den biologiska mångfalden i skogen framhålls även i Skogsstyren rapport 2026/07:</w:t>
+      </w:r>
+    </w:p>
+    <w:p>
+      <w:r>
+        <w:rPr>
+          <w:i/>
+        </w:rPr>
+        <w:t>"All avverkning av kända skogliga värdekärnor och sannolika kontinuitetsskogar behöver upphöra för att fylla bristen om 1,56 miljoner hektar bevarad livsmiljötyp. På grund av begränsade kvarvarande arealer av värdekärnor, naturskogar och kontinuitetsskogar leder fortsatt förlust av dessa till en påtaglig risk för långsiktigt negativa effekter för biologisk mångfald i skogslandskapet. Att de återstående arealerna bevaras och ges ett långsiktigt skydd bedöms därför vara av avgörande betydelse."</w:t>
+      </w:r>
+      <w:r>
+        <w:t xml:space="preserve"> (Skogsstyrelsen, 2026).</w:t>
+      </w:r>
+    </w:p>
+    <w:p>
+      <w:r>
+        <w:t>Trots detta har statusen för Västlig taiga ändrats till otillräcklig i stället för dålig i den senaste Artikel 17 rapporteringen 2025. Av Naturvårdsverkets rapport framgår det dock att de ändrade statusbedömningarna jämfört med rapporteringen 2019 inte beror på faktiska miljöförändringar. Ändringarna är av teknisk karaktär och främst en följd av resultaten från genomförda regeringsuppdrag och beslut inför rapporteringen 2025. Det är alltså politisk styrning i stället för faktiska förhållanden i naturen som ändrat på naturtypernas status i rapporteringen, vilket rimmar dåligt med såväl art- och habitatdirektivets syften och mål som med naturrestaureringsförordningen. I praktiken har dock Sveriges nya sätt att rapportera bevarandestatus till EU inte någon betydelse eftersom Naturvårdsverkets rapportering 2025 visar att Västlig taiga</w:t>
+      </w:r>
+      <w:r>
+        <w:rPr>
+          <w:b/>
+        </w:rPr>
+        <w:t xml:space="preserve"> </w:t>
+      </w:r>
+      <w:r>
+        <w:t>inte har gynnsam bevarandestatus.</w:t>
+      </w:r>
+    </w:p>
+    <w:p>
+      <w:r>
+        <w:t>Åtgärder som vidtas i enlighet med art- och habitatdirektivet ska enligt Artikel 2 syfta till att bibehålla eller återställa en gynnsam bevarandestatus hos livsmiljöer samt arter och vilda djur och växter av gemenskapsintresse. Enligt prejudikat från EU-domstolen ska en skogsbruksverksamhet utföras på ett sådant sätt som utgör ett förebyggande och hållbart skogsbruk för att betraktas som förenlig med bevarandekraven i direktivet (se EU-domstolens dom i de förenade målen C 473-19 och C 474-19).</w:t>
+      </w:r>
+    </w:p>
+    <w:p>
+      <w:r>
+        <w:t xml:space="preserve">Av artikel 1.e samma direktiv framgår att en livsmiljös bevarandestatus anses " gynnsam" när — dess naturliga utbredningsområde och de ytor den täcker inom detta område är stabila eller ökande, och — den särskilda struktur och de särskilda funktioner som är nödvändiga för att den skall kunna bibehållas på lång sikt finns, och sannolikt kommer att finnas under en överskådlig framtid, och — bevarandestatusen hos dess </w:t>
+      </w:r>
+      <w:r>
+        <w:rPr>
+          <w:b/>
+        </w:rPr>
+        <w:t>typiska arter</w:t>
+      </w:r>
+      <w:r>
+        <w:t xml:space="preserve"> är gynnsam enligt definitionen i artikel 1.i.</w:t>
+      </w:r>
+    </w:p>
+    <w:p>
+      <w:r>
+        <w:t>EU-direktiv är bindande för EU:s medlemsländer varvid det ankommer på Skogsstyrelsen som nationell tillsynsmyndighet att beakta syftet med EU:s art- och habitatdirektiv vid prövningen av en skogsbruksverksamhet, se Rådets direktiv 92/43/EEG. Se ytterligare information om EU:s livsmiljödirektiv i bilaga 2.</w:t>
       </w:r>
     </w:p>
     <w:p>
@@ -580,6 +652,254 @@
       </w:r>
       <w:r>
         <w:t>SLU Artdatabanken, Uppsala.</w:t>
+      </w:r>
+    </w:p>
+    <w:p>
+      <w:r>
+        <w:br w:type="page"/>
+      </w:r>
+    </w:p>
+    <w:p>
+      <w:pPr>
+        <w:pStyle w:val="Title"/>
+      </w:pPr>
+      <w:r>
+        <w:t>BILAGA 2 – EU:s art- och habitatdirektiv, fågeldirektiv och naturrestaureringsförordning</w:t>
+      </w:r>
+    </w:p>
+    <w:p>
+      <w:pPr>
+        <w:pStyle w:val="Heading2"/>
+      </w:pPr>
+      <w:r>
+        <w:t>Förenlighet med EU-direktiv</w:t>
+      </w:r>
+    </w:p>
+    <w:p>
+      <w:r>
+        <w:t>EU-direktiv är bindande för EU:s medlemsländer varvid det ankommer på Skogsstyrelsen som nationell tillsynsmyndighet att beakta syftet med EU:s art- och habitatdirektiv respektive fågeldirektiv vid prövningen av en skogsbruksverksamhet, se Rådets direktiv 92/43/EEG samt 2009/147/EG. Nationella regler som omfattas av ett EU-direktiv ska enligt fast rättspraxis tolkas i enlighet med direktivet, vilket medför en skyldighet för myndigheten att tolka bestämmelser i nationell rätt i ljuset av direktivets ordalydelse, sammanhang och de mål som eftersträvas med direktivet (se EU-domstolens dom i mål C 477/19).</w:t>
+      </w:r>
+    </w:p>
+    <w:p>
+      <w:r>
+        <w:t>EU:s medlemsstater åläggs i Artikel 3 i fågeldirektivet generella skyldigheter avseende skydd, bevarande och återställande av tillräckligt stora och varierande livsmiljöer för de fågelarter som omfattas av direktivet. Medlemsstaterna ska vidta de åtgärder som är nödvändiga för att bibehålla populationen av fågelarterna på en nivå som svarar särskilt mot ekologiska, vetenskapliga och kulturella behov, eller återupprätta populationen av dessa arter till en sådan nivå (se Europaparlamentets och rådets direktiv 2009/147/EG).</w:t>
+      </w:r>
+    </w:p>
+    <w:p>
+      <w:r>
+        <w:t>Åtgärder som vidtas i enlighet med art- och habitatdirektivet (92/43/EEG) ska enligt Artikel 2 syfta till att bibehålla eller återställa en gynnsam bevarandestatus hos livsmiljöer samt arter och vilda djur och växter av gemenskapsintresse. Enligt prejudikat från EU-domstolen ska en skogsbruksverksamhet utföras på ett sådant sätt som utgör ett förebyggande och hållbart skogsbruk för att betraktas som förenlig med bevarandekraven i direktivet (se EU-domstolens dom i de förenade målen C 473-19 och C 474-19).</w:t>
+      </w:r>
+    </w:p>
+    <w:p>
+      <w:r>
+        <w:t xml:space="preserve">Av artikel 1.e samma direktiv framgår att en livsmiljös bevarandestatus anses " gynnsam" när — dess naturliga utbredningsområde och de ytor den täcker inom detta område är stabila eller ökande, och — den särskilda struktur och de särskilda funktioner som är nödvändiga för att den skall kunna bibehållas på lång sikt finns, och sannolikt kommer att finnas under en överskådlig framtid, och — bevarandestatusen hos dess </w:t>
+      </w:r>
+      <w:r>
+        <w:rPr>
+          <w:b/>
+        </w:rPr>
+        <w:t>typiska arter</w:t>
+      </w:r>
+      <w:r>
+        <w:t xml:space="preserve"> är gynnsam enligt definitionen i artikel 1.i. Typiska arter används för att lokalisera områden med gynnsam bevarandestatus för de naturtyper som ingår i EU:s art- och habitatdirektiv.</w:t>
+      </w:r>
+    </w:p>
+    <w:p>
+      <w:r>
+        <w:t>Västlig taiga (EU-kod 9010) saknar gynnsam bevarandestatus och minskar starkt som naturtyp i Sverige. Naturvårdsverket skriver i sin vägledning för västlig taiga att dylika miljöer förutsätter normalt att skogarna skyddas långsiktigt, eftersom skogsbruk inte är förenligt med bevarande av naturtypen i gynnsamt tillstånd (Naturvårdsverket, 2011). Enligt Sveriges Artikel 17 rapportering 2013 och 2019 till EU, har naturtypen Västlig taiga (9010) dålig bevarandestatus med negativ trend inom Sveriges boreala region. Skogsbruksåtgärder som avverkning, röjning och gallring pekas ut som några av de främst bidragande orsakerna till naturtypens dåliga status och negativa trend (SLU Artdatabanken, 2019). I EU:s uppföljning av tillståndet för naturtyperna i Skandinavien 2013 – 2018 framgår det att i den boreala regionen är tillståndet så dåligt för Västlig taiga (9010) att habitatet löper allvarlig risk att försvinna regionalt (EEA, 2022). Det allvarliga läget för den biologiska mångfalden i skogen framhålls även i Skogsstyren rapport 2026/07:</w:t>
+      </w:r>
+    </w:p>
+    <w:p>
+      <w:r>
+        <w:rPr>
+          <w:i/>
+        </w:rPr>
+        <w:t>"All avverkning av kända skogliga värdekärnor och sannolika kontinuitetsskogar behöver upphöra för att fylla bristen om 1,56 miljoner hektar bevarad livsmiljötyp. På grund av begränsade kvarvarande arealer av värdekärnor, naturskogar och kontinuitetsskogar leder fortsatt förlust av dessa till en påtaglig risk för långsiktigt negativa effekter för biologisk mångfald i skogslandskapet. Att de återstående arealerna bevaras och ges ett långsiktigt skydd bedöms därför vara av avgörande betydelse."</w:t>
+      </w:r>
+      <w:r>
+        <w:t xml:space="preserve"> (Skogsstyrelsen, 2026).</w:t>
+      </w:r>
+    </w:p>
+    <w:p>
+      <w:pPr>
+        <w:pStyle w:val="Caption"/>
+      </w:pPr>
+      <w:r>
+        <w:drawing>
+          <wp:inline xmlns:a="http://schemas.openxmlformats.org/drawingml/2006/main" xmlns:pic="http://schemas.openxmlformats.org/drawingml/2006/picture">
+            <wp:extent cx="5486400" cy="2905862"/>
+            <wp:docPr id="2" name="Picture 2"/>
+            <wp:cNvGraphicFramePr>
+              <a:graphicFrameLocks noChangeAspect="1"/>
+            </wp:cNvGraphicFramePr>
+            <a:graphic>
+              <a:graphicData uri="http://schemas.openxmlformats.org/drawingml/2006/picture">
+                <pic:pic>
+                  <pic:nvPicPr>
+                    <pic:cNvPr id="0" name="uppföljning av västlig taiga.jpeg"/>
+                    <pic:cNvPicPr/>
+                  </pic:nvPicPr>
+                  <pic:blipFill>
+                    <a:blip r:embed="rId17"/>
+                    <a:stretch>
+                      <a:fillRect/>
+                    </a:stretch>
+                  </pic:blipFill>
+                  <pic:spPr>
+                    <a:xfrm>
+                      <a:off x="0" y="0"/>
+                      <a:ext cx="5486400" cy="2905862"/>
+                    </a:xfrm>
+                    <a:prstGeom prst="rect"/>
+                  </pic:spPr>
+                </pic:pic>
+              </a:graphicData>
+            </a:graphic>
+          </wp:inline>
+        </w:drawing>
+      </w:r>
+    </w:p>
+    <w:p>
+      <w:pPr>
+        <w:pStyle w:val="Caption"/>
+      </w:pPr>
+      <w:r>
+        <w:t>EU:s uppföljning av tillståndet för naturtypen Västlig taiga 9010 i Skandinavien 2013 - 2018. Av kartan framgår det att i den boreala regionen är tillståndet så dåligt (röd färg) att habitatet löper allvarlig risk att försvinna regionalt. Källa: European Environment Agency. https:// eunis.eea.europoa.eu/habitats/10176.</w:t>
+      </w:r>
+    </w:p>
+    <w:p>
+      <w:r>
+        <w:t>Trots det allvarliga läget har statusen för Västlig taiga ändrats till otillräcklig i stället för dålig i den senaste Artikel 17 rapporteringen 2025. Av Naturvårdsverkets rapport framgår det dock att de ändrade statusbedömningarna jämfört med rapporteringen 2019 inte beror på faktiska miljöförändringar. Ändringarna är av teknisk karaktär och främst en följd av resultaten från genomförda regeringsuppdrag och beslut inför rapporteringen 2025. Det är alltså politisk styrning i stället för faktiska förhållanden i naturen som ändrat på naturtypernas status i rapporteringen, vilket rimmar dåligt med såväl art- och habitatdirektivets syften och mål som med naturrestaureringsförordningen. I praktiken har dock Sveriges nya sätt att rapportera bevarandestatus till EU inte någon betydelse eftersom Naturvårdsverkets rapportering 2025 visar att Västlig taiga inte har gynnsam bevarandestatus.</w:t>
+      </w:r>
+    </w:p>
+    <w:p>
+      <w:pPr>
+        <w:pStyle w:val="Heading2"/>
+      </w:pPr>
+      <w:r>
+        <w:t>EU:s naturrestaureringsförordning</w:t>
+      </w:r>
+    </w:p>
+    <w:p>
+      <w:r>
+        <w:t>Enligt EU:s naturrestaureringsförordning (EU 2024/1991) ska minst 20 % av landområden och minst 20 % av havsarealen vara restaurerad senast 2030, samt alla ekosystem som är i behov av restaurering senast 2050. Det framgår också av förordningen att det är viktigt att livsmiljötyperna inte försämras innan eller efter att restaureringar genomförts, se exempelvis punkt 37 förordningen.</w:t>
+      </w:r>
+    </w:p>
+    <w:p>
+      <w:r>
+        <w:t>”</w:t>
+      </w:r>
+      <w:r>
+        <w:rPr>
+          <w:i/>
+        </w:rPr>
+        <w:t>Det är viktigt att medlemsstaterna vidtar åtgärder som syftar till att säkerställa att tillståndet för områden som täcks av livsmiljötyper som omfattas av denna förordning och som omfattas av restaureringsåtgärder uppvisar en kontinuerlig förbättring till dess att de uppnår ett gott tillstånd, och att medlemsstaterna vidtar åtgärder som syftar till att säkerställa att dessa livsmiljötyper, när de har uppnått ett gott tillstånd, inte försämras avsevärt, så att det långsiktiga bibehållandet eller uppnåendet av gott tillstånd inte äventyras. (..) Det är också viktigt att medlemsstaterna anstränger sig för att förhindra avsevärd försämring av områden som täcks av sådana livsmiljötyper som antingen redan är i gott skick eller som inte är i gott skick men ännu inte omfattas av restaureringsåtgärder.”</w:t>
+      </w:r>
+    </w:p>
+    <w:p>
+      <w:r>
+        <w:rPr>
+          <w:b/>
+          <w:i/>
+        </w:rPr>
+        <w:t>Artikel 4(12):</w:t>
+      </w:r>
+    </w:p>
+    <w:p>
+      <w:r>
+        <w:rPr>
+          <w:i/>
+        </w:rPr>
+        <w:t>Utan att det påverkar tillämpningen av direktiv 92/43/EEG ska medlemsstaterna, senast den dag då deras nationella restaureringsplaner offentliggörs i enlighet med artikel 17.6 i denna förordning, eftersträva att genomföra de åtgärder som krävs för att förhindra avsevärd försämring av områden där de livsmiljötyper som förtecknas i bilaga I till denna förordning förekommer och som är i gott tillstånd eller som krävs för att uppnå de restaureringsmål som anges i punkt 17 i den här artikeln.</w:t>
+      </w:r>
+    </w:p>
+    <w:p>
+      <w:r>
+        <w:rPr>
+          <w:b/>
+          <w:i/>
+        </w:rPr>
+        <w:t>Artikel 4 (17).   Medlemsstaterna ska säkerställa</w:t>
+      </w:r>
+    </w:p>
+    <w:p>
+      <w:r>
+        <w:rPr>
+          <w:i/>
+        </w:rPr>
+        <w:t>a) en ökning av arealen i gott tillstånd för de livsmiljötyper som förtecknas i bilaga I till dess att minst 90 % är i gott tillstånd och till dess att den gynnsamma referensarealen för varje livsmiljötyp i varje biogeografisk region inom den berörda medlemsstaten har uppnåtts.</w:t>
+      </w:r>
+    </w:p>
+    <w:p>
+      <w:r>
+        <w:t>Referenser</w:t>
+      </w:r>
+    </w:p>
+    <w:p>
+      <w:r>
+        <w:t xml:space="preserve">EEA European Environment Agency, 2022. </w:t>
+      </w:r>
+      <w:r>
+        <w:rPr>
+          <w:i/>
+        </w:rPr>
+        <w:t xml:space="preserve">Western taiga – Conservation status 2013-2018. </w:t>
+      </w:r>
+      <w:r>
+        <w:t>https:// eunis.eea.europoa.eu/habitats/10176.</w:t>
+      </w:r>
+    </w:p>
+    <w:p>
+      <w:r>
+        <w:t>EU-domstolens dom av den 2 juli 2020 i målet C 477/19 (Europeisk hamster) p. 23.</w:t>
+      </w:r>
+    </w:p>
+    <w:p>
+      <w:r>
+        <w:t>EU-domstolens dom av den 4 mars 2021 i de förenade målen C 473-19 och C 474-19 (Skydda skogen) p. 70 och 76.</w:t>
+      </w:r>
+    </w:p>
+    <w:p>
+      <w:r>
+        <w:t>Europaparlamentets och rådets direktiv 2009/147/EG av den 30 november 2009 om bevarande av vilda fåglar.</w:t>
+      </w:r>
+    </w:p>
+    <w:p>
+      <w:r>
+        <w:t>EUROPAPARLAMENTETS OCH RÅDETS FÖRORDNING (EU) 2024/1991 av den 24 juni 2024 om restaurering av natur och om ändring av förordning (EU) 2022/869.</w:t>
+      </w:r>
+    </w:p>
+    <w:p>
+      <w:r>
+        <w:t>Rådets direktiv 92/43/EEG av den 21 mj 1992 om bevarande av livsmiljöer samt vilda djur och växter.</w:t>
+      </w:r>
+    </w:p>
+    <w:p>
+      <w:r>
+        <w:t xml:space="preserve">Skogsstyrelsen, 2026. </w:t>
+      </w:r>
+      <w:r>
+        <w:rPr>
+          <w:i/>
+        </w:rPr>
+        <w:t>Biologisk mångfald i skogen.</w:t>
+      </w:r>
+      <w:r>
+        <w:t xml:space="preserve"> Rapport 2026/07.</w:t>
+      </w:r>
+    </w:p>
+    <w:p>
+      <w:r>
+        <w:t xml:space="preserve">SLU Artdatabanken, 2019. </w:t>
+      </w:r>
+      <w:r>
+        <w:rPr>
+          <w:i/>
+        </w:rPr>
+        <w:t>Sveriges arter och naturtyper i EU:s art- och habitatdirektiv.</w:t>
+      </w:r>
+      <w:r>
+        <w:t xml:space="preserve"> Resultat från rapportering 2019 till EU av bevarandestatus 2013-2018.</w:t>
       </w:r>
     </w:p>
     <w:sectPr>
@@ -600,7 +920,7 @@
 </file>
 
 <file path=word/endnotes.xml><?xml version="1.0" encoding="utf-8"?>
-<w:endnotes xmlns:wpc="http://schemas.microsoft.com/office/word/2010/wordprocessingCanvas" xmlns:cx="http://schemas.microsoft.com/office/drawing/2014/chartex" xmlns:cx1="http://schemas.microsoft.com/office/drawing/2015/9/8/chartex" xmlns:cx2="http://schemas.microsoft.com/office/drawing/2015/10/21/chartex" xmlns:cx3="http://schemas.microsoft.com/office/drawing/2016/5/9/chartex" xmlns:cx4="http://schemas.microsoft.com/office/drawing/2016/5/10/chartex" xmlns:cx5="http://schemas.microsoft.com/office/drawing/2016/5/11/chartex" xmlns:cx6="http://schemas.microsoft.com/office/drawing/2016/5/12/chartex" xmlns:cx7="http://schemas.microsoft.com/office/drawing/2016/5/13/chartex" xmlns:cx8="http://schemas.microsoft.com/office/drawing/2016/5/14/chartex" xmlns:mc="http://schemas.openxmlformats.org/markup-compatibility/2006" xmlns:aink="http://schemas.microsoft.com/office/drawing/2016/ink" xmlns:am3d="http://schemas.microsoft.com/office/drawing/2017/model3d" xmlns:o="urn:schemas-microsoft-com:office:office" xmlns:oel="http://schemas.microsoft.com/office/2019/extlst" xmlns:r="http://schemas.openxmlformats.org/officeDocument/2006/relationships" xmlns:m="http://schemas.openxmlformats.org/officeDocument/2006/math" xmlns:v="urn:schemas-microsoft-com:vml" xmlns:wp14="http://schemas.microsoft.com/office/word/2010/wordprocessingDrawing" xmlns:wp="http://schemas.openxmlformats.org/drawingml/2006/wordprocessingDrawing" xmlns:w10="urn:schemas-microsoft-com:office:word" xmlns:w="http://schemas.openxmlformats.org/wordprocessingml/2006/main" xmlns:w14="http://schemas.microsoft.com/office/word/2010/wordml" xmlns:w15="http://schemas.microsoft.com/office/word/2012/wordml" xmlns:w16cex="http://schemas.microsoft.com/office/word/2018/wordml/cex" xmlns:w16cid="http://schemas.microsoft.com/office/word/2016/wordml/cid" xmlns:w16="http://schemas.microsoft.com/office/word/2018/wordml" xmlns:w16sdtdh="http://schemas.microsoft.com/office/word/2020/wordml/sdtdatahash" xmlns:w16se="http://schemas.microsoft.com/office/word/2015/wordml/symex" xmlns:wpg="http://schemas.microsoft.com/office/word/2010/wordprocessingGroup" xmlns:wpi="http://schemas.microsoft.com/office/word/2010/wordprocessingInk" xmlns:wne="http://schemas.microsoft.com/office/word/2006/wordml" xmlns:wps="http://schemas.microsoft.com/office/word/2010/wordprocessingShape" mc:Ignorable="w14 w15 w16se w16cid w16 w16cex w16sdtdh wp14">
+<w:endnotes xmlns:wpc="http://schemas.microsoft.com/office/word/2010/wordprocessingCanvas" xmlns:cx="http://schemas.microsoft.com/office/drawing/2014/chartex" xmlns:cx1="http://schemas.microsoft.com/office/drawing/2015/9/8/chartex" xmlns:cx2="http://schemas.microsoft.com/office/drawing/2015/10/21/chartex" xmlns:cx3="http://schemas.microsoft.com/office/drawing/2016/5/9/chartex" xmlns:cx4="http://schemas.microsoft.com/office/drawing/2016/5/10/chartex" xmlns:cx5="http://schemas.microsoft.com/office/drawing/2016/5/11/chartex" xmlns:cx6="http://schemas.microsoft.com/office/drawing/2016/5/12/chartex" xmlns:cx7="http://schemas.microsoft.com/office/drawing/2016/5/13/chartex" xmlns:cx8="http://schemas.microsoft.com/office/drawing/2016/5/14/chartex" xmlns:mc="http://schemas.openxmlformats.org/markup-compatibility/2006" xmlns:aink="http://schemas.microsoft.com/office/drawing/2016/ink" xmlns:am3d="http://schemas.microsoft.com/office/drawing/2017/model3d" xmlns:o="urn:schemas-microsoft-com:office:office" xmlns:oel="http://schemas.microsoft.com/office/2019/extlst" xmlns:r="http://schemas.openxmlformats.org/officeDocument/2006/relationships" xmlns:m="http://schemas.openxmlformats.org/officeDocument/2006/math" xmlns:v="urn:schemas-microsoft-com:vml" xmlns:wp14="http://schemas.microsoft.com/office/word/2010/wordprocessingDrawing" xmlns:wp="http://schemas.openxmlformats.org/drawingml/2006/wordprocessingDrawing" xmlns:w10="urn:schemas-microsoft-com:office:word" xmlns:w="http://schemas.openxmlformats.org/wordprocessingml/2006/main" xmlns:w14="http://schemas.microsoft.com/office/word/2010/wordml" xmlns:w15="http://schemas.microsoft.com/office/word/2012/wordml" xmlns:w16cex="http://schemas.microsoft.com/office/word/2018/wordml/cex" xmlns:w16cid="http://schemas.microsoft.com/office/word/2016/wordml/cid" xmlns:w16="http://schemas.microsoft.com/office/word/2018/wordml" xmlns:w16du="http://schemas.microsoft.com/office/word/2023/wordml/word16du" xmlns:w16sdtdh="http://schemas.microsoft.com/office/word/2020/wordml/sdtdatahash" xmlns:w16sdtfl="http://schemas.microsoft.com/office/word/2024/wordml/sdtformatlock" xmlns:w16se="http://schemas.microsoft.com/office/word/2015/wordml/symex" xmlns:wpg="http://schemas.microsoft.com/office/word/2010/wordprocessingGroup" xmlns:wpi="http://schemas.microsoft.com/office/word/2010/wordprocessingInk" xmlns:wne="http://schemas.microsoft.com/office/word/2006/wordml" xmlns:wps="http://schemas.microsoft.com/office/word/2010/wordprocessingShape" mc:Ignorable="w14 w15 w16se w16cid w16 w16cex w16sdtdh w16sdtfl w16du wp14">
   <w:endnote w:type="separator" w:id="-1">
     <w:p>
       <w:pPr>
@@ -625,7 +945,7 @@
 </file>
 
 <file path=word/footer1.xml><?xml version="1.0" encoding="utf-8"?>
-<w:ftr xmlns:wpc="http://schemas.microsoft.com/office/word/2010/wordprocessingCanvas" xmlns:cx="http://schemas.microsoft.com/office/drawing/2014/chartex" xmlns:cx1="http://schemas.microsoft.com/office/drawing/2015/9/8/chartex" xmlns:cx2="http://schemas.microsoft.com/office/drawing/2015/10/21/chartex" xmlns:cx3="http://schemas.microsoft.com/office/drawing/2016/5/9/chartex" xmlns:cx4="http://schemas.microsoft.com/office/drawing/2016/5/10/chartex" xmlns:cx5="http://schemas.microsoft.com/office/drawing/2016/5/11/chartex" xmlns:cx6="http://schemas.microsoft.com/office/drawing/2016/5/12/chartex" xmlns:cx7="http://schemas.microsoft.com/office/drawing/2016/5/13/chartex" xmlns:cx8="http://schemas.microsoft.com/office/drawing/2016/5/14/chartex" xmlns:mc="http://schemas.openxmlformats.org/markup-compatibility/2006" xmlns:aink="http://schemas.microsoft.com/office/drawing/2016/ink" xmlns:am3d="http://schemas.microsoft.com/office/drawing/2017/model3d" xmlns:o="urn:schemas-microsoft-com:office:office" xmlns:oel="http://schemas.microsoft.com/office/2019/extlst" xmlns:r="http://schemas.openxmlformats.org/officeDocument/2006/relationships" xmlns:m="http://schemas.openxmlformats.org/officeDocument/2006/math" xmlns:v="urn:schemas-microsoft-com:vml" xmlns:wp14="http://schemas.microsoft.com/office/word/2010/wordprocessingDrawing" xmlns:wp="http://schemas.openxmlformats.org/drawingml/2006/wordprocessingDrawing" xmlns:w10="urn:schemas-microsoft-com:office:word" xmlns:w="http://schemas.openxmlformats.org/wordprocessingml/2006/main" xmlns:w14="http://schemas.microsoft.com/office/word/2010/wordml" xmlns:w15="http://schemas.microsoft.com/office/word/2012/wordml" xmlns:w16cex="http://schemas.microsoft.com/office/word/2018/wordml/cex" xmlns:w16cid="http://schemas.microsoft.com/office/word/2016/wordml/cid" xmlns:w16="http://schemas.microsoft.com/office/word/2018/wordml" xmlns:w16sdtdh="http://schemas.microsoft.com/office/word/2020/wordml/sdtdatahash" xmlns:w16se="http://schemas.microsoft.com/office/word/2015/wordml/symex" xmlns:wpg="http://schemas.microsoft.com/office/word/2010/wordprocessingGroup" xmlns:wpi="http://schemas.microsoft.com/office/word/2010/wordprocessingInk" xmlns:wne="http://schemas.microsoft.com/office/word/2006/wordml" xmlns:wps="http://schemas.microsoft.com/office/word/2010/wordprocessingShape" mc:Ignorable="w14 w15 w16se w16cid w16 w16cex w16sdtdh wp14">
+<w:ftr xmlns:wpc="http://schemas.microsoft.com/office/word/2010/wordprocessingCanvas" xmlns:cx="http://schemas.microsoft.com/office/drawing/2014/chartex" xmlns:cx1="http://schemas.microsoft.com/office/drawing/2015/9/8/chartex" xmlns:cx2="http://schemas.microsoft.com/office/drawing/2015/10/21/chartex" xmlns:cx3="http://schemas.microsoft.com/office/drawing/2016/5/9/chartex" xmlns:cx4="http://schemas.microsoft.com/office/drawing/2016/5/10/chartex" xmlns:cx5="http://schemas.microsoft.com/office/drawing/2016/5/11/chartex" xmlns:cx6="http://schemas.microsoft.com/office/drawing/2016/5/12/chartex" xmlns:cx7="http://schemas.microsoft.com/office/drawing/2016/5/13/chartex" xmlns:cx8="http://schemas.microsoft.com/office/drawing/2016/5/14/chartex" xmlns:mc="http://schemas.openxmlformats.org/markup-compatibility/2006" xmlns:aink="http://schemas.microsoft.com/office/drawing/2016/ink" xmlns:am3d="http://schemas.microsoft.com/office/drawing/2017/model3d" xmlns:o="urn:schemas-microsoft-com:office:office" xmlns:oel="http://schemas.microsoft.com/office/2019/extlst" xmlns:r="http://schemas.openxmlformats.org/officeDocument/2006/relationships" xmlns:m="http://schemas.openxmlformats.org/officeDocument/2006/math" xmlns:v="urn:schemas-microsoft-com:vml" xmlns:wp14="http://schemas.microsoft.com/office/word/2010/wordprocessingDrawing" xmlns:wp="http://schemas.openxmlformats.org/drawingml/2006/wordprocessingDrawing" xmlns:w10="urn:schemas-microsoft-com:office:word" xmlns:w="http://schemas.openxmlformats.org/wordprocessingml/2006/main" xmlns:w14="http://schemas.microsoft.com/office/word/2010/wordml" xmlns:w15="http://schemas.microsoft.com/office/word/2012/wordml" xmlns:w16cex="http://schemas.microsoft.com/office/word/2018/wordml/cex" xmlns:w16cid="http://schemas.microsoft.com/office/word/2016/wordml/cid" xmlns:w16="http://schemas.microsoft.com/office/word/2018/wordml" xmlns:w16du="http://schemas.microsoft.com/office/word/2023/wordml/word16du" xmlns:w16sdtdh="http://schemas.microsoft.com/office/word/2020/wordml/sdtdatahash" xmlns:w16sdtfl="http://schemas.microsoft.com/office/word/2024/wordml/sdtformatlock" xmlns:w16se="http://schemas.microsoft.com/office/word/2015/wordml/symex" xmlns:wpg="http://schemas.microsoft.com/office/word/2010/wordprocessingGroup" xmlns:wpi="http://schemas.microsoft.com/office/word/2010/wordprocessingInk" xmlns:wne="http://schemas.microsoft.com/office/word/2006/wordml" xmlns:wps="http://schemas.microsoft.com/office/word/2010/wordprocessingShape" mc:Ignorable="w14 w15 w16se w16cid w16 w16cex w16sdtdh w16sdtfl w16du wp14">
   <w:p>
     <w:pPr>
       <w:pStyle w:val="Footer"/>
@@ -635,7 +955,7 @@
 </file>
 
 <file path=word/footer2.xml><?xml version="1.0" encoding="utf-8"?>
-<w:ftr xmlns:wpc="http://schemas.microsoft.com/office/word/2010/wordprocessingCanvas" xmlns:cx="http://schemas.microsoft.com/office/drawing/2014/chartex" xmlns:cx1="http://schemas.microsoft.com/office/drawing/2015/9/8/chartex" xmlns:cx2="http://schemas.microsoft.com/office/drawing/2015/10/21/chartex" xmlns:cx3="http://schemas.microsoft.com/office/drawing/2016/5/9/chartex" xmlns:cx4="http://schemas.microsoft.com/office/drawing/2016/5/10/chartex" xmlns:cx5="http://schemas.microsoft.com/office/drawing/2016/5/11/chartex" xmlns:cx6="http://schemas.microsoft.com/office/drawing/2016/5/12/chartex" xmlns:cx7="http://schemas.microsoft.com/office/drawing/2016/5/13/chartex" xmlns:cx8="http://schemas.microsoft.com/office/drawing/2016/5/14/chartex" xmlns:mc="http://schemas.openxmlformats.org/markup-compatibility/2006" xmlns:aink="http://schemas.microsoft.com/office/drawing/2016/ink" xmlns:am3d="http://schemas.microsoft.com/office/drawing/2017/model3d" xmlns:o="urn:schemas-microsoft-com:office:office" xmlns:oel="http://schemas.microsoft.com/office/2019/extlst" xmlns:r="http://schemas.openxmlformats.org/officeDocument/2006/relationships" xmlns:m="http://schemas.openxmlformats.org/officeDocument/2006/math" xmlns:v="urn:schemas-microsoft-com:vml" xmlns:wp14="http://schemas.microsoft.com/office/word/2010/wordprocessingDrawing" xmlns:wp="http://schemas.openxmlformats.org/drawingml/2006/wordprocessingDrawing" xmlns:w10="urn:schemas-microsoft-com:office:word" xmlns:w="http://schemas.openxmlformats.org/wordprocessingml/2006/main" xmlns:w14="http://schemas.microsoft.com/office/word/2010/wordml" xmlns:w15="http://schemas.microsoft.com/office/word/2012/wordml" xmlns:w16cex="http://schemas.microsoft.com/office/word/2018/wordml/cex" xmlns:w16cid="http://schemas.microsoft.com/office/word/2016/wordml/cid" xmlns:w16="http://schemas.microsoft.com/office/word/2018/wordml" xmlns:w16sdtdh="http://schemas.microsoft.com/office/word/2020/wordml/sdtdatahash" xmlns:w16se="http://schemas.microsoft.com/office/word/2015/wordml/symex" xmlns:wpg="http://schemas.microsoft.com/office/word/2010/wordprocessingGroup" xmlns:wpi="http://schemas.microsoft.com/office/word/2010/wordprocessingInk" xmlns:wne="http://schemas.microsoft.com/office/word/2006/wordml" xmlns:wps="http://schemas.microsoft.com/office/word/2010/wordprocessingShape" mc:Ignorable="w14 w15 w16se w16cid w16 w16cex w16sdtdh wp14">
+<w:ftr xmlns:wpc="http://schemas.microsoft.com/office/word/2010/wordprocessingCanvas" xmlns:cx="http://schemas.microsoft.com/office/drawing/2014/chartex" xmlns:cx1="http://schemas.microsoft.com/office/drawing/2015/9/8/chartex" xmlns:cx2="http://schemas.microsoft.com/office/drawing/2015/10/21/chartex" xmlns:cx3="http://schemas.microsoft.com/office/drawing/2016/5/9/chartex" xmlns:cx4="http://schemas.microsoft.com/office/drawing/2016/5/10/chartex" xmlns:cx5="http://schemas.microsoft.com/office/drawing/2016/5/11/chartex" xmlns:cx6="http://schemas.microsoft.com/office/drawing/2016/5/12/chartex" xmlns:cx7="http://schemas.microsoft.com/office/drawing/2016/5/13/chartex" xmlns:cx8="http://schemas.microsoft.com/office/drawing/2016/5/14/chartex" xmlns:mc="http://schemas.openxmlformats.org/markup-compatibility/2006" xmlns:aink="http://schemas.microsoft.com/office/drawing/2016/ink" xmlns:am3d="http://schemas.microsoft.com/office/drawing/2017/model3d" xmlns:o="urn:schemas-microsoft-com:office:office" xmlns:oel="http://schemas.microsoft.com/office/2019/extlst" xmlns:r="http://schemas.openxmlformats.org/officeDocument/2006/relationships" xmlns:m="http://schemas.openxmlformats.org/officeDocument/2006/math" xmlns:v="urn:schemas-microsoft-com:vml" xmlns:wp14="http://schemas.microsoft.com/office/word/2010/wordprocessingDrawing" xmlns:wp="http://schemas.openxmlformats.org/drawingml/2006/wordprocessingDrawing" xmlns:w10="urn:schemas-microsoft-com:office:word" xmlns:w="http://schemas.openxmlformats.org/wordprocessingml/2006/main" xmlns:w14="http://schemas.microsoft.com/office/word/2010/wordml" xmlns:w15="http://schemas.microsoft.com/office/word/2012/wordml" xmlns:w16cex="http://schemas.microsoft.com/office/word/2018/wordml/cex" xmlns:w16cid="http://schemas.microsoft.com/office/word/2016/wordml/cid" xmlns:w16="http://schemas.microsoft.com/office/word/2018/wordml" xmlns:w16du="http://schemas.microsoft.com/office/word/2023/wordml/word16du" xmlns:w16sdtdh="http://schemas.microsoft.com/office/word/2020/wordml/sdtdatahash" xmlns:w16sdtfl="http://schemas.microsoft.com/office/word/2024/wordml/sdtformatlock" xmlns:w16se="http://schemas.microsoft.com/office/word/2015/wordml/symex" xmlns:wpg="http://schemas.microsoft.com/office/word/2010/wordprocessingGroup" xmlns:wpi="http://schemas.microsoft.com/office/word/2010/wordprocessingInk" xmlns:wne="http://schemas.microsoft.com/office/word/2006/wordml" xmlns:wps="http://schemas.microsoft.com/office/word/2010/wordprocessingShape" mc:Ignorable="w14 w15 w16se w16cid w16 w16cex w16sdtdh w16sdtfl w16du wp14">
   <w:p>
     <w:pPr>
       <w:pStyle w:val="Footer"/>
@@ -645,7 +965,7 @@
 </file>
 
 <file path=word/footer3.xml><?xml version="1.0" encoding="utf-8"?>
-<w:ftr xmlns:wpc="http://schemas.microsoft.com/office/word/2010/wordprocessingCanvas" xmlns:cx="http://schemas.microsoft.com/office/drawing/2014/chartex" xmlns:cx1="http://schemas.microsoft.com/office/drawing/2015/9/8/chartex" xmlns:cx2="http://schemas.microsoft.com/office/drawing/2015/10/21/chartex" xmlns:cx3="http://schemas.microsoft.com/office/drawing/2016/5/9/chartex" xmlns:cx4="http://schemas.microsoft.com/office/drawing/2016/5/10/chartex" xmlns:cx5="http://schemas.microsoft.com/office/drawing/2016/5/11/chartex" xmlns:cx6="http://schemas.microsoft.com/office/drawing/2016/5/12/chartex" xmlns:cx7="http://schemas.microsoft.com/office/drawing/2016/5/13/chartex" xmlns:cx8="http://schemas.microsoft.com/office/drawing/2016/5/14/chartex" xmlns:mc="http://schemas.openxmlformats.org/markup-compatibility/2006" xmlns:aink="http://schemas.microsoft.com/office/drawing/2016/ink" xmlns:am3d="http://schemas.microsoft.com/office/drawing/2017/model3d" xmlns:o="urn:schemas-microsoft-com:office:office" xmlns:oel="http://schemas.microsoft.com/office/2019/extlst" xmlns:r="http://schemas.openxmlformats.org/officeDocument/2006/relationships" xmlns:m="http://schemas.openxmlformats.org/officeDocument/2006/math" xmlns:v="urn:schemas-microsoft-com:vml" xmlns:wp14="http://schemas.microsoft.com/office/word/2010/wordprocessingDrawing" xmlns:wp="http://schemas.openxmlformats.org/drawingml/2006/wordprocessingDrawing" xmlns:w10="urn:schemas-microsoft-com:office:word" xmlns:w="http://schemas.openxmlformats.org/wordprocessingml/2006/main" xmlns:w14="http://schemas.microsoft.com/office/word/2010/wordml" xmlns:w15="http://schemas.microsoft.com/office/word/2012/wordml" xmlns:w16cex="http://schemas.microsoft.com/office/word/2018/wordml/cex" xmlns:w16cid="http://schemas.microsoft.com/office/word/2016/wordml/cid" xmlns:w16="http://schemas.microsoft.com/office/word/2018/wordml" xmlns:w16sdtdh="http://schemas.microsoft.com/office/word/2020/wordml/sdtdatahash" xmlns:w16se="http://schemas.microsoft.com/office/word/2015/wordml/symex" xmlns:wpg="http://schemas.microsoft.com/office/word/2010/wordprocessingGroup" xmlns:wpi="http://schemas.microsoft.com/office/word/2010/wordprocessingInk" xmlns:wne="http://schemas.microsoft.com/office/word/2006/wordml" xmlns:wps="http://schemas.microsoft.com/office/word/2010/wordprocessingShape" mc:Ignorable="w14 w15 w16se w16cid w16 w16cex w16sdtdh wp14">
+<w:ftr xmlns:wpc="http://schemas.microsoft.com/office/word/2010/wordprocessingCanvas" xmlns:cx="http://schemas.microsoft.com/office/drawing/2014/chartex" xmlns:cx1="http://schemas.microsoft.com/office/drawing/2015/9/8/chartex" xmlns:cx2="http://schemas.microsoft.com/office/drawing/2015/10/21/chartex" xmlns:cx3="http://schemas.microsoft.com/office/drawing/2016/5/9/chartex" xmlns:cx4="http://schemas.microsoft.com/office/drawing/2016/5/10/chartex" xmlns:cx5="http://schemas.microsoft.com/office/drawing/2016/5/11/chartex" xmlns:cx6="http://schemas.microsoft.com/office/drawing/2016/5/12/chartex" xmlns:cx7="http://schemas.microsoft.com/office/drawing/2016/5/13/chartex" xmlns:cx8="http://schemas.microsoft.com/office/drawing/2016/5/14/chartex" xmlns:mc="http://schemas.openxmlformats.org/markup-compatibility/2006" xmlns:aink="http://schemas.microsoft.com/office/drawing/2016/ink" xmlns:am3d="http://schemas.microsoft.com/office/drawing/2017/model3d" xmlns:o="urn:schemas-microsoft-com:office:office" xmlns:oel="http://schemas.microsoft.com/office/2019/extlst" xmlns:r="http://schemas.openxmlformats.org/officeDocument/2006/relationships" xmlns:m="http://schemas.openxmlformats.org/officeDocument/2006/math" xmlns:v="urn:schemas-microsoft-com:vml" xmlns:wp14="http://schemas.microsoft.com/office/word/2010/wordprocessingDrawing" xmlns:wp="http://schemas.openxmlformats.org/drawingml/2006/wordprocessingDrawing" xmlns:w10="urn:schemas-microsoft-com:office:word" xmlns:w="http://schemas.openxmlformats.org/wordprocessingml/2006/main" xmlns:w14="http://schemas.microsoft.com/office/word/2010/wordml" xmlns:w15="http://schemas.microsoft.com/office/word/2012/wordml" xmlns:w16cex="http://schemas.microsoft.com/office/word/2018/wordml/cex" xmlns:w16cid="http://schemas.microsoft.com/office/word/2016/wordml/cid" xmlns:w16="http://schemas.microsoft.com/office/word/2018/wordml" xmlns:w16du="http://schemas.microsoft.com/office/word/2023/wordml/word16du" xmlns:w16sdtdh="http://schemas.microsoft.com/office/word/2020/wordml/sdtdatahash" xmlns:w16sdtfl="http://schemas.microsoft.com/office/word/2024/wordml/sdtformatlock" xmlns:w16se="http://schemas.microsoft.com/office/word/2015/wordml/symex" xmlns:wpg="http://schemas.microsoft.com/office/word/2010/wordprocessingGroup" xmlns:wpi="http://schemas.microsoft.com/office/word/2010/wordprocessingInk" xmlns:wne="http://schemas.microsoft.com/office/word/2006/wordml" xmlns:wps="http://schemas.microsoft.com/office/word/2010/wordprocessingShape" mc:Ignorable="w14 w15 w16se w16cid w16 w16cex w16sdtdh w16sdtfl w16du wp14">
   <w:p>
     <w:pPr>
       <w:pStyle w:val="Footer"/>
@@ -655,7 +975,7 @@
 </file>
 
 <file path=word/footnotes.xml><?xml version="1.0" encoding="utf-8"?>
-<w:footnotes xmlns:wpc="http://schemas.microsoft.com/office/word/2010/wordprocessingCanvas" xmlns:cx="http://schemas.microsoft.com/office/drawing/2014/chartex" xmlns:cx1="http://schemas.microsoft.com/office/drawing/2015/9/8/chartex" xmlns:cx2="http://schemas.microsoft.com/office/drawing/2015/10/21/chartex" xmlns:cx3="http://schemas.microsoft.com/office/drawing/2016/5/9/chartex" xmlns:cx4="http://schemas.microsoft.com/office/drawing/2016/5/10/chartex" xmlns:cx5="http://schemas.microsoft.com/office/drawing/2016/5/11/chartex" xmlns:cx6="http://schemas.microsoft.com/office/drawing/2016/5/12/chartex" xmlns:cx7="http://schemas.microsoft.com/office/drawing/2016/5/13/chartex" xmlns:cx8="http://schemas.microsoft.com/office/drawing/2016/5/14/chartex" xmlns:mc="http://schemas.openxmlformats.org/markup-compatibility/2006" xmlns:aink="http://schemas.microsoft.com/office/drawing/2016/ink" xmlns:am3d="http://schemas.microsoft.com/office/drawing/2017/model3d" xmlns:o="urn:schemas-microsoft-com:office:office" xmlns:oel="http://schemas.microsoft.com/office/2019/extlst" xmlns:r="http://schemas.openxmlformats.org/officeDocument/2006/relationships" xmlns:m="http://schemas.openxmlformats.org/officeDocument/2006/math" xmlns:v="urn:schemas-microsoft-com:vml" xmlns:wp14="http://schemas.microsoft.com/office/word/2010/wordprocessingDrawing" xmlns:wp="http://schemas.openxmlformats.org/drawingml/2006/wordprocessingDrawing" xmlns:w10="urn:schemas-microsoft-com:office:word" xmlns:w="http://schemas.openxmlformats.org/wordprocessingml/2006/main" xmlns:w14="http://schemas.microsoft.com/office/word/2010/wordml" xmlns:w15="http://schemas.microsoft.com/office/word/2012/wordml" xmlns:w16cex="http://schemas.microsoft.com/office/word/2018/wordml/cex" xmlns:w16cid="http://schemas.microsoft.com/office/word/2016/wordml/cid" xmlns:w16="http://schemas.microsoft.com/office/word/2018/wordml" xmlns:w16sdtdh="http://schemas.microsoft.com/office/word/2020/wordml/sdtdatahash" xmlns:w16se="http://schemas.microsoft.com/office/word/2015/wordml/symex" xmlns:wpg="http://schemas.microsoft.com/office/word/2010/wordprocessingGroup" xmlns:wpi="http://schemas.microsoft.com/office/word/2010/wordprocessingInk" xmlns:wne="http://schemas.microsoft.com/office/word/2006/wordml" xmlns:wps="http://schemas.microsoft.com/office/word/2010/wordprocessingShape" mc:Ignorable="w14 w15 w16se w16cid w16 w16cex w16sdtdh wp14">
+<w:footnotes xmlns:wpc="http://schemas.microsoft.com/office/word/2010/wordprocessingCanvas" xmlns:cx="http://schemas.microsoft.com/office/drawing/2014/chartex" xmlns:cx1="http://schemas.microsoft.com/office/drawing/2015/9/8/chartex" xmlns:cx2="http://schemas.microsoft.com/office/drawing/2015/10/21/chartex" xmlns:cx3="http://schemas.microsoft.com/office/drawing/2016/5/9/chartex" xmlns:cx4="http://schemas.microsoft.com/office/drawing/2016/5/10/chartex" xmlns:cx5="http://schemas.microsoft.com/office/drawing/2016/5/11/chartex" xmlns:cx6="http://schemas.microsoft.com/office/drawing/2016/5/12/chartex" xmlns:cx7="http://schemas.microsoft.com/office/drawing/2016/5/13/chartex" xmlns:cx8="http://schemas.microsoft.com/office/drawing/2016/5/14/chartex" xmlns:mc="http://schemas.openxmlformats.org/markup-compatibility/2006" xmlns:aink="http://schemas.microsoft.com/office/drawing/2016/ink" xmlns:am3d="http://schemas.microsoft.com/office/drawing/2017/model3d" xmlns:o="urn:schemas-microsoft-com:office:office" xmlns:oel="http://schemas.microsoft.com/office/2019/extlst" xmlns:r="http://schemas.openxmlformats.org/officeDocument/2006/relationships" xmlns:m="http://schemas.openxmlformats.org/officeDocument/2006/math" xmlns:v="urn:schemas-microsoft-com:vml" xmlns:wp14="http://schemas.microsoft.com/office/word/2010/wordprocessingDrawing" xmlns:wp="http://schemas.openxmlformats.org/drawingml/2006/wordprocessingDrawing" xmlns:w10="urn:schemas-microsoft-com:office:word" xmlns:w="http://schemas.openxmlformats.org/wordprocessingml/2006/main" xmlns:w14="http://schemas.microsoft.com/office/word/2010/wordml" xmlns:w15="http://schemas.microsoft.com/office/word/2012/wordml" xmlns:w16cex="http://schemas.microsoft.com/office/word/2018/wordml/cex" xmlns:w16cid="http://schemas.microsoft.com/office/word/2016/wordml/cid" xmlns:w16="http://schemas.microsoft.com/office/word/2018/wordml" xmlns:w16du="http://schemas.microsoft.com/office/word/2023/wordml/word16du" xmlns:w16sdtdh="http://schemas.microsoft.com/office/word/2020/wordml/sdtdatahash" xmlns:w16sdtfl="http://schemas.microsoft.com/office/word/2024/wordml/sdtformatlock" xmlns:w16se="http://schemas.microsoft.com/office/word/2015/wordml/symex" xmlns:wpg="http://schemas.microsoft.com/office/word/2010/wordprocessingGroup" xmlns:wpi="http://schemas.microsoft.com/office/word/2010/wordprocessingInk" xmlns:wne="http://schemas.microsoft.com/office/word/2006/wordml" xmlns:wps="http://schemas.microsoft.com/office/word/2010/wordprocessingShape" mc:Ignorable="w14 w15 w16se w16cid w16 w16cex w16sdtdh w16sdtfl w16du wp14">
   <w:footnote w:type="separator" w:id="-1">
     <w:p>
       <w:pPr>
@@ -680,7 +1000,7 @@
 </file>
 
 <file path=word/header1.xml><?xml version="1.0" encoding="utf-8"?>
-<w:hdr xmlns:wpc="http://schemas.microsoft.com/office/word/2010/wordprocessingCanvas" xmlns:cx="http://schemas.microsoft.com/office/drawing/2014/chartex" xmlns:cx1="http://schemas.microsoft.com/office/drawing/2015/9/8/chartex" xmlns:cx2="http://schemas.microsoft.com/office/drawing/2015/10/21/chartex" xmlns:cx3="http://schemas.microsoft.com/office/drawing/2016/5/9/chartex" xmlns:cx4="http://schemas.microsoft.com/office/drawing/2016/5/10/chartex" xmlns:cx5="http://schemas.microsoft.com/office/drawing/2016/5/11/chartex" xmlns:cx6="http://schemas.microsoft.com/office/drawing/2016/5/12/chartex" xmlns:cx7="http://schemas.microsoft.com/office/drawing/2016/5/13/chartex" xmlns:cx8="http://schemas.microsoft.com/office/drawing/2016/5/14/chartex" xmlns:mc="http://schemas.openxmlformats.org/markup-compatibility/2006" xmlns:aink="http://schemas.microsoft.com/office/drawing/2016/ink" xmlns:am3d="http://schemas.microsoft.com/office/drawing/2017/model3d" xmlns:o="urn:schemas-microsoft-com:office:office" xmlns:oel="http://schemas.microsoft.com/office/2019/extlst" xmlns:r="http://schemas.openxmlformats.org/officeDocument/2006/relationships" xmlns:m="http://schemas.openxmlformats.org/officeDocument/2006/math" xmlns:v="urn:schemas-microsoft-com:vml" xmlns:wp14="http://schemas.microsoft.com/office/word/2010/wordprocessingDrawing" xmlns:wp="http://schemas.openxmlformats.org/drawingml/2006/wordprocessingDrawing" xmlns:w10="urn:schemas-microsoft-com:office:word" xmlns:w="http://schemas.openxmlformats.org/wordprocessingml/2006/main" xmlns:w14="http://schemas.microsoft.com/office/word/2010/wordml" xmlns:w15="http://schemas.microsoft.com/office/word/2012/wordml" xmlns:w16cex="http://schemas.microsoft.com/office/word/2018/wordml/cex" xmlns:w16cid="http://schemas.microsoft.com/office/word/2016/wordml/cid" xmlns:w16="http://schemas.microsoft.com/office/word/2018/wordml" xmlns:w16sdtdh="http://schemas.microsoft.com/office/word/2020/wordml/sdtdatahash" xmlns:w16se="http://schemas.microsoft.com/office/word/2015/wordml/symex" xmlns:wpg="http://schemas.microsoft.com/office/word/2010/wordprocessingGroup" xmlns:wpi="http://schemas.microsoft.com/office/word/2010/wordprocessingInk" xmlns:wne="http://schemas.microsoft.com/office/word/2006/wordml" xmlns:wps="http://schemas.microsoft.com/office/word/2010/wordprocessingShape" mc:Ignorable="w14 w15 w16se w16cid w16 w16cex w16sdtdh wp14">
+<w:hdr xmlns:wpc="http://schemas.microsoft.com/office/word/2010/wordprocessingCanvas" xmlns:cx="http://schemas.microsoft.com/office/drawing/2014/chartex" xmlns:cx1="http://schemas.microsoft.com/office/drawing/2015/9/8/chartex" xmlns:cx2="http://schemas.microsoft.com/office/drawing/2015/10/21/chartex" xmlns:cx3="http://schemas.microsoft.com/office/drawing/2016/5/9/chartex" xmlns:cx4="http://schemas.microsoft.com/office/drawing/2016/5/10/chartex" xmlns:cx5="http://schemas.microsoft.com/office/drawing/2016/5/11/chartex" xmlns:cx6="http://schemas.microsoft.com/office/drawing/2016/5/12/chartex" xmlns:cx7="http://schemas.microsoft.com/office/drawing/2016/5/13/chartex" xmlns:cx8="http://schemas.microsoft.com/office/drawing/2016/5/14/chartex" xmlns:mc="http://schemas.openxmlformats.org/markup-compatibility/2006" xmlns:aink="http://schemas.microsoft.com/office/drawing/2016/ink" xmlns:am3d="http://schemas.microsoft.com/office/drawing/2017/model3d" xmlns:o="urn:schemas-microsoft-com:office:office" xmlns:oel="http://schemas.microsoft.com/office/2019/extlst" xmlns:r="http://schemas.openxmlformats.org/officeDocument/2006/relationships" xmlns:m="http://schemas.openxmlformats.org/officeDocument/2006/math" xmlns:v="urn:schemas-microsoft-com:vml" xmlns:wp14="http://schemas.microsoft.com/office/word/2010/wordprocessingDrawing" xmlns:wp="http://schemas.openxmlformats.org/drawingml/2006/wordprocessingDrawing" xmlns:w10="urn:schemas-microsoft-com:office:word" xmlns:w="http://schemas.openxmlformats.org/wordprocessingml/2006/main" xmlns:w14="http://schemas.microsoft.com/office/word/2010/wordml" xmlns:w15="http://schemas.microsoft.com/office/word/2012/wordml" xmlns:w16cex="http://schemas.microsoft.com/office/word/2018/wordml/cex" xmlns:w16cid="http://schemas.microsoft.com/office/word/2016/wordml/cid" xmlns:w16="http://schemas.microsoft.com/office/word/2018/wordml" xmlns:w16du="http://schemas.microsoft.com/office/word/2023/wordml/word16du" xmlns:w16sdtdh="http://schemas.microsoft.com/office/word/2020/wordml/sdtdatahash" xmlns:w16sdtfl="http://schemas.microsoft.com/office/word/2024/wordml/sdtformatlock" xmlns:w16se="http://schemas.microsoft.com/office/word/2015/wordml/symex" xmlns:wpg="http://schemas.microsoft.com/office/word/2010/wordprocessingGroup" xmlns:wpi="http://schemas.microsoft.com/office/word/2010/wordprocessingInk" xmlns:wne="http://schemas.microsoft.com/office/word/2006/wordml" xmlns:wps="http://schemas.microsoft.com/office/word/2010/wordprocessingShape" mc:Ignorable="w14 w15 w16se w16cid w16 w16cex w16sdtdh w16sdtfl w16du wp14">
   <w:p>
     <w:pPr>
       <w:pStyle w:val="Header"/>
@@ -690,7 +1010,7 @@
 </file>
 
 <file path=word/header2.xml><?xml version="1.0" encoding="utf-8"?>
-<w:hdr xmlns:wpc="http://schemas.microsoft.com/office/word/2010/wordprocessingCanvas" xmlns:cx="http://schemas.microsoft.com/office/drawing/2014/chartex" xmlns:cx1="http://schemas.microsoft.com/office/drawing/2015/9/8/chartex" xmlns:cx2="http://schemas.microsoft.com/office/drawing/2015/10/21/chartex" xmlns:cx3="http://schemas.microsoft.com/office/drawing/2016/5/9/chartex" xmlns:cx4="http://schemas.microsoft.com/office/drawing/2016/5/10/chartex" xmlns:cx5="http://schemas.microsoft.com/office/drawing/2016/5/11/chartex" xmlns:cx6="http://schemas.microsoft.com/office/drawing/2016/5/12/chartex" xmlns:cx7="http://schemas.microsoft.com/office/drawing/2016/5/13/chartex" xmlns:cx8="http://schemas.microsoft.com/office/drawing/2016/5/14/chartex" xmlns:mc="http://schemas.openxmlformats.org/markup-compatibility/2006" xmlns:aink="http://schemas.microsoft.com/office/drawing/2016/ink" xmlns:am3d="http://schemas.microsoft.com/office/drawing/2017/model3d" xmlns:o="urn:schemas-microsoft-com:office:office" xmlns:oel="http://schemas.microsoft.com/office/2019/extlst" xmlns:r="http://schemas.openxmlformats.org/officeDocument/2006/relationships" xmlns:m="http://schemas.openxmlformats.org/officeDocument/2006/math" xmlns:v="urn:schemas-microsoft-com:vml" xmlns:wp14="http://schemas.microsoft.com/office/word/2010/wordprocessingDrawing" xmlns:wp="http://schemas.openxmlformats.org/drawingml/2006/wordprocessingDrawing" xmlns:w10="urn:schemas-microsoft-com:office:word" xmlns:w="http://schemas.openxmlformats.org/wordprocessingml/2006/main" xmlns:w14="http://schemas.microsoft.com/office/word/2010/wordml" xmlns:w15="http://schemas.microsoft.com/office/word/2012/wordml" xmlns:w16cex="http://schemas.microsoft.com/office/word/2018/wordml/cex" xmlns:w16cid="http://schemas.microsoft.com/office/word/2016/wordml/cid" xmlns:w16="http://schemas.microsoft.com/office/word/2018/wordml" xmlns:w16sdtdh="http://schemas.microsoft.com/office/word/2020/wordml/sdtdatahash" xmlns:w16se="http://schemas.microsoft.com/office/word/2015/wordml/symex" xmlns:wpg="http://schemas.microsoft.com/office/word/2010/wordprocessingGroup" xmlns:wpi="http://schemas.microsoft.com/office/word/2010/wordprocessingInk" xmlns:wne="http://schemas.microsoft.com/office/word/2006/wordml" xmlns:wps="http://schemas.microsoft.com/office/word/2010/wordprocessingShape" mc:Ignorable="w14 w15 w16se w16cid w16 w16cex w16sdtdh wp14">
+<w:hdr xmlns:wpc="http://schemas.microsoft.com/office/word/2010/wordprocessingCanvas" xmlns:cx="http://schemas.microsoft.com/office/drawing/2014/chartex" xmlns:cx1="http://schemas.microsoft.com/office/drawing/2015/9/8/chartex" xmlns:cx2="http://schemas.microsoft.com/office/drawing/2015/10/21/chartex" xmlns:cx3="http://schemas.microsoft.com/office/drawing/2016/5/9/chartex" xmlns:cx4="http://schemas.microsoft.com/office/drawing/2016/5/10/chartex" xmlns:cx5="http://schemas.microsoft.com/office/drawing/2016/5/11/chartex" xmlns:cx6="http://schemas.microsoft.com/office/drawing/2016/5/12/chartex" xmlns:cx7="http://schemas.microsoft.com/office/drawing/2016/5/13/chartex" xmlns:cx8="http://schemas.microsoft.com/office/drawing/2016/5/14/chartex" xmlns:mc="http://schemas.openxmlformats.org/markup-compatibility/2006" xmlns:aink="http://schemas.microsoft.com/office/drawing/2016/ink" xmlns:am3d="http://schemas.microsoft.com/office/drawing/2017/model3d" xmlns:o="urn:schemas-microsoft-com:office:office" xmlns:oel="http://schemas.microsoft.com/office/2019/extlst" xmlns:r="http://schemas.openxmlformats.org/officeDocument/2006/relationships" xmlns:m="http://schemas.openxmlformats.org/officeDocument/2006/math" xmlns:v="urn:schemas-microsoft-com:vml" xmlns:wp14="http://schemas.microsoft.com/office/word/2010/wordprocessingDrawing" xmlns:wp="http://schemas.openxmlformats.org/drawingml/2006/wordprocessingDrawing" xmlns:w10="urn:schemas-microsoft-com:office:word" xmlns:w="http://schemas.openxmlformats.org/wordprocessingml/2006/main" xmlns:w14="http://schemas.microsoft.com/office/word/2010/wordml" xmlns:w15="http://schemas.microsoft.com/office/word/2012/wordml" xmlns:w16cex="http://schemas.microsoft.com/office/word/2018/wordml/cex" xmlns:w16cid="http://schemas.microsoft.com/office/word/2016/wordml/cid" xmlns:w16="http://schemas.microsoft.com/office/word/2018/wordml" xmlns:w16du="http://schemas.microsoft.com/office/word/2023/wordml/word16du" xmlns:w16sdtdh="http://schemas.microsoft.com/office/word/2020/wordml/sdtdatahash" xmlns:w16sdtfl="http://schemas.microsoft.com/office/word/2024/wordml/sdtformatlock" xmlns:w16se="http://schemas.microsoft.com/office/word/2015/wordml/symex" xmlns:wpg="http://schemas.microsoft.com/office/word/2010/wordprocessingGroup" xmlns:wpi="http://schemas.microsoft.com/office/word/2010/wordprocessingInk" xmlns:wne="http://schemas.microsoft.com/office/word/2006/wordml" xmlns:wps="http://schemas.microsoft.com/office/word/2010/wordprocessingShape" mc:Ignorable="w14 w15 w16se w16cid w16 w16cex w16sdtdh w16sdtfl w16du wp14">
   <w:p>
     <w:pPr>
       <w:pStyle w:val="Header"/>
@@ -701,7 +1021,7 @@
 </file>
 
 <file path=word/header3.xml><?xml version="1.0" encoding="utf-8"?>
-<w:hdr xmlns:wpc="http://schemas.microsoft.com/office/word/2010/wordprocessingCanvas" xmlns:cx="http://schemas.microsoft.com/office/drawing/2014/chartex" xmlns:cx1="http://schemas.microsoft.com/office/drawing/2015/9/8/chartex" xmlns:cx2="http://schemas.microsoft.com/office/drawing/2015/10/21/chartex" xmlns:cx3="http://schemas.microsoft.com/office/drawing/2016/5/9/chartex" xmlns:cx4="http://schemas.microsoft.com/office/drawing/2016/5/10/chartex" xmlns:cx5="http://schemas.microsoft.com/office/drawing/2016/5/11/chartex" xmlns:cx6="http://schemas.microsoft.com/office/drawing/2016/5/12/chartex" xmlns:cx7="http://schemas.microsoft.com/office/drawing/2016/5/13/chartex" xmlns:cx8="http://schemas.microsoft.com/office/drawing/2016/5/14/chartex" xmlns:mc="http://schemas.openxmlformats.org/markup-compatibility/2006" xmlns:aink="http://schemas.microsoft.com/office/drawing/2016/ink" xmlns:am3d="http://schemas.microsoft.com/office/drawing/2017/model3d" xmlns:o="urn:schemas-microsoft-com:office:office" xmlns:oel="http://schemas.microsoft.com/office/2019/extlst" xmlns:r="http://schemas.openxmlformats.org/officeDocument/2006/relationships" xmlns:m="http://schemas.openxmlformats.org/officeDocument/2006/math" xmlns:v="urn:schemas-microsoft-com:vml" xmlns:wp14="http://schemas.microsoft.com/office/word/2010/wordprocessingDrawing" xmlns:wp="http://schemas.openxmlformats.org/drawingml/2006/wordprocessingDrawing" xmlns:w10="urn:schemas-microsoft-com:office:word" xmlns:w="http://schemas.openxmlformats.org/wordprocessingml/2006/main" xmlns:w14="http://schemas.microsoft.com/office/word/2010/wordml" xmlns:w15="http://schemas.microsoft.com/office/word/2012/wordml" xmlns:w16cex="http://schemas.microsoft.com/office/word/2018/wordml/cex" xmlns:w16cid="http://schemas.microsoft.com/office/word/2016/wordml/cid" xmlns:w16="http://schemas.microsoft.com/office/word/2018/wordml" xmlns:w16sdtdh="http://schemas.microsoft.com/office/word/2020/wordml/sdtdatahash" xmlns:w16se="http://schemas.microsoft.com/office/word/2015/wordml/symex" xmlns:wpg="http://schemas.microsoft.com/office/word/2010/wordprocessingGroup" xmlns:wpi="http://schemas.microsoft.com/office/word/2010/wordprocessingInk" xmlns:wne="http://schemas.microsoft.com/office/word/2006/wordml" xmlns:wps="http://schemas.microsoft.com/office/word/2010/wordprocessingShape" mc:Ignorable="w14 w15 w16se w16cid w16 w16cex w16sdtdh wp14">
+<w:hdr xmlns:wpc="http://schemas.microsoft.com/office/word/2010/wordprocessingCanvas" xmlns:cx="http://schemas.microsoft.com/office/drawing/2014/chartex" xmlns:cx1="http://schemas.microsoft.com/office/drawing/2015/9/8/chartex" xmlns:cx2="http://schemas.microsoft.com/office/drawing/2015/10/21/chartex" xmlns:cx3="http://schemas.microsoft.com/office/drawing/2016/5/9/chartex" xmlns:cx4="http://schemas.microsoft.com/office/drawing/2016/5/10/chartex" xmlns:cx5="http://schemas.microsoft.com/office/drawing/2016/5/11/chartex" xmlns:cx6="http://schemas.microsoft.com/office/drawing/2016/5/12/chartex" xmlns:cx7="http://schemas.microsoft.com/office/drawing/2016/5/13/chartex" xmlns:cx8="http://schemas.microsoft.com/office/drawing/2016/5/14/chartex" xmlns:mc="http://schemas.openxmlformats.org/markup-compatibility/2006" xmlns:aink="http://schemas.microsoft.com/office/drawing/2016/ink" xmlns:am3d="http://schemas.microsoft.com/office/drawing/2017/model3d" xmlns:o="urn:schemas-microsoft-com:office:office" xmlns:oel="http://schemas.microsoft.com/office/2019/extlst" xmlns:r="http://schemas.openxmlformats.org/officeDocument/2006/relationships" xmlns:m="http://schemas.openxmlformats.org/officeDocument/2006/math" xmlns:v="urn:schemas-microsoft-com:vml" xmlns:wp14="http://schemas.microsoft.com/office/word/2010/wordprocessingDrawing" xmlns:wp="http://schemas.openxmlformats.org/drawingml/2006/wordprocessingDrawing" xmlns:w10="urn:schemas-microsoft-com:office:word" xmlns:w="http://schemas.openxmlformats.org/wordprocessingml/2006/main" xmlns:w14="http://schemas.microsoft.com/office/word/2010/wordml" xmlns:w15="http://schemas.microsoft.com/office/word/2012/wordml" xmlns:w16cex="http://schemas.microsoft.com/office/word/2018/wordml/cex" xmlns:w16cid="http://schemas.microsoft.com/office/word/2016/wordml/cid" xmlns:w16="http://schemas.microsoft.com/office/word/2018/wordml" xmlns:w16du="http://schemas.microsoft.com/office/word/2023/wordml/word16du" xmlns:w16sdtdh="http://schemas.microsoft.com/office/word/2020/wordml/sdtdatahash" xmlns:w16sdtfl="http://schemas.microsoft.com/office/word/2024/wordml/sdtformatlock" xmlns:w16se="http://schemas.microsoft.com/office/word/2015/wordml/symex" xmlns:wpg="http://schemas.microsoft.com/office/word/2010/wordprocessingGroup" xmlns:wpi="http://schemas.microsoft.com/office/word/2010/wordprocessingInk" xmlns:wne="http://schemas.microsoft.com/office/word/2006/wordml" xmlns:wps="http://schemas.microsoft.com/office/word/2010/wordprocessingShape" mc:Ignorable="w14 w15 w16se w16cid w16 w16cex w16sdtdh w16sdtfl w16du wp14">
   <w:p>
     <w:pPr>
       <w:pStyle w:val="Header"/>
@@ -710,7 +1030,7 @@
     <w:r>
       <w:tab/>
       <w:tab/>
-      <w:t>2026-06-17</w:t>
+      <w:t>2026-06-18</w:t>
       <w:br/>
       <w:br/>
     </w:r>
@@ -723,7 +1043,7 @@
 </file>
 
 <file path=word/numbering.xml><?xml version="1.0" encoding="utf-8"?>
-<w:numbering xmlns:wpc="http://schemas.microsoft.com/office/word/2010/wordprocessingCanvas" xmlns:cx="http://schemas.microsoft.com/office/drawing/2014/chartex" xmlns:cx1="http://schemas.microsoft.com/office/drawing/2015/9/8/chartex" xmlns:cx2="http://schemas.microsoft.com/office/drawing/2015/10/21/chartex" xmlns:cx3="http://schemas.microsoft.com/office/drawing/2016/5/9/chartex" xmlns:cx4="http://schemas.microsoft.com/office/drawing/2016/5/10/chartex" xmlns:cx5="http://schemas.microsoft.com/office/drawing/2016/5/11/chartex" xmlns:cx6="http://schemas.microsoft.com/office/drawing/2016/5/12/chartex" xmlns:cx7="http://schemas.microsoft.com/office/drawing/2016/5/13/chartex" xmlns:cx8="http://schemas.microsoft.com/office/drawing/2016/5/14/chartex" xmlns:mc="http://schemas.openxmlformats.org/markup-compatibility/2006" xmlns:aink="http://schemas.microsoft.com/office/drawing/2016/ink" xmlns:am3d="http://schemas.microsoft.com/office/drawing/2017/model3d" xmlns:o="urn:schemas-microsoft-com:office:office" xmlns:oel="http://schemas.microsoft.com/office/2019/extlst" xmlns:r="http://schemas.openxmlformats.org/officeDocument/2006/relationships" xmlns:m="http://schemas.openxmlformats.org/officeDocument/2006/math" xmlns:v="urn:schemas-microsoft-com:vml" xmlns:wp14="http://schemas.microsoft.com/office/word/2010/wordprocessingDrawing" xmlns:wp="http://schemas.openxmlformats.org/drawingml/2006/wordprocessingDrawing" xmlns:w10="urn:schemas-microsoft-com:office:word" xmlns:w="http://schemas.openxmlformats.org/wordprocessingml/2006/main" xmlns:w14="http://schemas.microsoft.com/office/word/2010/wordml" xmlns:w15="http://schemas.microsoft.com/office/word/2012/wordml" xmlns:w16cex="http://schemas.microsoft.com/office/word/2018/wordml/cex" xmlns:w16cid="http://schemas.microsoft.com/office/word/2016/wordml/cid" xmlns:w16="http://schemas.microsoft.com/office/word/2018/wordml" xmlns:w16sdtdh="http://schemas.microsoft.com/office/word/2020/wordml/sdtdatahash" xmlns:w16se="http://schemas.microsoft.com/office/word/2015/wordml/symex" xmlns:wpg="http://schemas.microsoft.com/office/word/2010/wordprocessingGroup" xmlns:wpi="http://schemas.microsoft.com/office/word/2010/wordprocessingInk" xmlns:wne="http://schemas.microsoft.com/office/word/2006/wordml" xmlns:wps="http://schemas.microsoft.com/office/word/2010/wordprocessingShape" mc:Ignorable="w14 w15 w16se w16cid w16 w16cex w16sdtdh wp14">
+<w:numbering xmlns:wpc="http://schemas.microsoft.com/office/word/2010/wordprocessingCanvas" xmlns:cx="http://schemas.microsoft.com/office/drawing/2014/chartex" xmlns:cx1="http://schemas.microsoft.com/office/drawing/2015/9/8/chartex" xmlns:cx2="http://schemas.microsoft.com/office/drawing/2015/10/21/chartex" xmlns:cx3="http://schemas.microsoft.com/office/drawing/2016/5/9/chartex" xmlns:cx4="http://schemas.microsoft.com/office/drawing/2016/5/10/chartex" xmlns:cx5="http://schemas.microsoft.com/office/drawing/2016/5/11/chartex" xmlns:cx6="http://schemas.microsoft.com/office/drawing/2016/5/12/chartex" xmlns:cx7="http://schemas.microsoft.com/office/drawing/2016/5/13/chartex" xmlns:cx8="http://schemas.microsoft.com/office/drawing/2016/5/14/chartex" xmlns:mc="http://schemas.openxmlformats.org/markup-compatibility/2006" xmlns:aink="http://schemas.microsoft.com/office/drawing/2016/ink" xmlns:am3d="http://schemas.microsoft.com/office/drawing/2017/model3d" xmlns:o="urn:schemas-microsoft-com:office:office" xmlns:oel="http://schemas.microsoft.com/office/2019/extlst" xmlns:r="http://schemas.openxmlformats.org/officeDocument/2006/relationships" xmlns:m="http://schemas.openxmlformats.org/officeDocument/2006/math" xmlns:v="urn:schemas-microsoft-com:vml" xmlns:wp14="http://schemas.microsoft.com/office/word/2010/wordprocessingDrawing" xmlns:wp="http://schemas.openxmlformats.org/drawingml/2006/wordprocessingDrawing" xmlns:w10="urn:schemas-microsoft-com:office:word" xmlns:w="http://schemas.openxmlformats.org/wordprocessingml/2006/main" xmlns:w14="http://schemas.microsoft.com/office/word/2010/wordml" xmlns:w15="http://schemas.microsoft.com/office/word/2012/wordml" xmlns:w16cex="http://schemas.microsoft.com/office/word/2018/wordml/cex" xmlns:w16cid="http://schemas.microsoft.com/office/word/2016/wordml/cid" xmlns:w16="http://schemas.microsoft.com/office/word/2018/wordml" xmlns:w16du="http://schemas.microsoft.com/office/word/2023/wordml/word16du" xmlns:w16sdtdh="http://schemas.microsoft.com/office/word/2020/wordml/sdtdatahash" xmlns:w16sdtfl="http://schemas.microsoft.com/office/word/2024/wordml/sdtformatlock" xmlns:w16se="http://schemas.microsoft.com/office/word/2015/wordml/symex" xmlns:wpg="http://schemas.microsoft.com/office/word/2010/wordprocessingGroup" xmlns:wpi="http://schemas.microsoft.com/office/word/2010/wordprocessingInk" xmlns:wne="http://schemas.microsoft.com/office/word/2006/wordml" xmlns:wps="http://schemas.microsoft.com/office/word/2010/wordprocessingShape" mc:Ignorable="w14 w15 w16se w16cid w16 w16cex w16sdtdh w16sdtfl w16du wp14">
   <w:abstractNum w:abstractNumId="0" w15:restartNumberingAfterBreak="0">
     <w:nsid w:val="FFFFFF7C"/>
     <w:multiLevelType w:val="singleLevel"/>
@@ -926,7 +1246,7 @@
 </file>
 
 <file path=word/styles.xml><?xml version="1.0" encoding="utf-8"?>
-<w:styles xmlns:mc="http://schemas.openxmlformats.org/markup-compatibility/2006" xmlns:r="http://schemas.openxmlformats.org/officeDocument/2006/relationships" xmlns:w="http://schemas.openxmlformats.org/wordprocessingml/2006/main" xmlns:w14="http://schemas.microsoft.com/office/word/2010/wordml" xmlns:w15="http://schemas.microsoft.com/office/word/2012/wordml" xmlns:w16cex="http://schemas.microsoft.com/office/word/2018/wordml/cex" xmlns:w16cid="http://schemas.microsoft.com/office/word/2016/wordml/cid" xmlns:w16="http://schemas.microsoft.com/office/word/2018/wordml" xmlns:w16sdtdh="http://schemas.microsoft.com/office/word/2020/wordml/sdtdatahash" xmlns:w16se="http://schemas.microsoft.com/office/word/2015/wordml/symex" mc:Ignorable="w14 w15 w16se w16cid w16 w16cex w16sdtdh">
+<w:styles xmlns:mc="http://schemas.openxmlformats.org/markup-compatibility/2006" xmlns:r="http://schemas.openxmlformats.org/officeDocument/2006/relationships" xmlns:w="http://schemas.openxmlformats.org/wordprocessingml/2006/main" xmlns:w14="http://schemas.microsoft.com/office/word/2010/wordml" xmlns:w15="http://schemas.microsoft.com/office/word/2012/wordml" xmlns:w16cex="http://schemas.microsoft.com/office/word/2018/wordml/cex" xmlns:w16cid="http://schemas.microsoft.com/office/word/2016/wordml/cid" xmlns:w16="http://schemas.microsoft.com/office/word/2018/wordml" xmlns:w16du="http://schemas.microsoft.com/office/word/2023/wordml/word16du" xmlns:w16sdtdh="http://schemas.microsoft.com/office/word/2020/wordml/sdtdatahash" xmlns:w16sdtfl="http://schemas.microsoft.com/office/word/2024/wordml/sdtformatlock" xmlns:w16se="http://schemas.microsoft.com/office/word/2015/wordml/symex" mc:Ignorable="w14 w15 w16se w16cid w16 w16cex w16sdtdh w16sdtfl w16du">
   <w:docDefaults>
     <w:rPrDefault>
       <w:rPr>
@@ -1684,7 +2004,7 @@
     <w:link w:val="TitleChar"/>
     <w:uiPriority w:val="10"/>
     <w:qFormat/>
-    <w:rsid w:val="007106C8"/>
+    <w:rsid w:val="00E854FA"/>
     <w:pPr>
       <w:spacing w:after="300" w:line="240" w:lineRule="auto"/>
       <w:contextualSpacing/>
@@ -1694,7 +2014,7 @@
       <w:rFonts w:eastAsiaTheme="majorEastAsia" w:cstheme="majorBidi"/>
       <w:spacing w:val="5"/>
       <w:kern w:val="28"/>
-      <w:sz w:val="52"/>
+      <w:sz w:val="40"/>
       <w:szCs w:val="52"/>
       <w:lang w:val="sv-SE" w:eastAsia="en-US" w:bidi="ar-SA"/>
     </w:rPr>
@@ -1704,12 +2024,12 @@
     <w:basedOn w:val="DefaultParagraphFont"/>
     <w:link w:val="Title"/>
     <w:uiPriority w:val="10"/>
-    <w:rsid w:val="007106C8"/>
+    <w:rsid w:val="00E854FA"/>
     <w:rPr>
       <w:rFonts w:ascii="Times New Roman" w:eastAsiaTheme="majorEastAsia" w:hAnsi="Times New Roman" w:cstheme="majorBidi"/>
       <w:spacing w:val="5"/>
       <w:kern w:val="28"/>
-      <w:sz w:val="52"/>
+      <w:sz w:val="40"/>
       <w:szCs w:val="52"/>
       <w:lang w:val="sv-SE" w:eastAsia="en-US" w:bidi="ar-SA"/>
     </w:rPr>

--- a/tillsyn/A 8258-2026 tillsynsbegäran.docx
+++ b/tillsyn/A 8258-2026 tillsynsbegäran.docx
@@ -1030,7 +1030,7 @@
     <w:r>
       <w:tab/>
       <w:tab/>
-      <w:t>2026-06-18</w:t>
+      <w:t>2026-06-19</w:t>
       <w:br/>
       <w:br/>
     </w:r>

--- a/tillsyn/A 8258-2026 tillsynsbegäran.docx
+++ b/tillsyn/A 8258-2026 tillsynsbegäran.docx
@@ -1030,7 +1030,7 @@
     <w:r>
       <w:tab/>
       <w:tab/>
-      <w:t>2026-06-19</w:t>
+      <w:t>2026-06-20</w:t>
       <w:br/>
       <w:br/>
     </w:r>

--- a/tillsyn/A 8258-2026 tillsynsbegäran.docx
+++ b/tillsyn/A 8258-2026 tillsynsbegäran.docx
@@ -12,10 +12,7 @@
     </w:p>
     <w:p>
       <w:r>
-        <w:t>Detta dokument behandlar höga naturvärden i avverkningsanmälan A 8258-2026 i Oskarshamns kommun som inkom 2026-02-10 och omfattar 3,9 ha.</w:t>
-      </w:r>
-      <w:r>
-        <w:t xml:space="preserve"> I Figur 1 visas fyndplatser för naturvårdsarter i området, som finns registrerade på Artportalen.</w:t>
+        <w:t>Denna tillsynsbegäran behandlar höga naturvärden i avverkningsanmälan A 8258-2026 i Oskarshamns kommun som inkom 2026-02-10 och omfattar 3,9 ha.</w:t>
       </w:r>
     </w:p>
     <w:p>
@@ -63,27 +60,12 @@
         <w:spacing w:after="240"/>
       </w:pPr>
       <w:r>
-        <w:t>Figur 1. Fyndplatser för naturvårdsarter i och inom 20 meter från avverkningsanmälan (röd linje). Inom parentes anges rödlistekategorier, S för signalarter, Tför typiska arter och fridlysningsparagrafer i artskyddsförordningen.Markörer utan svart kant är placerade på fyndplatsen. Markörer med svart kant är placerade vid sidan av fyndplatsen och har ett svart streck som visar fyndplatsens exakta position. Kartans mittpunktskoordinat är N 6357705, E 587466 i SWEREF 99 TM.</w:t>
+        <w:t>Figur 1. Fyndplatser för naturvårdsarter i och inom 20 meter från avverkningsanmälan. Markörer utan svart kant är placerade på fyndplatsen. Markörer med svart kant är placerade vid sidan av fyndplatsen har ett svart streck som visar fyndplatsens exakta position. Kartans mittpunktskoordinat är N 6357705, E 587466 i SWEREF 99 TM.</w:t>
       </w:r>
     </w:p>
     <w:p>
       <w:r>
-        <w:t>Vi begär härmed att Skogsstyrelsen fattar beslut enligt miljöbalken som säkerställer att skogens höga naturvärden bevaras samt att EU-lagstiftning efterlevs och att artskyddsbrott förhindras.</w:t>
-      </w:r>
-    </w:p>
-    <w:p>
-      <w:r>
-        <w:t>Vi begär vidare att Skogsstyrelsen säkerställer att inga skador eller försämringar av naturtypens bevarandestatus i området tillåts ske. Se Rådets direktiv 92/43/EEG samt ickeförsämringskravet i EU:s naturrestaureringsförordning (EU 2024/1991).</w:t>
-      </w:r>
-    </w:p>
-    <w:p>
-      <w:r>
-        <w:t>Vi önskar även ta del av de ställningstaganden och beslut som myndigheten meddelar till följd av aktuell avverkningsanmälan och föreningens inlaga (se 34 § förvaltningslagen).</w:t>
-      </w:r>
-    </w:p>
-    <w:p>
-      <w:r>
-        <w:t>Nedan beskrivs fynd av naturvårdsarter och fridlysta arter som gjorts i det avverkningsanmälda området. I BILAGA 1 finns artfakta om fridlysta arter.</w:t>
+        <w:t>I och inom 20 meter från avverkningsanmälan finns fynd av 11 naturvårdsarter, varav 4 är rödlistade, 6 är fridlysta, 8 är typiska (T) och 3 är signalarter (S): ekticka (NT, T), entita (NT, T, §4), mindre hackspett (NT, T, §4), vedskivlav (NT, T), fällmossa (S, T), jättesvampmal (S), myskmadra (S, T), spillkråka (T, §4), stjärtmes (T, §4), trana (§4) och utter (§4a). Se Figur 1.</w:t>
       </w:r>
     </w:p>
     <w:p>
@@ -91,35 +73,255 @@
         <w:pStyle w:val="Heading1"/>
       </w:pPr>
       <w:r>
-        <w:t>Naturvårdsarter</w:t>
+        <w:t>Tillsynsbegäran</w:t>
       </w:r>
     </w:p>
     <w:p>
       <w:r>
-        <w:t>I och inom 20 meter från avverkningsanmälan har följande 11 naturvårdsarter hittats: ekticka (NT, T), entita (NT, T, §4), mindre hackspett (NT, T, §4), vedskivlav (NT, T), fällmossa (S, T), jättesvampmal (S), myskmadra (S, T), spillkråka (T, §4), stjärtmes (T, §4), trana (§4) och utter (§4a). Av dessa är 4 rödlistade. För rödlistade arter har rödlistekategorin angivits inom parentes. Arter som är signalarter enligt Skogsstyrelsen har markerats med (S). Typiska arter inom Natura 2000 som är kopplade till skogsekosystem har markerats med (T). För fridlysta arter anges även paragrafen i Artskyddsförordningen som arten är fridlyst enligt.</w:t>
+        <w:t>Vi begär härmed att Skogsstyrelsen fattar beslut enligt miljöbalken som säkerställer att skogens höga naturvärden bevaras samt att EU-lagstiftning efterlevs och att artskyddsbrott förhindras.</w:t>
       </w:r>
     </w:p>
     <w:p>
       <w:r>
-        <w:t>De påträffade naturvårdsarterna är ett tydligt kvitto på att det rör sig om en skog med höga naturvärden.</w:t>
+        <w:t>Vi begär vidare att Skogsstyrelsen säkerställer att inga skador eller försämringar av naturtypens bevarandestatus i området tillåts ske. Se Rådets direktiv 92/43/EEG samt ickeförsämringskravet i EU:s naturrestaureringsförordning (EU 2024/1991).</w:t>
+      </w:r>
+    </w:p>
+    <w:p>
+      <w:r>
+        <w:t>Vi önskar även ta del av de ställningstaganden och beslut som myndigheten meddelar till följd av aktuell avverkningsanmälan och föreningens inlaga (se 34 § förvaltningslagen).</w:t>
       </w:r>
     </w:p>
     <w:p>
       <w:pPr>
-        <w:pStyle w:val="Heading2"/>
+        <w:pStyle w:val="Heading1"/>
       </w:pPr>
       <w:r>
-        <w:t>Fridlysta arter</w:t>
+        <w:t>Naturvårdsarter och fridlysta arter</w:t>
       </w:r>
     </w:p>
     <w:p>
       <w:r>
-        <w:t>Följande fridlysta arter har sina livsmiljöer och växtplatser i den avverkningsanmälda skogen: entita (NT, T, §4), mindre hackspett (NT, T, §4), spillkråka (T, §4), stjärtmes (T, §4), trana (§4) och utter (§4a).</w:t>
+        <w:t>Nedan följer beskrivningar av de naturvårdsarter och fridlysta arter som har sina livsmiljöer och växtplatser i den avverkningsanmälda skogen. Se även ytterligare artfakta i BILAGA 1. De påträffade naturvårdsarterna är ett tydligt kvitto på att det rör sig om en skog med höga naturvärden.</w:t>
       </w:r>
     </w:p>
     <w:p>
       <w:r>
-        <w:t xml:space="preserve">Observera att medlemsländerna är skyldiga att agera i enlighet med EU:s fågeldirektiv där det uttryckligen står att direktivet gäller för fåglar samt för deras ägg, bon och </w:t>
+        <w:rPr>
+          <w:b/>
+        </w:rPr>
+        <w:t>Ekticka (NT)</w:t>
+      </w:r>
+      <w:r>
+        <w:t xml:space="preserve"> påträffas i löv- och blandskog och hagmark där den växer på levande oftast äldre eller senvuxna ekar. Minskningstakten för den svenska populationen har uppgått till 15 % under de senaste 50 åren och bedöms vara nära gränsvärdet för Sårbar (VU). Ekticka är typisk art för </w:t>
+      </w:r>
+      <w:r>
+        <w:rPr>
+          <w:i/>
+        </w:rPr>
+        <w:t xml:space="preserve">9020 Nordlig ädellövskog </w:t>
+      </w:r>
+      <w:r>
+        <w:t>(SLU Artdatabanken, 2025).</w:t>
+      </w:r>
+    </w:p>
+    <w:p>
+      <w:r>
+        <w:rPr>
+          <w:b/>
+        </w:rPr>
+        <w:t>Entita (NT, §4)</w:t>
+      </w:r>
+      <w:r>
+        <w:t xml:space="preserve">, rödlistad som nära hotad och prioriterad art i Skogsvårdslagen, har häckningsrevir i anmälan. Minskningstakten innevarande 10-årsperiod beräknas till 20 (10–30) % och bedöms vara nära gränsvärdet för Sårbar (VU). Entitan är ortstrogen och reviret är i genomsnitt omkring 5 hektar, ibland uppåt 20 hektar stort. Entitan är en utpräglad lövskogsfågel som föredrar flerskiktade, gärna högvuxna skogar med inslag av äldre träd och välutvecklat buskskikt. Även alkärr med videsnår hör till de miljöer som utnyttjas. Arten häckar ofta i skogar som är svagt eller inte alls påverkade av skogsbruk, ofta rör det sig om värdekärnor med höga naturvärden. Entitan missgynnas av konventionellt skogsbruk och dess ortstrohet och dåliga spridningsförmåga gör den känslig för fragmentering. Entita är typisk art för </w:t>
+      </w:r>
+      <w:r>
+        <w:rPr>
+          <w:i/>
+        </w:rPr>
+        <w:t>9080 Lövsumpskog</w:t>
+      </w:r>
+      <w:r>
+        <w:t xml:space="preserve"> (Skogsstyrelsen, 2016, SLU Artdatabanken, 2021).</w:t>
+      </w:r>
+    </w:p>
+    <w:p>
+      <w:r>
+        <w:rPr>
+          <w:b/>
+        </w:rPr>
+        <w:t>Mindre hackspett (NT, §4)</w:t>
+      </w:r>
+      <w:r>
+        <w:t xml:space="preserve"> är rödlistad som nära hotad, fridlyst och prioriterad art i Skogsvårdslagen. Minskningstakten har uppgått till 25 (10–40) % under de senaste 15 åren och bedöms vara nära gränsvärdet för Sårbar (VU). (A2bc). Arten har stora revir och höga krav när det gäller förekomst av lövskog på landskapsnivå. För att häcka framgångsrikt behöver ett par cirka 40 ha äldre lövdominerad skog inom ett område på upp till 200 ha. Under vintern kan födosök även ske i äldre grandominerad skog. Mindre hackspett är typisk art för </w:t>
+      </w:r>
+      <w:r>
+        <w:rPr>
+          <w:i/>
+        </w:rPr>
+        <w:t>9010 Taiga, 9750 Svämlövskog, 9080 Lövsumpskog, 9030 Landhöjningsskog och 9040 Fjällbjörkskog</w:t>
+      </w:r>
+      <w:r>
+        <w:t xml:space="preserve"> (SLU Artdatabanken, 2021; Skogsstyrelsen, 2016).</w:t>
+      </w:r>
+    </w:p>
+    <w:p>
+      <w:r>
+        <w:rPr>
+          <w:b/>
+        </w:rPr>
+        <w:t>Vedskivlav (NT)</w:t>
+      </w:r>
+      <w:r>
+        <w:t xml:space="preserve"> växer på gammal, torr, exponerad, hård kärnved av framförallt tall i naturskogsartade bestånd. Avverkning av tallskog av naturskogskaraktär med spår av återkommande bränder är ett hot. Mängden lämplig ved att växa på för vedskivlav minskar, dels på grund av naturlig nedbrytning men framförallt på grund av att de förstörs i samband med slutavverkningar, gallringar och markberedning. Tall- och blandbarrskogar av naturskogskaraktär med spår av återkommande bränder bör skyddas. Vedskivlav är typisk art för </w:t>
+      </w:r>
+      <w:r>
+        <w:rPr>
+          <w:i/>
+        </w:rPr>
+        <w:t>9010 Taiga</w:t>
+      </w:r>
+      <w:r>
+        <w:t xml:space="preserve"> (SLU Artdatabanken, 2024).</w:t>
+      </w:r>
+    </w:p>
+    <w:p>
+      <w:r>
+        <w:rPr>
+          <w:b/>
+        </w:rPr>
+        <w:t>Fällmossa</w:t>
+      </w:r>
+      <w:r>
+        <w:t xml:space="preserve"> indikerar i stort sett alltid områden med höga naturvärden, skog med lång kontinuitet, gamla träd, hög luftfuktighet och stabila förhållanden. Sporkapslar finnar man enbart på extra skyddsvärda lokaler. Fällmossa är typisk art för </w:t>
+      </w:r>
+      <w:r>
+        <w:rPr>
+          <w:i/>
+        </w:rPr>
+        <w:t xml:space="preserve">9020 Nordlig ädellövskog, 9110 Näringsfattig bokskog, 9130 Näringsrik bokskog, 9160 Näringsrik ekskog, 9180 Ädellövskog i branter </w:t>
+      </w:r>
+      <w:r>
+        <w:t>och</w:t>
+      </w:r>
+      <w:r>
+        <w:rPr>
+          <w:i/>
+        </w:rPr>
+        <w:t xml:space="preserve"> 9190 Näringsfattig ekskog</w:t>
+      </w:r>
+      <w:r>
+        <w:t xml:space="preserve"> (SLU Artdatabanken, 2024; Nitare &amp; Skogsstyrelsen, 2019).</w:t>
+      </w:r>
+    </w:p>
+    <w:p>
+      <w:r>
+        <w:rPr>
+          <w:b/>
+        </w:rPr>
+        <w:t>Jättesvampmal</w:t>
+      </w:r>
+      <w:r>
+        <w:t xml:space="preserve"> är en fjäril som flyger i juli i mer eller mindre orörd gammal löv- eller blandskog, särskilt sådan med björk och bok. Larven lever i fnöskticka m.fl. tickor och kläckhålen och resterna av larvgångar i äldre fruktkroppar är lätta att känna igen och inventera. Arten hotas av avverkning av gamla, svampangripna lövträd samt bortforsling av döda lövträd, vindfällen och lågor. Gamla lövträd och naturbestånd med lövskog - särskilt björk och bok - bör sparas så långt möjligt och död ved lämnas kvar i skogen (SLU Artdatabanken, 2025).</w:t>
+      </w:r>
+    </w:p>
+    <w:p>
+      <w:r>
+        <w:rPr>
+          <w:b/>
+        </w:rPr>
+        <w:t xml:space="preserve">Myskmadra </w:t>
+      </w:r>
+      <w:r>
+        <w:t xml:space="preserve">är en bra signalart i hela sitt utbredningsområde i såväl lövskogar, lundar som kalkbarrskogar. Särskilt kräsen tycks den vara i norra delen av sitt utbredningsområde. Många naturliga växtplatser är av reliktkaraktär och växten indikerar här långvarig ekologisk kontinuitet. Arten är känslig för såväl hårt bete som dagens storskaliga skogsbruksmetoder. Myskmadra är typisk art för </w:t>
+      </w:r>
+      <w:r>
+        <w:rPr>
+          <w:i/>
+        </w:rPr>
+        <w:t xml:space="preserve">9050 Näringsrik granskog, 9020 Nordlig ädellövskog, 9130 Näringsrik bokskog </w:t>
+      </w:r>
+      <w:r>
+        <w:t xml:space="preserve">och </w:t>
+      </w:r>
+      <w:r>
+        <w:rPr>
+          <w:i/>
+        </w:rPr>
+        <w:t xml:space="preserve">9160 Näringsrik ekskog </w:t>
+      </w:r>
+      <w:r>
+        <w:t>(Nitare &amp; Skogsstyrelsen, 2019; SLU Artdatabanken, 2025).</w:t>
+      </w:r>
+    </w:p>
+    <w:p>
+      <w:r>
+        <w:rPr>
+          <w:b/>
+        </w:rPr>
+        <w:t>Spillkråka (§4)</w:t>
+      </w:r>
+      <w:r>
+        <w:t xml:space="preserve"> omfattas av bilaga 1 i EU:s fågeldirektiv och är typisk art för </w:t>
+      </w:r>
+      <w:r>
+        <w:rPr>
+          <w:i/>
+        </w:rPr>
+        <w:t xml:space="preserve">9010 Taiga </w:t>
+      </w:r>
+      <w:r>
+        <w:t>och</w:t>
+      </w:r>
+      <w:r>
+        <w:rPr>
+          <w:i/>
+        </w:rPr>
+        <w:t xml:space="preserve"> 9740 Skogsbevuxen myr</w:t>
+      </w:r>
+      <w:r>
+        <w:t>. Den behöver grova träd, främst tall, asp och bok som boträd. Skogsbruk med korta omloppstider och täta, homogena ungskogar utgör det största hotet. Spillkråka är en nyckelart i skogliga miljöer vars övergivna bohål utnyttjas av flera andra hålhäckande fågelarter och fladdermöss, däribland pärluggla (EN, §4), knipa (§4), salskrake (§4) och skogsduva (§4). Hökuggla (VU, §4) och slaguggla (§4) häckar ofta i högstubbar som brutits av i höjd med ett gammalt spillkråkebo (SLU Artdatabanken, 2026; Skogsstyrelsen, 2016).</w:t>
+      </w:r>
+    </w:p>
+    <w:p>
+      <w:r>
+        <w:rPr>
+          <w:b/>
+        </w:rPr>
+        <w:t>Stjärtmes (§4)</w:t>
+      </w:r>
+      <w:r>
+        <w:t xml:space="preserve"> häckar i löv- och blandskog. Studier har visat att den behöver ca 15 % medelålders till äldre lövrika bestånd (&gt;50 % löv), om avståndet mellan bestånden är 500 m. Stjärtmes är fridlyst enligt 4§ artskyddsförordningen och typisk art för </w:t>
+      </w:r>
+      <w:r>
+        <w:rPr>
+          <w:i/>
+        </w:rPr>
+        <w:t>9010 Taiga, 9030 Landhöjningsskog, 9080 Lövsumpskog</w:t>
+      </w:r>
+      <w:r>
+        <w:t xml:space="preserve"> och</w:t>
+      </w:r>
+      <w:r>
+        <w:rPr>
+          <w:i/>
+        </w:rPr>
+        <w:t xml:space="preserve"> 9750 Svämlövskog </w:t>
+      </w:r>
+      <w:r>
+        <w:t>(Jansson, 1999; Skogsstyrelsen, 2014; SLU Artdatabanken, 2025).</w:t>
+      </w:r>
+    </w:p>
+    <w:p>
+      <w:pPr>
+        <w:pStyle w:val="Heading1"/>
+      </w:pPr>
+      <w:r>
+        <w:t>EU:s fågeldirektiv</w:t>
+      </w:r>
+    </w:p>
+    <w:p>
+      <w:r>
+        <w:t xml:space="preserve">Europeiska unionens medlemsländer är skyldiga att agera i enlighet med EU:s fågeldirektiv där det uttryckligen står att direktivet gäller för fåglar samt för deras ägg, bon och </w:t>
       </w:r>
       <w:r>
         <w:rPr>
@@ -129,226 +331,6 @@
       </w:r>
       <w:r>
         <w:t>(artikel 1). Vidare att de åtgärder som vidtas inte får leda till en försämring av den nuvarande situationen beträffande bevarandet av de fågelarter som avses i artikel 1 (artikel 13). Fågeldirektivet är styrande för tillsynsansvariga myndigheters ärendehantering, ställningstaganden och beslutsfattande.</w:t>
-      </w:r>
-    </w:p>
-    <w:p>
-      <w:r>
-        <w:rPr>
-          <w:b/>
-        </w:rPr>
-        <w:t>Entita (NT, §4)</w:t>
-      </w:r>
-      <w:r>
-        <w:t xml:space="preserve">, rödlistad som nära hotad och prioriterad art i Skogsvårdslagen, har häckningsrevir i anmälan. Minskningstakten innevarande 10-årsperiod beräknas till 20 (10–30) % och bedöms vara nära gränsvärdet för Sårbar (VU). Entitan är ortstrogen och reviret är i genomsnitt omkring 5 hektar, ibland uppåt 20 hektar stort. Entitan är en utpräglad lövskogsfågel som föredrar flerskiktade, gärna högvuxna skogar med inslag av äldre träd och välutvecklat buskskikt. Även alkärr med videsnår hör till de miljöer som utnyttjas. Arten häckar ofta i skogar som är svagt eller inte alls påverkade av skogsbruk, ofta rör det sig om värdekärnor med höga naturvärden. Entitan missgynnas av konventionellt skogsbruk och dess ortstrohet och dåliga spridningsförmåga gör den känslig för fragmentering. Entita är typisk art för </w:t>
-      </w:r>
-      <w:r>
-        <w:rPr>
-          <w:i/>
-        </w:rPr>
-        <w:t>9080 Lövsumpskog</w:t>
-      </w:r>
-      <w:r>
-        <w:t xml:space="preserve"> (Skogsstyrelsen, 2016, SLU Artdatabanken, 2021).</w:t>
-      </w:r>
-    </w:p>
-    <w:p>
-      <w:r>
-        <w:rPr>
-          <w:b/>
-        </w:rPr>
-        <w:t>Mindre hackspett (NT, §4)</w:t>
-      </w:r>
-      <w:r>
-        <w:t xml:space="preserve"> är rödlistad som nära hotad, fridlyst och prioriterad art i Skogsvårdslagen. Minskningstakten har uppgått till 25 (10–40) % under de senaste 15 åren och bedöms vara nära gränsvärdet för Sårbar (VU). (A2bc). Arten har stora revir och höga krav när det gäller förekomst av lövskog på landskapsnivå. För att häcka framgångsrikt behöver ett par cirka 40 ha äldre lövdominerad skog inom ett område på upp till 200 ha. Under vintern kan födosök även ske i äldre grandominerad skog. Mindre hackspett är typisk art för </w:t>
-      </w:r>
-      <w:r>
-        <w:rPr>
-          <w:i/>
-        </w:rPr>
-        <w:t>9010 Taiga, 9750 Svämlövskog, 9080 Lövsumpskog, 9030 Landhöjningsskog och 9040 Fjällbjörkskog</w:t>
-      </w:r>
-      <w:r>
-        <w:t xml:space="preserve"> (SLU Artdatabanken, 2021; Skogsstyrelsen, 2016).</w:t>
-      </w:r>
-    </w:p>
-    <w:p>
-      <w:r>
-        <w:rPr>
-          <w:b/>
-        </w:rPr>
-        <w:t>Spillkråka (§4)</w:t>
-      </w:r>
-      <w:r>
-        <w:t xml:space="preserve"> omfattas av bilaga 1 i EU:s fågeldirektiv och är typisk art för </w:t>
-      </w:r>
-      <w:r>
-        <w:rPr>
-          <w:i/>
-        </w:rPr>
-        <w:t xml:space="preserve">9010 Taiga </w:t>
-      </w:r>
-      <w:r>
-        <w:t>och</w:t>
-      </w:r>
-      <w:r>
-        <w:rPr>
-          <w:i/>
-        </w:rPr>
-        <w:t xml:space="preserve"> 9740 Skogsbevuxen myr</w:t>
-      </w:r>
-      <w:r>
-        <w:t>. Den behöver grova träd, främst tall, asp och bok som boträd. Skogsbruk med korta omloppstider och täta, homogena ungskogar utgör det största hotet. Spillkråka är en nyckelart i skogliga miljöer vars övergivna bohål utnyttjas av flera andra hålhäckande fågelarter och fladdermöss, däribland pärluggla (EN, §4), knipa (§4), salskrake (§4) och skogsduva (§4). Hökuggla (VU, §4) och slaguggla (§4) häckar ofta i högstubbar som brutits av i höjd med ett gammalt spillkråkebo (SLU Artdatabanken, 2026; Skogsstyrelsen, 2016).</w:t>
-      </w:r>
-    </w:p>
-    <w:p>
-      <w:r>
-        <w:rPr>
-          <w:b/>
-        </w:rPr>
-        <w:t>Stjärtmes (§4)</w:t>
-      </w:r>
-      <w:r>
-        <w:t xml:space="preserve"> häckar i löv- och blandskog. Studier har visat att den behöver ca 15 % medelålders till äldre lövrika bestånd (&gt;50 % löv), om avståndet mellan bestånden är 500 m. Stjärtmes är fridlyst enligt 4§ artskyddsförordningen och typisk art för </w:t>
-      </w:r>
-      <w:r>
-        <w:rPr>
-          <w:i/>
-        </w:rPr>
-        <w:t>9010 Taiga, 9030 Landhöjningsskog, 9080 Lövsumpskog</w:t>
-      </w:r>
-      <w:r>
-        <w:t xml:space="preserve"> och</w:t>
-      </w:r>
-      <w:r>
-        <w:rPr>
-          <w:i/>
-        </w:rPr>
-        <w:t xml:space="preserve"> 9750 Svämlövskog </w:t>
-      </w:r>
-      <w:r>
-        <w:t>(Jansson, 1999; Skogsstyrelsen, 2014; SLU Artdatabanken, 2025).</w:t>
-      </w:r>
-    </w:p>
-    <w:p>
-      <w:r>
-        <w:t>I BILAGA 1 finns mer detaljerad information om ekologi samt krav på livsmiljö hos fridlysta arter.</w:t>
-      </w:r>
-    </w:p>
-    <w:p>
-      <w:pPr>
-        <w:pStyle w:val="Heading2"/>
-      </w:pPr>
-      <w:r>
-        <w:t>Övriga naturvårdsarter</w:t>
-      </w:r>
-    </w:p>
-    <w:p>
-      <w:r>
-        <w:rPr>
-          <w:b/>
-        </w:rPr>
-        <w:t>Ekticka (NT)</w:t>
-      </w:r>
-      <w:r>
-        <w:t xml:space="preserve"> påträffas i löv- och blandskog och hagmark där den växer på levande oftast äldre eller senvuxna ekar. Minskningstakten för den svenska populationen har uppgått till 15 % under de senaste 50 åren och bedöms vara nära gränsvärdet för Sårbar (VU). Ekticka är typisk art för </w:t>
-      </w:r>
-      <w:r>
-        <w:rPr>
-          <w:i/>
-        </w:rPr>
-        <w:t xml:space="preserve">9020 Nordlig ädellövskog </w:t>
-      </w:r>
-      <w:r>
-        <w:t>(SLU Artdatabanken, 2025).</w:t>
-      </w:r>
-    </w:p>
-    <w:p>
-      <w:r>
-        <w:rPr>
-          <w:b/>
-        </w:rPr>
-        <w:t>Fällmossa</w:t>
-      </w:r>
-      <w:r>
-        <w:t xml:space="preserve"> indikerar i stort sett alltid områden med höga naturvärden, skog med lång kontinuitet, gamla träd, hög luftfuktighet och stabila förhållanden. Sporkapslar finnar man enbart på extra skyddsvärda lokaler. Fällmossa är typisk art för </w:t>
-      </w:r>
-      <w:r>
-        <w:rPr>
-          <w:i/>
-        </w:rPr>
-        <w:t xml:space="preserve">9020 Nordlig ädellövskog, 9110 Näringsfattig bokskog, 9130 Näringsrik bokskog, 9160 Näringsrik ekskog, 9180 Ädellövskog i branter </w:t>
-      </w:r>
-      <w:r>
-        <w:t>och</w:t>
-      </w:r>
-      <w:r>
-        <w:rPr>
-          <w:i/>
-        </w:rPr>
-        <w:t xml:space="preserve"> 9190 Näringsfattig ekskog</w:t>
-      </w:r>
-      <w:r>
-        <w:t xml:space="preserve"> (SLU Artdatabanken, 2024; Nitare &amp; Skogsstyrelsen, 2019).</w:t>
-      </w:r>
-    </w:p>
-    <w:p>
-      <w:r>
-        <w:rPr>
-          <w:b/>
-        </w:rPr>
-        <w:t>Jättesvampmal</w:t>
-      </w:r>
-      <w:r>
-        <w:t xml:space="preserve"> är en fjäril som flyger i juli i mer eller mindre orörd gammal löv- eller blandskog, särskilt sådan med björk och bok. Larven lever i fnöskticka m.fl. tickor och kläckhålen och resterna av larvgångar i äldre fruktkroppar är lätta att känna igen och inventera. Arten hotas av avverkning av gamla, svampangripna lövträd samt bortforsling av döda lövträd, vindfällen och lågor. Gamla lövträd och naturbestånd med lövskog - särskilt björk och bok - bör sparas så långt möjligt och död ved lämnas kvar i skogen (SLU Artdatabanken, 2025).</w:t>
-      </w:r>
-    </w:p>
-    <w:p>
-      <w:r>
-        <w:rPr>
-          <w:b/>
-        </w:rPr>
-        <w:t xml:space="preserve">Myskmadra </w:t>
-      </w:r>
-      <w:r>
-        <w:t xml:space="preserve">är en bra signalart i hela sitt utbredningsområde i såväl lövskogar, lundar som kalkbarrskogar. Särskilt kräsen tycks den vara i norra delen av sitt utbredningsområde. Många naturliga växtplatser är av reliktkaraktär och växten indikerar här långvarig ekologisk kontinuitet. Arten är känslig för såväl hårt bete som dagens storskaliga skogsbruksmetoder. Myskmadra är typisk art för </w:t>
-      </w:r>
-      <w:r>
-        <w:rPr>
-          <w:i/>
-        </w:rPr>
-        <w:t xml:space="preserve">9050 Näringsrik granskog, 9020 Nordlig ädellövskog, 9130 Näringsrik bokskog </w:t>
-      </w:r>
-      <w:r>
-        <w:t xml:space="preserve">och </w:t>
-      </w:r>
-      <w:r>
-        <w:rPr>
-          <w:i/>
-        </w:rPr>
-        <w:t xml:space="preserve">9160 Näringsrik ekskog </w:t>
-      </w:r>
-      <w:r>
-        <w:t>(Nitare &amp; Skogsstyrelsen, 2019; SLU Artdatabanken, 2025).</w:t>
-      </w:r>
-    </w:p>
-    <w:p>
-      <w:r>
-        <w:rPr>
-          <w:b/>
-        </w:rPr>
-        <w:t>Vedskivlav (NT)</w:t>
-      </w:r>
-      <w:r>
-        <w:t xml:space="preserve"> växer på gammal, torr, exponerad, hård kärnved av framförallt tall i naturskogsartade bestånd. Avverkning av tallskog av naturskogskaraktär med spår av återkommande bränder är ett hot. Mängden lämplig ved att växa på för vedskivlav minskar, dels på grund av naturlig nedbrytning men framförallt på grund av att de förstörs i samband med slutavverkningar, gallringar och markberedning. Tall- och blandbarrskogar av naturskogskaraktär med spår av återkommande bränder bör skyddas. Vedskivlav är typisk art för </w:t>
-      </w:r>
-      <w:r>
-        <w:rPr>
-          <w:i/>
-        </w:rPr>
-        <w:t>9010 Taiga</w:t>
-      </w:r>
-      <w:r>
-        <w:t xml:space="preserve"> (SLU Artdatabanken, 2024).</w:t>
       </w:r>
     </w:p>
     <w:p>
@@ -1030,7 +1012,7 @@
     <w:r>
       <w:tab/>
       <w:tab/>
-      <w:t>2026-06-20</w:t>
+      <w:t>2026-06-21</w:t>
       <w:br/>
       <w:br/>
     </w:r>

--- a/tillsyn/A 8258-2026 tillsynsbegäran.docx
+++ b/tillsyn/A 8258-2026 tillsynsbegäran.docx
@@ -1012,7 +1012,7 @@
     <w:r>
       <w:tab/>
       <w:tab/>
-      <w:t>2026-06-21</w:t>
+      <w:t>2026-06-22</w:t>
       <w:br/>
       <w:br/>
     </w:r>

--- a/tillsyn/A 8258-2026 tillsynsbegäran.docx
+++ b/tillsyn/A 8258-2026 tillsynsbegäran.docx
@@ -1012,7 +1012,7 @@
     <w:r>
       <w:tab/>
       <w:tab/>
-      <w:t>2026-06-22</w:t>
+      <w:t>2026-06-23</w:t>
       <w:br/>
       <w:br/>
     </w:r>

--- a/tillsyn/A 8258-2026 tillsynsbegäran.docx
+++ b/tillsyn/A 8258-2026 tillsynsbegäran.docx
@@ -1012,7 +1012,7 @@
     <w:r>
       <w:tab/>
       <w:tab/>
-      <w:t>2026-06-23</w:t>
+      <w:t>2026-06-24</w:t>
       <w:br/>
       <w:br/>
     </w:r>

--- a/tillsyn/A 8258-2026 tillsynsbegäran.docx
+++ b/tillsyn/A 8258-2026 tillsynsbegäran.docx
@@ -1012,7 +1012,7 @@
     <w:r>
       <w:tab/>
       <w:tab/>
-      <w:t>2026-06-24</w:t>
+      <w:t>2026-06-25</w:t>
       <w:br/>
       <w:br/>
     </w:r>

--- a/tillsyn/A 8258-2026 tillsynsbegäran.docx
+++ b/tillsyn/A 8258-2026 tillsynsbegäran.docx
@@ -1012,7 +1012,7 @@
     <w:r>
       <w:tab/>
       <w:tab/>
-      <w:t>2026-06-25</w:t>
+      <w:t>2026-06-26</w:t>
       <w:br/>
       <w:br/>
     </w:r>

--- a/tillsyn/A 8258-2026 tillsynsbegäran.docx
+++ b/tillsyn/A 8258-2026 tillsynsbegäran.docx
@@ -1012,7 +1012,7 @@
     <w:r>
       <w:tab/>
       <w:tab/>
-      <w:t>2026-06-26</w:t>
+      <w:t>2026-06-27</w:t>
       <w:br/>
       <w:br/>
     </w:r>

--- a/tillsyn/A 8258-2026 tillsynsbegäran.docx
+++ b/tillsyn/A 8258-2026 tillsynsbegäran.docx
@@ -1012,7 +1012,7 @@
     <w:r>
       <w:tab/>
       <w:tab/>
-      <w:t>2026-06-27</w:t>
+      <w:t>2026-06-28</w:t>
       <w:br/>
       <w:br/>
     </w:r>

--- a/tillsyn/A 8258-2026 tillsynsbegäran.docx
+++ b/tillsyn/A 8258-2026 tillsynsbegäran.docx
@@ -1012,7 +1012,7 @@
     <w:r>
       <w:tab/>
       <w:tab/>
-      <w:t>2026-06-28</w:t>
+      <w:t>2026-06-29</w:t>
       <w:br/>
       <w:br/>
     </w:r>

--- a/tillsyn/A 8258-2026 tillsynsbegäran.docx
+++ b/tillsyn/A 8258-2026 tillsynsbegäran.docx
@@ -1012,7 +1012,7 @@
     <w:r>
       <w:tab/>
       <w:tab/>
-      <w:t>2026-06-29</w:t>
+      <w:t>2026-06-30</w:t>
       <w:br/>
       <w:br/>
     </w:r>

--- a/tillsyn/A 8258-2026 tillsynsbegäran.docx
+++ b/tillsyn/A 8258-2026 tillsynsbegäran.docx
@@ -1012,7 +1012,7 @@
     <w:r>
       <w:tab/>
       <w:tab/>
-      <w:t>2026-06-30</w:t>
+      <w:t>2026-07-01</w:t>
       <w:br/>
       <w:br/>
     </w:r>

--- a/tillsyn/A 8258-2026 tillsynsbegäran.docx
+++ b/tillsyn/A 8258-2026 tillsynsbegäran.docx
@@ -1012,7 +1012,7 @@
     <w:r>
       <w:tab/>
       <w:tab/>
-      <w:t>2026-07-01</w:t>
+      <w:t>2026-07-02</w:t>
       <w:br/>
       <w:br/>
     </w:r>

--- a/tillsyn/A 8258-2026 tillsynsbegäran.docx
+++ b/tillsyn/A 8258-2026 tillsynsbegäran.docx
@@ -1012,7 +1012,7 @@
     <w:r>
       <w:tab/>
       <w:tab/>
-      <w:t>2026-07-13</w:t>
+      <w:t>2026-07-14</w:t>
       <w:br/>
       <w:br/>
     </w:r>

--- a/tillsyn/A 8258-2026 tillsynsbegäran.docx
+++ b/tillsyn/A 8258-2026 tillsynsbegäran.docx
@@ -1012,7 +1012,7 @@
     <w:r>
       <w:tab/>
       <w:tab/>
-      <w:t>2026-07-14</w:t>
+      <w:t>2026-07-15</w:t>
       <w:br/>
       <w:br/>
     </w:r>

--- a/tillsyn/A 8258-2026 tillsynsbegäran.docx
+++ b/tillsyn/A 8258-2026 tillsynsbegäran.docx
@@ -1012,7 +1012,7 @@
     <w:r>
       <w:tab/>
       <w:tab/>
-      <w:t>2026-07-15</w:t>
+      <w:t>2026-07-16</w:t>
       <w:br/>
       <w:br/>
     </w:r>

--- a/tillsyn/A 8258-2026 tillsynsbegäran.docx
+++ b/tillsyn/A 8258-2026 tillsynsbegäran.docx
@@ -1012,7 +1012,7 @@
     <w:r>
       <w:tab/>
       <w:tab/>
-      <w:t>2026-07-16</w:t>
+      <w:t>2026-07-17</w:t>
       <w:br/>
       <w:br/>
     </w:r>

--- a/tillsyn/A 8258-2026 tillsynsbegäran.docx
+++ b/tillsyn/A 8258-2026 tillsynsbegäran.docx
@@ -1012,7 +1012,7 @@
     <w:r>
       <w:tab/>
       <w:tab/>
-      <w:t>2026-07-17</w:t>
+      <w:t>2026-07-18</w:t>
       <w:br/>
       <w:br/>
     </w:r>

--- a/tillsyn/A 8258-2026 tillsynsbegäran.docx
+++ b/tillsyn/A 8258-2026 tillsynsbegäran.docx
@@ -1012,7 +1012,7 @@
     <w:r>
       <w:tab/>
       <w:tab/>
-      <w:t>2026-07-18</w:t>
+      <w:t>2026-07-19</w:t>
       <w:br/>
       <w:br/>
     </w:r>

--- a/tillsyn/A 8258-2026 tillsynsbegäran.docx
+++ b/tillsyn/A 8258-2026 tillsynsbegäran.docx
@@ -1012,7 +1012,7 @@
     <w:r>
       <w:tab/>
       <w:tab/>
-      <w:t>2026-07-19</w:t>
+      <w:t>2026-07-20</w:t>
       <w:br/>
       <w:br/>
     </w:r>

--- a/tillsyn/A 8258-2026 tillsynsbegäran.docx
+++ b/tillsyn/A 8258-2026 tillsynsbegäran.docx
@@ -1012,7 +1012,7 @@
     <w:r>
       <w:tab/>
       <w:tab/>
-      <w:t>2026-07-20</w:t>
+      <w:t>2026-07-21</w:t>
       <w:br/>
       <w:br/>
     </w:r>

--- a/tillsyn/A 8258-2026 tillsynsbegäran.docx
+++ b/tillsyn/A 8258-2026 tillsynsbegäran.docx
@@ -1012,7 +1012,7 @@
     <w:r>
       <w:tab/>
       <w:tab/>
-      <w:t>2026-07-21</w:t>
+      <w:t>2026-07-22</w:t>
       <w:br/>
       <w:br/>
     </w:r>

--- a/tillsyn/A 8258-2026 tillsynsbegäran.docx
+++ b/tillsyn/A 8258-2026 tillsynsbegäran.docx
@@ -1012,7 +1012,7 @@
     <w:r>
       <w:tab/>
       <w:tab/>
-      <w:t>2026-07-22</w:t>
+      <w:t>2026-07-23</w:t>
       <w:br/>
       <w:br/>
     </w:r>

--- a/tillsyn/A 8258-2026 tillsynsbegäran.docx
+++ b/tillsyn/A 8258-2026 tillsynsbegäran.docx
@@ -1012,7 +1012,7 @@
     <w:r>
       <w:tab/>
       <w:tab/>
-      <w:t>2026-07-23</w:t>
+      <w:t>2026-07-24</w:t>
       <w:br/>
       <w:br/>
     </w:r>

--- a/tillsyn/A 8258-2026 tillsynsbegäran.docx
+++ b/tillsyn/A 8258-2026 tillsynsbegäran.docx
@@ -1012,7 +1012,7 @@
     <w:r>
       <w:tab/>
       <w:tab/>
-      <w:t>2026-07-24</w:t>
+      <w:t>2026-07-25</w:t>
       <w:br/>
       <w:br/>
     </w:r>

--- a/tillsyn/A 8258-2026 tillsynsbegäran.docx
+++ b/tillsyn/A 8258-2026 tillsynsbegäran.docx
@@ -1012,7 +1012,7 @@
     <w:r>
       <w:tab/>
       <w:tab/>
-      <w:t>2026-07-25</w:t>
+      <w:t>2026-07-26</w:t>
       <w:br/>
       <w:br/>
     </w:r>

--- a/tillsyn/A 8258-2026 tillsynsbegäran.docx
+++ b/tillsyn/A 8258-2026 tillsynsbegäran.docx
@@ -1012,7 +1012,7 @@
     <w:r>
       <w:tab/>
       <w:tab/>
-      <w:t>2026-07-26</w:t>
+      <w:t>2026-07-27</w:t>
       <w:br/>
       <w:br/>
     </w:r>

--- a/tillsyn/A 8258-2026 tillsynsbegäran.docx
+++ b/tillsyn/A 8258-2026 tillsynsbegäran.docx
@@ -1012,7 +1012,7 @@
     <w:r>
       <w:tab/>
       <w:tab/>
-      <w:t>2026-07-27</w:t>
+      <w:t>2026-07-28</w:t>
       <w:br/>
       <w:br/>
     </w:r>

--- a/tillsyn/A 8258-2026 tillsynsbegäran.docx
+++ b/tillsyn/A 8258-2026 tillsynsbegäran.docx
@@ -1012,7 +1012,7 @@
     <w:r>
       <w:tab/>
       <w:tab/>
-      <w:t>2026-07-28</w:t>
+      <w:t>2026-07-29</w:t>
       <w:br/>
       <w:br/>
     </w:r>

--- a/tillsyn/A 8258-2026 tillsynsbegäran.docx
+++ b/tillsyn/A 8258-2026 tillsynsbegäran.docx
@@ -1012,7 +1012,7 @@
     <w:r>
       <w:tab/>
       <w:tab/>
-      <w:t>2026-07-29</w:t>
+      <w:t>2026-07-30</w:t>
       <w:br/>
       <w:br/>
     </w:r>

--- a/tillsyn/A 8258-2026 tillsynsbegäran.docx
+++ b/tillsyn/A 8258-2026 tillsynsbegäran.docx
@@ -1012,7 +1012,7 @@
     <w:r>
       <w:tab/>
       <w:tab/>
-      <w:t>2026-07-30</w:t>
+      <w:t>2026-07-31</w:t>
       <w:br/>
       <w:br/>
     </w:r>

--- a/tillsyn/A 8258-2026 tillsynsbegäran.docx
+++ b/tillsyn/A 8258-2026 tillsynsbegäran.docx
@@ -1012,7 +1012,7 @@
     <w:r>
       <w:tab/>
       <w:tab/>
-      <w:t>2026-07-31</w:t>
+      <w:t>2026-08-01</w:t>
       <w:br/>
       <w:br/>
     </w:r>

--- a/tillsyn/A 8258-2026 tillsynsbegäran.docx
+++ b/tillsyn/A 8258-2026 tillsynsbegäran.docx
@@ -1012,7 +1012,7 @@
     <w:r>
       <w:tab/>
       <w:tab/>
-      <w:t>2026-08-01</w:t>
+      <w:t>2026-08-02</w:t>
       <w:br/>
       <w:br/>
     </w:r>

--- a/tillsyn/A 8258-2026 tillsynsbegäran.docx
+++ b/tillsyn/A 8258-2026 tillsynsbegäran.docx
@@ -1012,7 +1012,7 @@
     <w:r>
       <w:tab/>
       <w:tab/>
-      <w:t>2026-08-02</w:t>
+      <w:t>2026-08-03</w:t>
       <w:br/>
       <w:br/>
     </w:r>

--- a/tillsyn/A 8258-2026 tillsynsbegäran.docx
+++ b/tillsyn/A 8258-2026 tillsynsbegäran.docx
@@ -1012,7 +1012,7 @@
     <w:r>
       <w:tab/>
       <w:tab/>
-      <w:t>2026-08-03</w:t>
+      <w:t>2026-08-05</w:t>
       <w:br/>
       <w:br/>
     </w:r>

--- a/tillsyn/A 8258-2026 tillsynsbegäran.docx
+++ b/tillsyn/A 8258-2026 tillsynsbegäran.docx
@@ -1012,7 +1012,7 @@
     <w:r>
       <w:tab/>
       <w:tab/>
-      <w:t>2026-08-05</w:t>
+      <w:t>2026-08-07</w:t>
       <w:br/>
       <w:br/>
     </w:r>

--- a/tillsyn/A 8258-2026 tillsynsbegäran.docx
+++ b/tillsyn/A 8258-2026 tillsynsbegäran.docx
@@ -1012,7 +1012,7 @@
     <w:r>
       <w:tab/>
       <w:tab/>
-      <w:t>2026-08-07</w:t>
+      <w:t>2026-08-08</w:t>
       <w:br/>
       <w:br/>
     </w:r>

--- a/tillsyn/A 8258-2026 tillsynsbegäran.docx
+++ b/tillsyn/A 8258-2026 tillsynsbegäran.docx
@@ -60,7 +60,7 @@
         <w:spacing w:after="240"/>
       </w:pPr>
       <w:r>
-        <w:t>Figur 1. Fyndplatser för naturvårdsarter i och inom 20 meter från avverkningsanmälan. Markörer utan svart kant är placerade på fyndplatsen. Markörer med svart kant är placerade vid sidan av fyndplatsen har ett svart streck som visar fyndplatsens exakta position. Kartans mittpunktskoordinat är N 6357705, E 587466 i SWEREF 99 TM.</w:t>
+        <w:t>Figur 1. Fyndplatser för naturvårdsarter i och inom 20 meter från avverkningsanmälan. Markörer utan svart kant är placerade på fyndplatsen. Markörer med svart kant är placerade vid sidan av fyndplatsen och har ett svart streck som visar fyndplatsens exakta position. Kartans mittpunktskoordinat är N 6357705, E 587466 i SWEREF 99 TM.</w:t>
       </w:r>
     </w:p>
     <w:p>
@@ -1012,7 +1012,7 @@
     <w:r>
       <w:tab/>
       <w:tab/>
-      <w:t>2026-08-14</w:t>
+      <w:t>2026-08-15</w:t>
       <w:br/>
       <w:br/>
     </w:r>

--- a/tillsyn/A 8258-2026 tillsynsbegäran.docx
+++ b/tillsyn/A 8258-2026 tillsynsbegäran.docx
@@ -1012,7 +1012,7 @@
     <w:r>
       <w:tab/>
       <w:tab/>
-      <w:t>2026-08-15</w:t>
+      <w:t>2026-08-16</w:t>
       <w:br/>
       <w:br/>
     </w:r>

--- a/tillsyn/A 8258-2026 tillsynsbegäran.docx
+++ b/tillsyn/A 8258-2026 tillsynsbegäran.docx
@@ -1012,7 +1012,7 @@
     <w:r>
       <w:tab/>
       <w:tab/>
-      <w:t>2026-08-16</w:t>
+      <w:t>2026-08-17</w:t>
       <w:br/>
       <w:br/>
     </w:r>

--- a/tillsyn/A 8258-2026 tillsynsbegäran.docx
+++ b/tillsyn/A 8258-2026 tillsynsbegäran.docx
@@ -1012,7 +1012,7 @@
     <w:r>
       <w:tab/>
       <w:tab/>
-      <w:t>2026-08-17</w:t>
+      <w:t>2026-08-18</w:t>
       <w:br/>
       <w:br/>
     </w:r>

--- a/tillsyn/A 8258-2026 tillsynsbegäran.docx
+++ b/tillsyn/A 8258-2026 tillsynsbegäran.docx
@@ -1012,7 +1012,7 @@
     <w:r>
       <w:tab/>
       <w:tab/>
-      <w:t>2026-08-18</w:t>
+      <w:t>2026-08-19</w:t>
       <w:br/>
       <w:br/>
     </w:r>

--- a/tillsyn/A 8258-2026 tillsynsbegäran.docx
+++ b/tillsyn/A 8258-2026 tillsynsbegäran.docx
@@ -1012,7 +1012,7 @@
     <w:r>
       <w:tab/>
       <w:tab/>
-      <w:t>2026-08-19</w:t>
+      <w:t>2026-08-20</w:t>
       <w:br/>
       <w:br/>
     </w:r>

--- a/tillsyn/A 8258-2026 tillsynsbegäran.docx
+++ b/tillsyn/A 8258-2026 tillsynsbegäran.docx
@@ -1012,7 +1012,7 @@
     <w:r>
       <w:tab/>
       <w:tab/>
-      <w:t>2026-08-20</w:t>
+      <w:t>2026-08-21</w:t>
       <w:br/>
       <w:br/>
     </w:r>

--- a/tillsyn/A 8258-2026 tillsynsbegäran.docx
+++ b/tillsyn/A 8258-2026 tillsynsbegäran.docx
@@ -1012,7 +1012,7 @@
     <w:r>
       <w:tab/>
       <w:tab/>
-      <w:t>2026-08-21</w:t>
+      <w:t>2026-08-22</w:t>
       <w:br/>
       <w:br/>
     </w:r>

--- a/tillsyn/A 8258-2026 tillsynsbegäran.docx
+++ b/tillsyn/A 8258-2026 tillsynsbegäran.docx
@@ -1012,7 +1012,7 @@
     <w:r>
       <w:tab/>
       <w:tab/>
-      <w:t>2026-08-22</w:t>
+      <w:t>2026-08-23</w:t>
       <w:br/>
       <w:br/>
     </w:r>

--- a/tillsyn/A 8258-2026 tillsynsbegäran.docx
+++ b/tillsyn/A 8258-2026 tillsynsbegäran.docx
@@ -1012,7 +1012,7 @@
     <w:r>
       <w:tab/>
       <w:tab/>
-      <w:t>2026-08-23</w:t>
+      <w:t>2026-08-24</w:t>
       <w:br/>
       <w:br/>
     </w:r>

--- a/tillsyn/A 8258-2026 tillsynsbegäran.docx
+++ b/tillsyn/A 8258-2026 tillsynsbegäran.docx
@@ -1012,7 +1012,7 @@
     <w:r>
       <w:tab/>
       <w:tab/>
-      <w:t>2026-08-24</w:t>
+      <w:t>2026-08-25</w:t>
       <w:br/>
       <w:br/>
     </w:r>

--- a/tillsyn/A 8258-2026 tillsynsbegäran.docx
+++ b/tillsyn/A 8258-2026 tillsynsbegäran.docx
@@ -1012,7 +1012,7 @@
     <w:r>
       <w:tab/>
       <w:tab/>
-      <w:t>2026-08-25</w:t>
+      <w:t>2026-08-26</w:t>
       <w:br/>
       <w:br/>
     </w:r>

--- a/tillsyn/A 8258-2026 tillsynsbegäran.docx
+++ b/tillsyn/A 8258-2026 tillsynsbegäran.docx
@@ -1012,7 +1012,7 @@
     <w:r>
       <w:tab/>
       <w:tab/>
-      <w:t>2026-08-26</w:t>
+      <w:t>2026-08-27</w:t>
       <w:br/>
       <w:br/>
     </w:r>

--- a/tillsyn/A 8258-2026 tillsynsbegäran.docx
+++ b/tillsyn/A 8258-2026 tillsynsbegäran.docx
@@ -1012,7 +1012,7 @@
     <w:r>
       <w:tab/>
       <w:tab/>
-      <w:t>2026-08-27</w:t>
+      <w:t>2026-08-28</w:t>
       <w:br/>
       <w:br/>
     </w:r>

--- a/tillsyn/A 8258-2026 tillsynsbegäran.docx
+++ b/tillsyn/A 8258-2026 tillsynsbegäran.docx
@@ -1012,7 +1012,7 @@
     <w:r>
       <w:tab/>
       <w:tab/>
-      <w:t>2026-08-28</w:t>
+      <w:t>2026-08-29</w:t>
       <w:br/>
       <w:br/>
     </w:r>

--- a/tillsyn/A 8258-2026 tillsynsbegäran.docx
+++ b/tillsyn/A 8258-2026 tillsynsbegäran.docx
@@ -1012,7 +1012,7 @@
     <w:r>
       <w:tab/>
       <w:tab/>
-      <w:t>2026-08-29</w:t>
+      <w:t>2026-08-31</w:t>
       <w:br/>
       <w:br/>
     </w:r>

--- a/tillsyn/A 8258-2026 tillsynsbegäran.docx
+++ b/tillsyn/A 8258-2026 tillsynsbegäran.docx
@@ -1012,7 +1012,7 @@
     <w:r>
       <w:tab/>
       <w:tab/>
-      <w:t>2026-08-31</w:t>
+      <w:t>2026-09-01</w:t>
       <w:br/>
       <w:br/>
     </w:r>

--- a/tillsyn/A 8258-2026 tillsynsbegäran.docx
+++ b/tillsyn/A 8258-2026 tillsynsbegäran.docx
@@ -1012,7 +1012,7 @@
     <w:r>
       <w:tab/>
       <w:tab/>
-      <w:t>2026-09-01</w:t>
+      <w:t>2026-09-02</w:t>
       <w:br/>
       <w:br/>
     </w:r>

--- a/tillsyn/A 8258-2026 tillsynsbegäran.docx
+++ b/tillsyn/A 8258-2026 tillsynsbegäran.docx
@@ -1012,7 +1012,7 @@
     <w:r>
       <w:tab/>
       <w:tab/>
-      <w:t>2026-09-02</w:t>
+      <w:t>2026-09-03</w:t>
       <w:br/>
       <w:br/>
     </w:r>

--- a/tillsyn/A 8258-2026 tillsynsbegäran.docx
+++ b/tillsyn/A 8258-2026 tillsynsbegäran.docx
@@ -1012,7 +1012,7 @@
     <w:r>
       <w:tab/>
       <w:tab/>
-      <w:t>2026-09-03</w:t>
+      <w:t>2026-09-04</w:t>
       <w:br/>
       <w:br/>
     </w:r>

--- a/tillsyn/A 8258-2026 tillsynsbegäran.docx
+++ b/tillsyn/A 8258-2026 tillsynsbegäran.docx
@@ -1012,7 +1012,7 @@
     <w:r>
       <w:tab/>
       <w:tab/>
-      <w:t>2026-09-04</w:t>
+      <w:t>2026-09-05</w:t>
       <w:br/>
       <w:br/>
     </w:r>

--- a/tillsyn/A 8258-2026 tillsynsbegäran.docx
+++ b/tillsyn/A 8258-2026 tillsynsbegäran.docx
@@ -1012,7 +1012,7 @@
     <w:r>
       <w:tab/>
       <w:tab/>
-      <w:t>2026-09-05</w:t>
+      <w:t>2026-09-06</w:t>
       <w:br/>
       <w:br/>
     </w:r>

--- a/tillsyn/A 8258-2026 tillsynsbegäran.docx
+++ b/tillsyn/A 8258-2026 tillsynsbegäran.docx
@@ -1012,7 +1012,7 @@
     <w:r>
       <w:tab/>
       <w:tab/>
-      <w:t>2026-09-06</w:t>
+      <w:t>2026-09-07</w:t>
       <w:br/>
       <w:br/>
     </w:r>

--- a/tillsyn/A 8258-2026 tillsynsbegäran.docx
+++ b/tillsyn/A 8258-2026 tillsynsbegäran.docx
@@ -1012,7 +1012,7 @@
     <w:r>
       <w:tab/>
       <w:tab/>
-      <w:t>2026-09-07</w:t>
+      <w:t>2026-09-08</w:t>
       <w:br/>
       <w:br/>
     </w:r>

--- a/tillsyn/A 8258-2026 tillsynsbegäran.docx
+++ b/tillsyn/A 8258-2026 tillsynsbegäran.docx
@@ -1012,7 +1012,7 @@
     <w:r>
       <w:tab/>
       <w:tab/>
-      <w:t>2026-09-08</w:t>
+      <w:t>2026-09-09</w:t>
       <w:br/>
       <w:br/>
     </w:r>

--- a/tillsyn/A 8258-2026 tillsynsbegäran.docx
+++ b/tillsyn/A 8258-2026 tillsynsbegäran.docx
@@ -1012,7 +1012,7 @@
     <w:r>
       <w:tab/>
       <w:tab/>
-      <w:t>2026-09-09</w:t>
+      <w:t>2026-09-10</w:t>
       <w:br/>
       <w:br/>
     </w:r>

--- a/tillsyn/A 8258-2026 tillsynsbegäran.docx
+++ b/tillsyn/A 8258-2026 tillsynsbegäran.docx
@@ -1012,7 +1012,7 @@
     <w:r>
       <w:tab/>
       <w:tab/>
-      <w:t>2026-09-10</w:t>
+      <w:t>2026-09-11</w:t>
       <w:br/>
       <w:br/>
     </w:r>

--- a/tillsyn/A 8258-2026 tillsynsbegäran.docx
+++ b/tillsyn/A 8258-2026 tillsynsbegäran.docx
@@ -1012,7 +1012,7 @@
     <w:r>
       <w:tab/>
       <w:tab/>
-      <w:t>2026-09-11</w:t>
+      <w:t>2026-09-12</w:t>
       <w:br/>
       <w:br/>
     </w:r>

--- a/tillsyn/A 8258-2026 tillsynsbegäran.docx
+++ b/tillsyn/A 8258-2026 tillsynsbegäran.docx
@@ -1012,7 +1012,7 @@
     <w:r>
       <w:tab/>
       <w:tab/>
-      <w:t>2026-09-12</w:t>
+      <w:t>2026-09-13</w:t>
       <w:br/>
       <w:br/>
     </w:r>
